--- a/prospectus_march_2.docx
+++ b/prospectus_march_2.docx
@@ -2091,21 +2091,7 @@
         <w:rPr>
           <w:rFonts w:ascii="Times New Roman" w:hAnsi="Times New Roman" w:cs="Times New Roman"/>
         </w:rPr>
-        <w:t>Like Pressley, State Senator Liz Miranda also centers her “</w:t>
-      </w:r>
-      <w:proofErr w:type="gramStart"/>
-      <w:r>
-        <w:rPr>
-          <w:rFonts w:ascii="Times New Roman" w:hAnsi="Times New Roman" w:cs="Times New Roman"/>
-        </w:rPr>
-        <w:t>proximally-impacted</w:t>
-      </w:r>
-      <w:proofErr w:type="gramEnd"/>
-      <w:r>
-        <w:rPr>
-          <w:rFonts w:ascii="Times New Roman" w:hAnsi="Times New Roman" w:cs="Times New Roman"/>
-        </w:rPr>
-        <w:t xml:space="preserve">” identities, drawing on familial and personal experiences with the carceral state. Both routinely meet with constituents in prison and quote them in floor speeches and media, maintain ongoing lines of communication with their loved ones, </w:t>
+        <w:t xml:space="preserve">Like Pressley, State Senator Liz Miranda also centers her “proximally-impacted” identities, drawing on familial and personal experiences with the carceral state. Both routinely meet with constituents in prison and quote them in floor speeches and media, maintain ongoing lines of communication with their loved ones, </w:t>
       </w:r>
       <w:commentRangeEnd w:id="2"/>
       <w:r>
@@ -2207,21 +2193,7 @@
         <w:rPr>
           <w:rFonts w:ascii="Times New Roman" w:hAnsi="Times New Roman" w:cs="Times New Roman"/>
         </w:rPr>
-        <w:t xml:space="preserve"> (</w:t>
-      </w:r>
-      <w:proofErr w:type="spellStart"/>
-      <w:r>
-        <w:rPr>
-          <w:rFonts w:ascii="Times New Roman" w:hAnsi="Times New Roman" w:cs="Times New Roman"/>
-        </w:rPr>
-        <w:t>Fenno</w:t>
-      </w:r>
-      <w:proofErr w:type="spellEnd"/>
-      <w:r>
-        <w:rPr>
-          <w:rFonts w:ascii="Times New Roman" w:hAnsi="Times New Roman" w:cs="Times New Roman"/>
-        </w:rPr>
-        <w:t xml:space="preserve"> 1978; Miler 2018)</w:t>
+        <w:t xml:space="preserve"> (Fenno 1978; Miler 2018)</w:t>
       </w:r>
       <w:r>
         <w:rPr>
@@ -2394,21 +2366,7 @@
         <w:rPr>
           <w:rFonts w:ascii="Times New Roman" w:hAnsi="Times New Roman" w:cs="Times New Roman"/>
         </w:rPr>
-        <w:t xml:space="preserve">or the groups they invoke – or </w:t>
-      </w:r>
-      <w:proofErr w:type="gramStart"/>
-      <w:r>
-        <w:rPr>
-          <w:rFonts w:ascii="Times New Roman" w:hAnsi="Times New Roman" w:cs="Times New Roman"/>
-        </w:rPr>
-        <w:t>symbolically represent</w:t>
-      </w:r>
-      <w:proofErr w:type="gramEnd"/>
-      <w:r>
-        <w:rPr>
-          <w:rFonts w:ascii="Times New Roman" w:hAnsi="Times New Roman" w:cs="Times New Roman"/>
-        </w:rPr>
-        <w:t xml:space="preserve"> </w:t>
+        <w:t xml:space="preserve">or the groups they invoke – or symbolically represent </w:t>
       </w:r>
       <w:r>
         <w:rPr>
@@ -2547,35 +2505,13 @@
         <w:rPr>
           <w:rFonts w:ascii="Times New Roman" w:hAnsi="Times New Roman" w:cs="Times New Roman"/>
         </w:rPr>
-        <w:t xml:space="preserve">Thus, while we know [] and </w:t>
-      </w:r>
-      <w:proofErr w:type="gramStart"/>
+        <w:t xml:space="preserve">Thus, while we know [] and [ ], </w:t>
+      </w:r>
       <w:r>
         <w:rPr>
           <w:rFonts w:ascii="Times New Roman" w:hAnsi="Times New Roman" w:cs="Times New Roman"/>
         </w:rPr>
-        <w:t>[ ]</w:t>
-      </w:r>
-      <w:proofErr w:type="gramEnd"/>
-      <w:r>
-        <w:rPr>
-          <w:rFonts w:ascii="Times New Roman" w:hAnsi="Times New Roman" w:cs="Times New Roman"/>
-        </w:rPr>
-        <w:t xml:space="preserve">, </w:t>
-      </w:r>
-      <w:proofErr w:type="gramStart"/>
-      <w:r>
-        <w:rPr>
-          <w:rFonts w:ascii="Times New Roman" w:hAnsi="Times New Roman" w:cs="Times New Roman"/>
-        </w:rPr>
-        <w:t>legislators’</w:t>
-      </w:r>
-      <w:proofErr w:type="gramEnd"/>
-      <w:r>
-        <w:rPr>
-          <w:rFonts w:ascii="Times New Roman" w:hAnsi="Times New Roman" w:cs="Times New Roman"/>
-        </w:rPr>
-        <w:t xml:space="preserve"> lived experiences with the criminal legal system </w:t>
+        <w:t xml:space="preserve">legislators’ lived experiences with the criminal legal system </w:t>
       </w:r>
       <w:r>
         <w:rPr>
@@ -2608,27 +2544,13 @@
         <w:rPr>
           <w:rFonts w:ascii="Times New Roman" w:hAnsi="Times New Roman" w:cs="Times New Roman"/>
         </w:rPr>
-        <w:t xml:space="preserve">[whether incarcerated people are recognized as constituents at </w:t>
-      </w:r>
-      <w:proofErr w:type="gramStart"/>
+        <w:t>[whether incarcerated people are recognized as constituents at all</w:t>
+      </w:r>
       <w:r>
         <w:rPr>
           <w:rFonts w:ascii="Times New Roman" w:hAnsi="Times New Roman" w:cs="Times New Roman"/>
         </w:rPr>
-        <w:t>all</w:t>
-      </w:r>
-      <w:r>
-        <w:rPr>
-          <w:rFonts w:ascii="Times New Roman" w:hAnsi="Times New Roman" w:cs="Times New Roman"/>
-        </w:rPr>
-        <w:t xml:space="preserve"> ;</w:t>
-      </w:r>
-      <w:proofErr w:type="gramEnd"/>
-      <w:r>
-        <w:rPr>
-          <w:rFonts w:ascii="Times New Roman" w:hAnsi="Times New Roman" w:cs="Times New Roman"/>
-        </w:rPr>
-        <w:t xml:space="preserve"> how representational dynamics for carceral citizens intersect: </w:t>
+        <w:t xml:space="preserve"> ; how representational dynamics for carceral citizens intersect: </w:t>
       </w:r>
       <w:r>
         <w:rPr>
@@ -2880,47 +2802,25 @@
           <w:rFonts w:ascii="Times New Roman" w:hAnsi="Times New Roman" w:cs="Times New Roman"/>
         </w:rPr>
         <w:lastRenderedPageBreak/>
-        <w:t xml:space="preserve">Existing research suggests reason for skepticism that such representation is ‘responsive’ or inclusive. Policies that bear on incarceration may reflect ‘selective hearing,’ [interests/preferences], or prioritize counter constituencies such as victims’ rights groups, punitive public sentiment, or carceral economies. Symbolic gestures that accompany reform may acknowledge criminal legal issues without constructing incarcerated people as deserving constituents or political </w:t>
-      </w:r>
-      <w:proofErr w:type="gramStart"/>
+        <w:t xml:space="preserve">Existing research suggests reason for skepticism that such representation is ‘responsive’ or inclusive. Policies that bear on incarceration may reflect ‘selective hearing,’ [interests/preferences], or prioritize counter constituencies such as victims’ rights groups, punitive public sentiment, or carceral economies. Symbolic gestures that accompany reform may acknowledge criminal legal issues without constructing incarcerated people as deserving constituents or political actors in their own right. </w:t>
+      </w:r>
       <w:r>
         <w:rPr>
           <w:rFonts w:ascii="Times New Roman" w:hAnsi="Times New Roman" w:cs="Times New Roman"/>
         </w:rPr>
-        <w:t>actors in their own right</w:t>
-      </w:r>
-      <w:proofErr w:type="gramEnd"/>
+        <w:t>While there may be</w:t>
+      </w:r>
       <w:r>
         <w:rPr>
           <w:rFonts w:ascii="Times New Roman" w:hAnsi="Times New Roman" w:cs="Times New Roman"/>
         </w:rPr>
-        <w:t xml:space="preserve">. </w:t>
+        <w:t xml:space="preserve"> exceptions – particularly among Black legislators and legislators of color </w:t>
       </w:r>
       <w:r>
         <w:rPr>
           <w:rFonts w:ascii="Times New Roman" w:hAnsi="Times New Roman" w:cs="Times New Roman"/>
         </w:rPr>
-        <w:t>While there may be</w:t>
-      </w:r>
-      <w:r>
-        <w:rPr>
-          <w:rFonts w:ascii="Times New Roman" w:hAnsi="Times New Roman" w:cs="Times New Roman"/>
-        </w:rPr>
-        <w:t xml:space="preserve"> exceptions – particularly among Black legislators and legislators of color </w:t>
-      </w:r>
-      <w:proofErr w:type="gramStart"/>
-      <w:r>
-        <w:rPr>
-          <w:rFonts w:ascii="Times New Roman" w:hAnsi="Times New Roman" w:cs="Times New Roman"/>
-        </w:rPr>
-        <w:t>( )</w:t>
-      </w:r>
-      <w:proofErr w:type="gramEnd"/>
-      <w:r>
-        <w:rPr>
-          <w:rFonts w:ascii="Times New Roman" w:hAnsi="Times New Roman" w:cs="Times New Roman"/>
-        </w:rPr>
-        <w:t xml:space="preserve"> </w:t>
+        <w:t xml:space="preserve">( ) </w:t>
       </w:r>
       <w:r>
         <w:rPr>
@@ -3123,21 +3023,7 @@
         <w:rPr>
           <w:u w:val="single"/>
         </w:rPr>
-        <w:t xml:space="preserve"> </w:t>
-      </w:r>
-      <w:proofErr w:type="gramStart"/>
-      <w:r>
-        <w:rPr>
-          <w:u w:val="single"/>
-        </w:rPr>
-        <w:t>So</w:t>
-      </w:r>
-      <w:proofErr w:type="gramEnd"/>
-      <w:r>
-        <w:rPr>
-          <w:u w:val="single"/>
-        </w:rPr>
-        <w:t xml:space="preserve"> What</w:t>
+        <w:t xml:space="preserve"> So What</w:t>
       </w:r>
     </w:p>
     <w:p>
@@ -3227,15 +3113,7 @@
         <w:t xml:space="preserve"> </w:t>
       </w:r>
       <w:r>
-        <w:t xml:space="preserve">representational environment (Horowitz 2003, </w:t>
-      </w:r>
-      <w:proofErr w:type="spellStart"/>
-      <w:r>
-        <w:t>Lijphart</w:t>
-      </w:r>
-      <w:proofErr w:type="spellEnd"/>
-      <w:r>
-        <w:t xml:space="preserve"> 2004, 2012), or “good” or even possible </w:t>
+        <w:t xml:space="preserve">representational environment (Horowitz 2003, Lijphart 2004, 2012), or “good” or even possible </w:t>
       </w:r>
       <w:r>
         <w:t>representation</w:t>
@@ -3477,7 +3355,6 @@
         </w:rPr>
         <w:t xml:space="preserve"> </w:t>
       </w:r>
-      <w:proofErr w:type="gramStart"/>
       <w:r>
         <w:rPr>
           <w:highlight w:val="lightGray"/>
@@ -3488,14 +3365,7 @@
         <w:rPr>
           <w:highlight w:val="lightGray"/>
         </w:rPr>
-        <w:t>scholars</w:t>
-      </w:r>
-      <w:proofErr w:type="gramEnd"/>
-      <w:r>
-        <w:rPr>
-          <w:highlight w:val="lightGray"/>
-        </w:rPr>
-        <w:t xml:space="preserve"> use these measures to diagnose whether access to office is broadly distributed or systematically filtered</w:t>
+        <w:t>scholars use these measures to diagnose whether access to office is broadly distributed or systematically filtered</w:t>
       </w:r>
       <w:r>
         <w:rPr>
@@ -3797,13 +3667,8 @@
         <w:ind w:firstLine="720"/>
       </w:pPr>
       <w:commentRangeStart w:id="12"/>
-      <w:proofErr w:type="gramStart"/>
-      <w:r>
-        <w:t>Yet,</w:t>
-      </w:r>
-      <w:proofErr w:type="gramEnd"/>
-      <w:r>
-        <w:t xml:space="preserve"> the downstream case runs deeper still in conceptions of representation’s deliberative function. Legislator</w:t>
+      <w:r>
+        <w:t>Yet, the downstream case runs deeper still in conceptions of representation’s deliberative function. Legislator</w:t>
       </w:r>
       <w:r>
         <w:t>s</w:t>
@@ -3815,15 +3680,7 @@
         <w:t>constituencies</w:t>
       </w:r>
       <w:r>
-        <w:t xml:space="preserve">’ claims, and whose </w:t>
-      </w:r>
-      <w:proofErr w:type="gramStart"/>
-      <w:r>
-        <w:t>interests</w:t>
-      </w:r>
-      <w:proofErr w:type="gramEnd"/>
-      <w:r>
-        <w:t xml:space="preserve"> legislators consider politically relevant.  In these functions and interactions with their districts, legislators themselves even define constituencies (Disch 2021).</w:t>
+        <w:t>’ claims, and whose interests legislators consider politically relevant.  In these functions and interactions with their districts, legislators themselves even define constituencies (Disch 2021).</w:t>
       </w:r>
     </w:p>
     <w:p>
@@ -3875,7 +3732,7 @@
       </w:pPr>
       <w:r>
         <w:lastRenderedPageBreak/>
-        <w:t xml:space="preserve">Descriptive Representation in Empirics </w:t>
+        <w:t>Patterns and Mechanisms: The Empirical Literature on Descriptive Representation</w:t>
       </w:r>
     </w:p>
     <w:p>
@@ -3883,64 +3740,6 @@
         <w:spacing w:line="360" w:lineRule="auto"/>
         <w:ind w:firstLine="720"/>
       </w:pPr>
-      <w:r>
-        <w:t>Indeed, a</w:t>
-      </w:r>
-      <w:r>
-        <w:t xml:space="preserve"> large empirical literature </w:t>
-      </w:r>
-      <w:r>
-        <w:t xml:space="preserve">has employed descriptive representation as a core indicator </w:t>
-      </w:r>
-      <w:r>
-        <w:t xml:space="preserve">of democratic inclusion and </w:t>
-      </w:r>
-      <w:r>
-        <w:t xml:space="preserve">institutional performance.  </w:t>
-      </w:r>
-      <w:r>
-        <w:t xml:space="preserve">Across </w:t>
-      </w:r>
-      <w:r>
-        <w:t xml:space="preserve">geographic </w:t>
-      </w:r>
-      <w:r>
-        <w:t>contexts</w:t>
-      </w:r>
-      <w:r>
-        <w:t xml:space="preserve"> and levels of government ()</w:t>
-      </w:r>
-      <w:r>
-        <w:t xml:space="preserve">, scholars have </w:t>
-      </w:r>
-      <w:r>
-        <w:t xml:space="preserve">established evidence on who legislators tend to be, when these compositions change, and both what produces them (US) and their consequences (DS). </w:t>
-      </w:r>
-      <w:r>
-        <w:t>Below</w:t>
-      </w:r>
-      <w:r>
-        <w:t xml:space="preserve">, I will </w:t>
-      </w:r>
-      <w:r>
-        <w:t>briefly introduce established knowledge on, first, who elected representatives tend to be. Then, I will turn to what I’ve framed as “upstream” and “downstream” causes and consequences, which themselves organize around [the following terms/concepts</w:t>
-      </w:r>
-      <w:proofErr w:type="gramStart"/>
-      <w:r>
-        <w:t>:]. . .</w:t>
-      </w:r>
-      <w:proofErr w:type="gramEnd"/>
-    </w:p>
-    <w:p>
-      <w:pPr>
-        <w:pStyle w:val="Heading4"/>
-      </w:pPr>
-      <w:r>
-        <w:t>Who Legislators Tend to Be/Composition</w:t>
-      </w:r>
-      <w:r>
-        <w:t>/Representational Inequalities</w:t>
-      </w:r>
     </w:p>
     <w:p>
       <w:pPr>
@@ -3948,15 +3747,45 @@
         <w:ind w:firstLine="720"/>
       </w:pPr>
       <w:r>
-        <w:t>The composition of who holds elected office shows that formal equality has not produced equality of [access/representation</w:t>
-      </w:r>
-      <w:proofErr w:type="gramStart"/>
-      <w:r>
-        <w:t>], but</w:t>
-      </w:r>
-      <w:proofErr w:type="gramEnd"/>
-      <w:r>
-        <w:t xml:space="preserve"> reflects foundational structural exclusion. In other words, the formal exclusion of women, Black Americans and other racial minority groups, and even economic exclusions appear to have remarkably sedimented: there remain substantial and persistent gaps between the composition of political institutions and the publics they represent.  </w:t>
+        <w:t>Indeed, a</w:t>
+      </w:r>
+      <w:r>
+        <w:t xml:space="preserve"> large empirical literature </w:t>
+      </w:r>
+      <w:r>
+        <w:t xml:space="preserve">has employed descriptive representation as a core indicator </w:t>
+      </w:r>
+      <w:r>
+        <w:t xml:space="preserve">of democratic inclusion and </w:t>
+      </w:r>
+      <w:r>
+        <w:t xml:space="preserve">institutional performance.  </w:t>
+      </w:r>
+      <w:r>
+        <w:t xml:space="preserve">Across </w:t>
+      </w:r>
+      <w:r>
+        <w:t xml:space="preserve">geographic </w:t>
+      </w:r>
+      <w:r>
+        <w:t>contexts</w:t>
+      </w:r>
+      <w:r>
+        <w:t xml:space="preserve"> and levels of government ()</w:t>
+      </w:r>
+      <w:r>
+        <w:t xml:space="preserve">, scholars have </w:t>
+      </w:r>
+      <w:r>
+        <w:t xml:space="preserve">established evidence on who legislators tend to be, when these compositions change, and both what produces them (US) and their consequences (DS). </w:t>
+      </w:r>
+    </w:p>
+    <w:p>
+      <w:pPr>
+        <w:pStyle w:val="Heading4"/>
+      </w:pPr>
+      <w:r>
+        <w:t>Who Governs: Persistent Gaps in Legislative Composition</w:t>
       </w:r>
     </w:p>
     <w:p>
@@ -3965,6 +3794,15 @@
         <w:ind w:firstLine="720"/>
       </w:pPr>
       <w:r>
+        <w:t xml:space="preserve">The composition of who holds elected office shows that formal equality has not produced equality of [access/representation], but reflects foundational structural exclusion. In other words, the formal exclusion of women, Black Americans and other racial minority groups, and even economic exclusions appear to have remarkably sedimented: there remain substantial and persistent gaps between the composition of political institutions and the publics they represent.  </w:t>
+      </w:r>
+    </w:p>
+    <w:p>
+      <w:pPr>
+        <w:spacing w:line="360" w:lineRule="auto"/>
+        <w:ind w:firstLine="720"/>
+      </w:pPr>
+      <w:r>
         <w:t xml:space="preserve">In general, women are unrepresented in political office; across state legislatures, gender representation varies considerably, from a third in some states to “less than one in 10 female legislators in other states” (Atkeson and Carillo 2007).  </w:t>
       </w:r>
       <w:r>
@@ -4008,36 +3846,32 @@
         <w:ind w:firstLine="720"/>
       </w:pPr>
       <w:r>
-        <w:t xml:space="preserve">These disparities [….] in leadership positions. </w:t>
+        <w:t xml:space="preserve">These disparities </w:t>
+      </w:r>
+      <w:r>
+        <w:t>extend to and in some cases are exacerbated</w:t>
+      </w:r>
+      <w:r>
+        <w:t xml:space="preserve"> in leadership positions. </w:t>
       </w:r>
       <w:r>
         <w:t>While for women, proportions in leadership positions roughly reflect overall proportions (Whicker and Jewell 1998)</w:t>
       </w:r>
-    </w:p>
-    <w:p>
-      <w:pPr>
-        <w:pStyle w:val="ListParagraph"/>
-        <w:numPr>
-          <w:ilvl w:val="1"/>
-          <w:numId w:val="27"/>
-        </w:numPr>
-        <w:spacing w:line="360" w:lineRule="auto"/>
-      </w:pPr>
-      <w:r>
-        <w:t>Leadership representation for Black reps</w:t>
-      </w:r>
-    </w:p>
-    <w:p>
-      <w:pPr>
-        <w:pStyle w:val="ListParagraph"/>
-        <w:numPr>
-          <w:ilvl w:val="1"/>
-          <w:numId w:val="27"/>
-        </w:numPr>
-        <w:spacing w:line="360" w:lineRule="auto"/>
-      </w:pPr>
-      <w:r>
-        <w:t xml:space="preserve">Do we know about wealth in leadership? </w:t>
+      <w:r>
+        <w:t>, representation in leadership positions for Black representatives. . . representation in leadership by class. . .</w:t>
+      </w:r>
+    </w:p>
+    <w:p>
+      <w:pPr>
+        <w:pStyle w:val="Heading4"/>
+      </w:pPr>
+    </w:p>
+    <w:p>
+      <w:pPr>
+        <w:pStyle w:val="Heading4"/>
+      </w:pPr>
+      <w:r>
+        <w:t>Upstream: Structural Filters on Access to Office</w:t>
       </w:r>
     </w:p>
     <w:p>
@@ -4076,13 +3910,8 @@
         </w:numPr>
         <w:spacing w:line="360" w:lineRule="auto"/>
       </w:pPr>
-      <w:proofErr w:type="gramStart"/>
-      <w:r>
-        <w:t>Feedbacks</w:t>
-      </w:r>
-      <w:proofErr w:type="gramEnd"/>
-      <w:r>
-        <w:t xml:space="preserve"> between institutional design, participation, subsequent outcomes</w:t>
+      <w:r>
+        <w:t>Feedbacks between institutional design, participation, subsequent outcomes</w:t>
       </w:r>
     </w:p>
     <w:p>
@@ -4102,47 +3931,7 @@
           <w:i/>
           <w:iCs/>
         </w:rPr>
-        <w:t xml:space="preserve">There is </w:t>
-      </w:r>
-      <w:proofErr w:type="gramStart"/>
-      <w:r>
-        <w:rPr>
-          <w:b/>
-          <w:bCs/>
-          <w:i/>
-          <w:iCs/>
-        </w:rPr>
-        <w:t>actually shared</w:t>
-      </w:r>
-      <w:proofErr w:type="gramEnd"/>
-      <w:r>
-        <w:rPr>
-          <w:b/>
-          <w:bCs/>
-          <w:i/>
-          <w:iCs/>
-        </w:rPr>
-        <w:t xml:space="preserve"> interest/preference + </w:t>
-      </w:r>
-      <w:proofErr w:type="spellStart"/>
-      <w:r>
-        <w:rPr>
-          <w:b/>
-          <w:bCs/>
-          <w:i/>
-          <w:iCs/>
-        </w:rPr>
-        <w:t>Fenno</w:t>
-      </w:r>
-      <w:proofErr w:type="spellEnd"/>
-      <w:r>
-        <w:rPr>
-          <w:b/>
-          <w:bCs/>
-          <w:i/>
-          <w:iCs/>
-        </w:rPr>
-        <w:t>, if constituencies are concentric circles, for myriad reasons identity of a legislator might shape who they perceive/salience</w:t>
+        <w:t>There is actually shared interest/preference + Fenno, if constituencies are concentric circles, for myriad reasons identity of a legislator might shape who they perceive/salience</w:t>
       </w:r>
     </w:p>
     <w:p>
@@ -4164,29 +3953,13 @@
         <w:t>, as legislators’ identities alone shape their policy preferences</w:t>
       </w:r>
       <w:r>
-        <w:t xml:space="preserve"> beyond electoral motivations (Reingold 2000, </w:t>
-      </w:r>
-      <w:proofErr w:type="spellStart"/>
-      <w:r>
-        <w:t>Broockman</w:t>
-      </w:r>
-      <w:proofErr w:type="spellEnd"/>
-      <w:r>
-        <w:t xml:space="preserve"> 2013)</w:t>
+        <w:t xml:space="preserve"> beyond electoral motivations (Reingold 2000, Broockman 2013)</w:t>
       </w:r>
       <w:r>
         <w:t>. P</w:t>
       </w:r>
       <w:r>
-        <w:t>articularly on distributive matters and their perception of the importance of economic inequality (</w:t>
-      </w:r>
-      <w:proofErr w:type="spellStart"/>
-      <w:r>
-        <w:t>Hakhverdian</w:t>
-      </w:r>
-      <w:proofErr w:type="spellEnd"/>
-      <w:r>
-        <w:t xml:space="preserve"> 2015, Griger et al 2012, Lupu &amp; Warner 2022, Persson 2021)</w:t>
+        <w:t>articularly on distributive matters and their perception of the importance of economic inequality (Hakhverdian 2015, Griger et al 2012, Lupu &amp; Warner 2022, Persson 2021)</w:t>
       </w:r>
       <w:r>
         <w:t xml:space="preserve">. </w:t>
@@ -4202,15 +3975,8 @@
         <w:spacing w:line="360" w:lineRule="auto"/>
       </w:pPr>
       <w:r>
-        <w:t xml:space="preserve">Such shared preferences between a legislator and their congruent constituency could reflect matters beyond </w:t>
-      </w:r>
-      <w:proofErr w:type="spellStart"/>
-      <w:r>
-        <w:t>self interests</w:t>
-      </w:r>
-      <w:proofErr w:type="spellEnd"/>
-      <w:r>
-        <w:t xml:space="preserve"> -  </w:t>
+        <w:lastRenderedPageBreak/>
+        <w:t xml:space="preserve">Such shared preferences between a legislator and their congruent constituency could reflect matters beyond self interests -  </w:t>
       </w:r>
     </w:p>
     <w:p>
@@ -4223,38 +3989,107 @@
         <w:spacing w:line="360" w:lineRule="auto"/>
       </w:pPr>
       <w:r>
-        <w:lastRenderedPageBreak/>
         <w:t xml:space="preserve">Whether because of differences in self-interest, ideology, or social networks, economically advantaged legislators tend to hold views congruent with economically advantaged citizens, and these legislators may be better positioned to advance their preferred policies (Carnes &amp; Lupu 2023; Meltzer &amp; Richard 1981; Piketty 1995). </w:t>
       </w:r>
     </w:p>
     <w:p>
       <w:pPr>
+        <w:pStyle w:val="Heading4"/>
+      </w:pPr>
+      <w:r>
+        <w:t>Downstream</w:t>
+      </w:r>
+      <w:r>
+        <w:t>: Identity, Perception, and Legislative Behavior</w:t>
+      </w:r>
+    </w:p>
+    <w:p>
+      <w:pPr>
         <w:spacing w:line="360" w:lineRule="auto"/>
       </w:pPr>
+      <w:r>
+        <w:t>These characteristics matter because]</w:t>
+      </w:r>
+      <w:r>
+        <w:t xml:space="preserve"> is associated with </w:t>
+      </w:r>
+      <w:r>
+        <w:t xml:space="preserve">what </w:t>
+      </w:r>
+      <w:r>
+        <w:t xml:space="preserve">political scientists consider matters of “substantive” representation, policy congruence, or policy responsiveness. [WHICH I USE/WHAT I MEAN]. </w:t>
+      </w:r>
     </w:p>
     <w:p>
       <w:pPr>
         <w:spacing w:line="360" w:lineRule="auto"/>
-      </w:pPr>
-      <w:r>
         <w:rPr>
           <w:b/>
           <w:bCs/>
           <w:i/>
           <w:iCs/>
         </w:rPr>
-        <w:t xml:space="preserve">Downstream – </w:t>
-      </w:r>
-      <w:proofErr w:type="gramStart"/>
-      <w:r>
+      </w:pPr>
+      <w:r>
+        <w:t>substantive policy gains for underrepresented groups, particularly in moments of policy innovation or when issues are in early stages of redress (Bratton &amp; Ray 2002).</w:t>
+      </w:r>
+    </w:p>
+    <w:p>
+      <w:pPr>
+        <w:spacing w:line="360" w:lineRule="auto"/>
+      </w:pPr>
+      <w:r>
+        <w:t xml:space="preserve">Indeed, descriptive representatives  XYZ bill sponsorship (Bratton and Haynie 1999, Reingold 2008, Rouse 2013, Barnello and Bratton 2007, Saraceno, Hansen and Treul 2021) and are more likely to vote for it (Grose 2011). </w:t>
+      </w:r>
+    </w:p>
+    <w:p>
+      <w:pPr>
+        <w:spacing w:line="360" w:lineRule="auto"/>
+      </w:pPr>
+      <w:r>
+        <w:t xml:space="preserve">Moreover, evidence that </w:t>
+      </w:r>
+      <w:r>
+        <w:t xml:space="preserve">gender and racial/ethnic </w:t>
+      </w:r>
+      <w:r>
+        <w:t>descriptive  representatives spend more political capital on such legislation suggests not only salience, but that measures of “substantive” representation should take into account that not substantive acts are qualitatively equivalent (</w:t>
+      </w:r>
+      <w:r>
+        <w:t xml:space="preserve">Burrell 1997, Murphy 1997, </w:t>
+      </w:r>
+      <w:r>
+        <w:t>Minta 2009, Butler and Broockman 2011). Further, w</w:t>
+      </w:r>
+      <w:r>
+        <w:t>hile some argue that these behaviors are less a matter of racial or other identity than party identity, I suggest that this distinction doesn’t matter: if congruent then still congruent, and also party may be downstream of identity – or should be better understood as broader political orientations.</w:t>
+      </w:r>
+    </w:p>
+    <w:p>
+      <w:pPr>
+        <w:spacing w:line="360" w:lineRule="auto"/>
+      </w:pPr>
+      <w:r>
+        <w:t xml:space="preserve">*Above should note difference in “dyadic” representation and collective representation, which Rocha et al (2010) note is “necessary for translating descriptive representation into substantive policy outcomes,” as it is “what scholars have linked to shifts in policy within the United States,” particularly within states, where “studies have consistently linked the </w:t>
+      </w:r>
+      <w:r>
+        <w:lastRenderedPageBreak/>
+        <w:t xml:space="preserve">overall percentage of minorities within the legislature to the levels of substantive representation for Latinos (Preuhs 2006, 2007) and African Americans (Haynie 2001, Owens 2005)”  (891). On this front, </w:t>
+      </w:r>
+      <w:r>
+        <w:t>Black representation is connected to increased policy outcomes understood as in the interests of minority constituencies (Eisinger 1982, Bratton and Haynie 1999, Fording 2003, Owens 2005, Welch, Combs, Gruhl 1990)</w:t>
+      </w:r>
+    </w:p>
+    <w:p>
+      <w:pPr>
+        <w:spacing w:line="360" w:lineRule="auto"/>
         <w:rPr>
           <w:b/>
           <w:bCs/>
           <w:i/>
           <w:iCs/>
         </w:rPr>
-        <w:t>Policy</w:t>
-      </w:r>
+      </w:pPr>
       <w:r>
         <w:rPr>
           <w:b/>
@@ -4262,35 +4097,67 @@
           <w:i/>
           <w:iCs/>
         </w:rPr>
-        <w:t xml:space="preserve">  &amp;</w:t>
-      </w:r>
-      <w:proofErr w:type="gramEnd"/>
-      <w:r>
+        <w:t xml:space="preserve">Up and Downstream </w:t>
+      </w:r>
+    </w:p>
+    <w:p>
+      <w:pPr>
+        <w:spacing w:line="360" w:lineRule="auto"/>
+        <w:rPr>
+          <w:i/>
+          <w:iCs/>
+        </w:rPr>
+      </w:pPr>
+      <w:r>
+        <w:rPr>
+          <w:i/>
+          <w:iCs/>
+        </w:rPr>
+        <w:t xml:space="preserve">Variance if efficacy across descriptive representatives underscores the inherent interaction between upstream and downstream matters, and centrality of descriptive characteristics alone. </w:t>
+      </w:r>
+    </w:p>
+    <w:p>
+      <w:pPr>
+        <w:spacing w:line="360" w:lineRule="auto"/>
+      </w:pPr>
+      <w:r>
+        <w:t xml:space="preserve">And indeed, the effect of descriptive representation on policy outcomes – or is variable. </w:t>
+      </w:r>
+    </w:p>
+    <w:p>
+      <w:pPr>
+        <w:spacing w:line="360" w:lineRule="auto"/>
+      </w:pPr>
+      <w:r>
+        <w:t xml:space="preserve">Some find that women legislators are more effective at passing legislation in general gender interests (Bratton and Haynie 1999), but others hae more recently complicated the gender-descriptive-to-substantive pipieline (Crowley 2004, Tolbert &amp; Steurnagel 2001, Weldon 2002). </w:t>
+      </w:r>
+    </w:p>
+    <w:p>
+      <w:pPr>
+        <w:spacing w:line="360" w:lineRule="auto"/>
+      </w:pPr>
+      <w:r>
+        <w:t xml:space="preserve">Policy outcomes as a result of Black descriptive representation are similarly mixed – Bratton and Haynie (1999) find that legislation sponsored by Black representatives has lower success rates than white sponsored legislation. [is that about congruence?] </w:t>
+      </w:r>
+    </w:p>
+    <w:p>
+      <w:pPr>
+        <w:spacing w:line="360" w:lineRule="auto"/>
+      </w:pPr>
+      <w:r>
+        <w:t xml:space="preserve">As disparities in descriptive rep suggest sedimented inequalities, disparities in efficacy reflect sedimented disparities in resources, institutional cultures and norms, and interactions with colleagues. On the one hand [citation about committee positions, staff, etc]. On the other, Hawkesoworth (2003) shows that the racialization of Congress/institutions condition the direction and strength of descriptive representation by stymieying coalition building and racial minority influence within the building.  Moreover, others highlight overt racial hostility and backlash among white legislators in response to racial minority legislator gains (Haider-Markel 2007, Preuhs 2006). </w:t>
+      </w:r>
+    </w:p>
+    <w:p>
+      <w:pPr>
+        <w:spacing w:line="360" w:lineRule="auto"/>
         <w:rPr>
           <w:b/>
           <w:bCs/>
           <w:i/>
           <w:iCs/>
         </w:rPr>
-        <w:t xml:space="preserve"> Process </w:t>
-      </w:r>
-    </w:p>
-    <w:p>
-      <w:pPr>
-        <w:spacing w:line="360" w:lineRule="auto"/>
-      </w:pPr>
-      <w:r>
-        <w:t>These characteristics matter because]</w:t>
-      </w:r>
-      <w:r>
-        <w:t xml:space="preserve"> is associated with </w:t>
-      </w:r>
-      <w:r>
-        <w:t xml:space="preserve">what </w:t>
-      </w:r>
-      <w:r>
-        <w:t xml:space="preserve">political scientists consider matters of “substantive” representation, policy congruence, or policy responsiveness. [WHICH I USE/WHAT I MEAN]. </w:t>
-      </w:r>
+      </w:pPr>
     </w:p>
     <w:p>
       <w:pPr>
@@ -4303,1209 +4170,2800 @@
         </w:rPr>
       </w:pPr>
       <w:r>
-        <w:t>substantive policy gains for underrepresented groups, particularly in moments of policy innovation or when issues are in early stages of redress (Bratton &amp; Ray 2002).</w:t>
-      </w:r>
-    </w:p>
-    <w:p>
-      <w:pPr>
-        <w:spacing w:line="360" w:lineRule="auto"/>
-      </w:pPr>
-      <w:r>
-        <w:t xml:space="preserve">Indeed, descriptive </w:t>
-      </w:r>
-      <w:proofErr w:type="gramStart"/>
-      <w:r>
-        <w:t>representatives  XYZ</w:t>
-      </w:r>
-      <w:proofErr w:type="gramEnd"/>
-      <w:r>
-        <w:t xml:space="preserve"> bill sponsorship (Bratton and Haynie 1999, Reingold 2008, Rouse 2013, Barnello and Bratton 2007, Saraceno, Hansen and </w:t>
-      </w:r>
-      <w:proofErr w:type="spellStart"/>
-      <w:r>
-        <w:t>Treul</w:t>
-      </w:r>
-      <w:proofErr w:type="spellEnd"/>
-      <w:r>
-        <w:t xml:space="preserve"> 2021) and are more likely to vote for it (Grose 2011). </w:t>
-      </w:r>
-    </w:p>
-    <w:p>
-      <w:pPr>
-        <w:spacing w:line="360" w:lineRule="auto"/>
-      </w:pPr>
-      <w:r>
-        <w:t xml:space="preserve">Moreover, evidence that </w:t>
-      </w:r>
-      <w:r>
-        <w:t xml:space="preserve">gender and racial/ethnic </w:t>
-      </w:r>
-      <w:proofErr w:type="gramStart"/>
-      <w:r>
-        <w:t>descriptive  representatives</w:t>
-      </w:r>
-      <w:proofErr w:type="gramEnd"/>
-      <w:r>
-        <w:t xml:space="preserve"> spend more political capital on such legislation suggests not only salience, but that measures of “substantive” representation should </w:t>
-      </w:r>
-      <w:proofErr w:type="gramStart"/>
-      <w:r>
-        <w:t>take into account</w:t>
-      </w:r>
-      <w:proofErr w:type="gramEnd"/>
-      <w:r>
-        <w:t xml:space="preserve"> that </w:t>
-      </w:r>
-      <w:proofErr w:type="spellStart"/>
-      <w:r>
-        <w:t>not</w:t>
-      </w:r>
-      <w:proofErr w:type="spellEnd"/>
-      <w:r>
-        <w:t xml:space="preserve"> substantive acts are qualitatively equivalent (</w:t>
-      </w:r>
-      <w:r>
-        <w:t xml:space="preserve">Burrell 1997, Murphy 1997, </w:t>
-      </w:r>
-      <w:r>
-        <w:t xml:space="preserve">Minta 2009, Butler and </w:t>
-      </w:r>
-      <w:proofErr w:type="spellStart"/>
-      <w:r>
-        <w:t>Broockman</w:t>
-      </w:r>
-      <w:proofErr w:type="spellEnd"/>
-      <w:r>
-        <w:t xml:space="preserve"> 2011). Further, w</w:t>
-      </w:r>
-      <w:r>
-        <w:t xml:space="preserve">hile some argue that these behaviors are less a matter of racial or other identity than party identity, I suggest that this distinction doesn’t matter: if congruent then still congruent, </w:t>
-      </w:r>
-      <w:proofErr w:type="gramStart"/>
-      <w:r>
-        <w:t>and also</w:t>
-      </w:r>
-      <w:proofErr w:type="gramEnd"/>
-      <w:r>
-        <w:t xml:space="preserve"> party may be downstream of identity – or should be better understood as broader political orientations.</w:t>
-      </w:r>
-    </w:p>
-    <w:p>
-      <w:pPr>
-        <w:spacing w:line="360" w:lineRule="auto"/>
-      </w:pPr>
-      <w:r>
-        <w:t xml:space="preserve">*Above should note difference in “dyadic” representation and collective representation, which Rocha et al (2010) note is “necessary for translating descriptive representation into substantive policy outcomes,” as it is “what scholars have linked to shifts in policy within the United States,” particularly within states, where “studies have consistently linked the </w:t>
-      </w:r>
-      <w:r>
-        <w:lastRenderedPageBreak/>
-        <w:t>overall percentage of minorities within the legislature to the levels of substantive representation for Latinos (</w:t>
-      </w:r>
-      <w:proofErr w:type="spellStart"/>
-      <w:r>
-        <w:t>Preuhs</w:t>
-      </w:r>
-      <w:proofErr w:type="spellEnd"/>
-      <w:r>
-        <w:t xml:space="preserve"> 2006, 2007) and African Americans (Haynie 2001, Owens 2005)”  (891). On this front, </w:t>
-      </w:r>
-      <w:r>
-        <w:t>Black representation is connected to increased policy outcomes understood as in the interests of minority constituencies (Eisinger 1982, Bratton and Haynie 1999, Fording 2003, Owens 2005, Welch, Combs, Gruhl 1990)</w:t>
-      </w:r>
-    </w:p>
-    <w:p>
-      <w:pPr>
-        <w:spacing w:line="360" w:lineRule="auto"/>
         <w:rPr>
           <w:b/>
           <w:bCs/>
           <w:i/>
           <w:iCs/>
         </w:rPr>
-      </w:pPr>
-      <w:r>
-        <w:rPr>
+        <w:lastRenderedPageBreak/>
+        <w:t>Above may be these things other than parallel interests or Fenno: communication responsiveness etc</w:t>
+      </w:r>
+    </w:p>
+    <w:p>
+      <w:pPr>
+        <w:spacing w:line="360" w:lineRule="auto"/>
+        <w:rPr>
+          <w:i/>
+          <w:iCs/>
+        </w:rPr>
+      </w:pPr>
+      <w:r>
+        <w:rPr>
+          <w:i/>
+          <w:iCs/>
+        </w:rPr>
+        <w:t>Outcomes of Who Legislators Tend to Be/Composition of SL</w:t>
+      </w:r>
+    </w:p>
+    <w:p>
+      <w:pPr>
+        <w:spacing w:line="360" w:lineRule="auto"/>
+      </w:pPr>
+      <w:r>
+        <w:t xml:space="preserve">Descriptive representation also shapes legislative responsiveness more broadly: legislators discriminate in constituent service on the basis of race (Butler &amp; Broockman 2011), and Black constituents consistently report feeling better represented — having a stronger say in government actions — when represented by Black legislators (Gleason &amp; Stout 2014). </w:t>
+      </w:r>
+    </w:p>
+    <w:p>
+      <w:pPr>
+        <w:spacing w:line="360" w:lineRule="auto"/>
+        <w:ind w:firstLine="720"/>
+      </w:pPr>
+      <w:r>
+        <w:t>On the process side, descriptive representation alters whose concerns receive institutional attention. Bills supported by civil rights groups are more likely to receive committee markup when committees include more Black and Latino members (Minta 2011), and the election of Black women to Congress has facilitated the crystallization of interests that had previously lacked institutional articulation (Brown, Clark, Mahoney, &amp; Strawbridge 2023; Brown 2014). These process effects — in agenda-setting, issue prioritization, and deliberative framing — operate even when institutional constraints, party discipline, or gatekeeping mute direct policy change, suggesting that descriptive representation shapes the terms of legislative debate independent of its translation into policy outputs.</w:t>
+      </w:r>
+    </w:p>
+    <w:p>
+      <w:pPr>
+        <w:spacing w:line="360" w:lineRule="auto"/>
+        <w:ind w:firstLine="720"/>
+      </w:pPr>
+      <w:r>
+        <w:t xml:space="preserve">A third category of effects extends beyond policy and process to what might be termed symbolic and relational dimensions: the ways in which who governs shapes perceptions of institutional legitimacy, political trust, and civic inclusion. Black descriptive representation generates political empowerment and participation among Black citizens (Bobo &amp; Gilliam 1990; Clark 2019). Greater presence of working-class legislators is associated with increased trust in political institutions in Latin American contexts (Carnes &amp; Lupu 2023), and women's descriptive representation is linked to trust in democratic institutions among women (Clayton 2021). These effects — trust, engagement, perceived standing — are central to democratic functioning yet are neither automatic nor uniform. They interact with sedimented institutional cultures and norms, and they vary by context in </w:t>
+      </w:r>
+      <w:r>
+        <w:lastRenderedPageBreak/>
+        <w:t>ways that motivate closer attention to when and for whom descriptive representation matters most. It is to this variation that the theory now turns.</w:t>
+      </w:r>
+    </w:p>
+    <w:p/>
+    <w:p>
+      <w:pPr>
+        <w:pStyle w:val="Heading3"/>
+      </w:pPr>
+      <w:r>
+        <w:t>When Descriptive Representation Matters: A Contingent Framework</w:t>
+      </w:r>
+    </w:p>
+    <w:p>
+      <w:pPr>
+        <w:spacing w:line="360" w:lineRule="auto"/>
+      </w:pPr>
+      <w:r>
+        <w:t xml:space="preserve"> </w:t>
+      </w:r>
+      <w:r>
+        <w:tab/>
+      </w:r>
+      <w:r>
+        <w:t xml:space="preserve">The relatively narrow set of characteristics of representatives taken up by descriptive representation scholarship reflects, in part, that </w:t>
+      </w:r>
+      <w:r>
+        <w:t>not all social categories merit scrutiny for congruence</w:t>
+      </w:r>
+      <w:r>
+        <w:t xml:space="preserve"> or indicate representational failure when absent. Moreover, characteristics that merit descriptive representation </w:t>
+      </w:r>
+      <w:r>
+        <w:t xml:space="preserve">in some policymaking contexts may not merit scrutiny in others. </w:t>
+      </w:r>
+      <w:r>
+        <w:t xml:space="preserve">As </w:t>
+      </w:r>
+      <w:r>
+        <w:t xml:space="preserve">Mansbridge </w:t>
+      </w:r>
+      <w:r>
+        <w:t>(1999) famously n</w:t>
+      </w:r>
+      <w:r>
+        <w:t>otes, the representation of left-handed individuals is probably not a critical measure of democratic health</w:t>
+      </w:r>
+      <w:r>
+        <w:t>, except in “deliberation when their perspectives are relevant to a decision (e.g., in decisions regarding the design of surgical instruments” (635)</w:t>
+      </w:r>
+      <w:r>
+        <w:t xml:space="preserve">. </w:t>
+      </w:r>
+      <w:r>
+        <w:t xml:space="preserve">The question, then, is not whether descriptive representation is universally required, but the conditions under which it becomes particularly important – and for whom. </w:t>
+      </w:r>
+    </w:p>
+    <w:p>
+      <w:pPr>
+        <w:pStyle w:val="Heading4"/>
+      </w:pPr>
+      <w:r>
+        <w:t>Four Contexts, Four Criteria: Mansbridge’s Foundation</w:t>
+      </w:r>
+    </w:p>
+    <w:p>
+      <w:pPr>
+        <w:spacing w:line="360" w:lineRule="auto"/>
+      </w:pPr>
+      <w:r>
+        <w:tab/>
+        <w:t xml:space="preserve">Mansbridge (1999) offers a foundational contingent framework that identifies four historically specific contexts. Two enhance substantive representation – downstream process and policy effects -  by improving the quality of deliberation. Namely, in contexts of communicative distrust between dominant and subordinate groups, histories of dominance breed inattention from the powerful and distrust from the marginalized, such that non-descriptive representatives may be unable to serve as effective surrogates. Here, shared experience facilitates the vertical communication between representatives and constituents on which responsiveness depends. In contexts of uncrystallized interests – where issues are new to the political agenda and parties and candidates have not organized around them – descriptive representatives draw on shared experiences to navigate unpredictable issues through horizontal communication among legislators. Mansbridge also notes upstream causes of representational congruence. First, when a group’s “ability to rule” has been historically questioned, particularly through legal exclusion from voting or governing, the absence of group members from office reinforces </w:t>
+      </w:r>
+      <w:r>
+        <w:lastRenderedPageBreak/>
+        <w:t>the social meaning that such persons are unfit to rule; proportional presence disrupts that message, and Mansbridge argues this matters more for changing the psychology of dominant groups than for providing role models to subordinate ones. Finally, in contexts of low de facto legitimacy, seeing members of one’s group – for constituents – governing enhances the empirical legitimacy of the polity itself: the sense that one’s voice was present in deliberation, even if policy outcomes do not mirror their preferences or interests.</w:t>
+      </w:r>
+    </w:p>
+    <w:p>
+      <w:pPr>
+        <w:spacing w:line="360" w:lineRule="auto"/>
+      </w:pPr>
+      <w:r>
+        <w:tab/>
+        <w:t xml:space="preserve">More narrowly, Mansbridge offers four criteria: groups that are proportionally underrepresented relatie to their population share, whose members consider themselves unable to be adequately represented by non-group members, and where evidence indicates that dominant groups have historically made it difficult or impossible for the group to represent itself. Here, a history of legal exclusion from the vote is a particularly strong indicator, which scholars of racial </w:t>
+      </w:r>
+      <w:r>
+        <w:t>congruence have underscored (UNC, Brown). Similarly, scholars of gender politics have produced a burgeoning literature, and both have also supported Mansbridge’s position that descriptive representation helps to mollify comm</w:t>
+      </w:r>
+      <w:r>
+        <w:t xml:space="preserve">unicative distrust  (Gay 1996, Haynes 1997 – tho not gender, reword). </w:t>
+      </w:r>
+    </w:p>
+    <w:p>
+      <w:pPr>
+        <w:pStyle w:val="Heading4"/>
+      </w:pPr>
+      <w:r>
+        <w:t>Deepening the Framework: From Distrust to Cyclical and Incentivized Exclusion</w:t>
+      </w:r>
+    </w:p>
+    <w:p>
+      <w:pPr>
+        <w:pStyle w:val="font-claude-response-body"/>
+        <w:spacing w:line="360" w:lineRule="auto"/>
+        <w:rPr>
+          <w:rFonts w:asciiTheme="minorHAnsi" w:hAnsiTheme="minorHAnsi"/>
+        </w:rPr>
+      </w:pPr>
+      <w:r>
+        <w:rPr>
+          <w:rFonts w:asciiTheme="minorHAnsi" w:hAnsiTheme="minorHAnsi"/>
+        </w:rPr>
+        <w:tab/>
+        <w:t>Feminist and comparative scholars have extended this framework. Clayton (2021) Clayton (2021) argues that descriptive representation is normatively defensible for women even before we reach the question of policy effects. When equality of formal opportunity does not produce equality of presence — because of sedimented institutional cultures, persistent bias, and structural gatekeeping — that absence is itself an indicator of representational distortion, not merely a precondition for it. This reframing, echoed in arguments about racial and class underrepresentation (Carnes &amp; Lupu 2023; Phillips 1995; Dahlerup 2007), positions the inclusion of structurally sidelined groups as a matter of representative justice: procedural democracy does not self-correct when institutional norms and cultures systematically filter who is seen as a viable candidate, whose concerns are treated as politically relevant, and whose presence is perceived as legitimate.</w:t>
+      </w:r>
+    </w:p>
+    <w:p>
+      <w:pPr>
+        <w:pStyle w:val="font-claude-response-body"/>
+        <w:spacing w:line="360" w:lineRule="auto"/>
+        <w:ind w:firstLine="720"/>
+        <w:rPr>
+          <w:rFonts w:asciiTheme="minorHAnsi" w:hAnsiTheme="minorHAnsi"/>
+        </w:rPr>
+      </w:pPr>
+      <w:r>
+        <w:rPr>
+          <w:rFonts w:asciiTheme="minorHAnsi" w:hAnsiTheme="minorHAnsi"/>
+        </w:rPr>
+        <w:lastRenderedPageBreak/>
+        <w:t xml:space="preserve">Recent scholarship presses further, suggesting that the conditions Mansbridge identifies may be deeper and more structurally entrenched than her framework alone implies. Pottle (2025) </w:t>
+      </w:r>
+      <w:r>
+        <w:rPr>
+          <w:rFonts w:asciiTheme="minorHAnsi" w:hAnsiTheme="minorHAnsi"/>
+        </w:rPr>
+        <w:t>develops Fricker (2018’s)</w:t>
+      </w:r>
+      <w:r>
+        <w:rPr>
+          <w:rFonts w:asciiTheme="minorHAnsi" w:hAnsiTheme="minorHAnsi"/>
+        </w:rPr>
+        <w:t xml:space="preserve"> the concept of </w:t>
+      </w:r>
+      <w:r>
+        <w:rPr>
+          <w:rStyle w:val="Emphasis"/>
+          <w:rFonts w:asciiTheme="minorHAnsi" w:eastAsiaTheme="majorEastAsia" w:hAnsiTheme="minorHAnsi"/>
+        </w:rPr>
+        <w:t>testimonial injustice</w:t>
+      </w:r>
+      <w:r>
+        <w:rPr>
+          <w:rFonts w:asciiTheme="minorHAnsi" w:hAnsiTheme="minorHAnsi"/>
+        </w:rPr>
+        <w:t xml:space="preserve"> to </w:t>
+      </w:r>
+      <w:r>
+        <w:rPr>
+          <w:rFonts w:asciiTheme="minorHAnsi" w:hAnsiTheme="minorHAnsi"/>
+        </w:rPr>
+        <w:t xml:space="preserve">policymaking contexts. </w:t>
+      </w:r>
+      <w:r>
+        <w:rPr>
+          <w:rFonts w:asciiTheme="minorHAnsi" w:hAnsiTheme="minorHAnsi"/>
+        </w:rPr>
+        <w:t xml:space="preserve">Where Mansbridge describes communicative distrust as a product of historical dominance — a residue that shared experience can bridge — </w:t>
+      </w:r>
+      <w:r>
+        <w:rPr>
+          <w:rFonts w:asciiTheme="minorHAnsi" w:hAnsiTheme="minorHAnsi"/>
+        </w:rPr>
+        <w:t>this concept allows Pottle to</w:t>
+      </w:r>
+      <w:r>
+        <w:rPr>
+          <w:rFonts w:asciiTheme="minorHAnsi" w:hAnsiTheme="minorHAnsi"/>
+        </w:rPr>
+        <w:t xml:space="preserve"> argue that the </w:t>
+      </w:r>
+      <w:r>
+        <w:rPr>
+          <w:rFonts w:asciiTheme="minorHAnsi" w:hAnsiTheme="minorHAnsi"/>
+        </w:rPr>
+        <w:t xml:space="preserve">communicative </w:t>
+      </w:r>
+      <w:r>
+        <w:rPr>
+          <w:rFonts w:asciiTheme="minorHAnsi" w:hAnsiTheme="minorHAnsi"/>
+        </w:rPr>
+        <w:t xml:space="preserve">breakdown is not merely inherited but actively reproduced </w:t>
+      </w:r>
+      <w:r>
+        <w:rPr>
+          <w:rFonts w:asciiTheme="minorHAnsi" w:hAnsiTheme="minorHAnsi"/>
+        </w:rPr>
+        <w:t>due to</w:t>
+      </w:r>
+      <w:r>
+        <w:rPr>
+          <w:rFonts w:asciiTheme="minorHAnsi" w:hAnsiTheme="minorHAnsi"/>
+        </w:rPr>
+        <w:t xml:space="preserve"> electoral </w:t>
+      </w:r>
+      <w:commentRangeStart w:id="13"/>
+      <w:r>
+        <w:rPr>
+          <w:rFonts w:asciiTheme="minorHAnsi" w:hAnsiTheme="minorHAnsi"/>
+        </w:rPr>
+        <w:t>incentives</w:t>
+      </w:r>
+      <w:commentRangeEnd w:id="13"/>
+      <w:r>
+        <w:rPr>
+          <w:rStyle w:val="CommentReference"/>
+          <w:rFonts w:asciiTheme="minorHAnsi" w:eastAsiaTheme="minorHAnsi" w:hAnsiTheme="minorHAnsi" w:cstheme="minorBidi"/>
+          <w:kern w:val="2"/>
+          <w14:ligatures w14:val="standardContextual"/>
+        </w:rPr>
+        <w:commentReference w:id="13"/>
+      </w:r>
+      <w:r>
+        <w:rPr>
+          <w:rFonts w:asciiTheme="minorHAnsi" w:hAnsiTheme="minorHAnsi"/>
+        </w:rPr>
+        <w:t xml:space="preserve">. Legislators face structural pressure to anchor their messaging in the understandings of strategically valuable constituencies — moderate white voters, affluent donors — and the infrastructure of legislative responsiveness (constituent communications processing, meeting access, staff gatekeeping) grants these constituencies disproportionate epistemic authority. Groups constructed as uncredible within this economy of strategic value find their testimony filtered or discounted not because individual legislators are inattentive, but because the electoral connection itself incentivizes inattention. </w:t>
+      </w:r>
+    </w:p>
+    <w:p>
+      <w:pPr>
+        <w:pStyle w:val="font-claude-response-body"/>
+        <w:spacing w:line="360" w:lineRule="auto"/>
+        <w:ind w:firstLine="720"/>
+        <w:rPr>
+          <w:rFonts w:asciiTheme="minorHAnsi" w:hAnsiTheme="minorHAnsi"/>
+        </w:rPr>
+      </w:pPr>
+      <w:r>
+        <w:rPr>
+          <w:rFonts w:asciiTheme="minorHAnsi" w:hAnsiTheme="minorHAnsi"/>
+        </w:rPr>
+        <w:t xml:space="preserve">Pottle's </w:t>
+      </w:r>
+      <w:r>
+        <w:rPr>
+          <w:rFonts w:asciiTheme="minorHAnsi" w:hAnsiTheme="minorHAnsi"/>
+        </w:rPr>
+        <w:t>employs</w:t>
+      </w:r>
+      <w:r>
+        <w:rPr>
+          <w:rFonts w:asciiTheme="minorHAnsi" w:hAnsiTheme="minorHAnsi"/>
+        </w:rPr>
+        <w:t xml:space="preserve"> </w:t>
+      </w:r>
+      <w:r>
+        <w:rPr>
+          <w:rStyle w:val="Emphasis"/>
+          <w:rFonts w:asciiTheme="minorHAnsi" w:eastAsiaTheme="majorEastAsia" w:hAnsiTheme="minorHAnsi"/>
+        </w:rPr>
+        <w:t>hermeneutic injustice</w:t>
+      </w:r>
+      <w:r>
+        <w:rPr>
+          <w:rFonts w:asciiTheme="minorHAnsi" w:hAnsiTheme="minorHAnsi"/>
+        </w:rPr>
+        <w:t xml:space="preserve"> </w:t>
+      </w:r>
+      <w:r>
+        <w:rPr>
+          <w:rFonts w:asciiTheme="minorHAnsi" w:hAnsiTheme="minorHAnsi"/>
+        </w:rPr>
+        <w:t>to similarly</w:t>
+      </w:r>
+      <w:r>
+        <w:rPr>
+          <w:rFonts w:asciiTheme="minorHAnsi" w:hAnsiTheme="minorHAnsi"/>
+        </w:rPr>
+        <w:t xml:space="preserve"> deepen Mansbridge's account of uncrystallized interests. Mansbridge treats uncrystallized interests as a relatively benign feature of the political landscape — some issues simply have not yet made it onto the agenda, and descriptive representatives are uniquely positioned to introduce them. </w:t>
+      </w:r>
+      <w:r>
+        <w:rPr>
+          <w:rFonts w:asciiTheme="minorHAnsi" w:hAnsiTheme="minorHAnsi"/>
+        </w:rPr>
+        <w:t>Viewed from this [term] standpoint, we can understand that</w:t>
+      </w:r>
+      <w:r>
+        <w:rPr>
+          <w:rFonts w:asciiTheme="minorHAnsi" w:hAnsiTheme="minorHAnsi"/>
+        </w:rPr>
+        <w:t xml:space="preserve"> some interests </w:t>
+      </w:r>
+      <w:r>
+        <w:rPr>
+          <w:rStyle w:val="Emphasis"/>
+          <w:rFonts w:asciiTheme="minorHAnsi" w:eastAsiaTheme="majorEastAsia" w:hAnsiTheme="minorHAnsi"/>
+        </w:rPr>
+        <w:t>appear</w:t>
+      </w:r>
+      <w:r>
+        <w:rPr>
+          <w:rFonts w:asciiTheme="minorHAnsi" w:hAnsiTheme="minorHAnsi"/>
+        </w:rPr>
+        <w:t xml:space="preserve"> uncrystallized not because they are genuinely new, but because the hermeneutic resources needed to articulate them have been systematically excluded from mainstream political vocabulary — a "mainstream" that is itself defined by the epistemic preferences of advantaged constituencies. Communities facing sustained contact with punitive or redistributive state institutions, for instance, may have developed rich, internally coherent understandings of state power and their relationship to it — articulated political knowledge, shared vocabularies, theories of the state "from below" (Weaver, Prowse, &amp; Piston 2020) — that are not granted standing in elite </w:t>
+      </w:r>
+      <w:r>
+        <w:rPr>
+          <w:rFonts w:asciiTheme="minorHAnsi" w:hAnsiTheme="minorHAnsi"/>
+        </w:rPr>
+        <w:t xml:space="preserve">or even dominant policy </w:t>
+      </w:r>
+      <w:r>
+        <w:rPr>
+          <w:rFonts w:asciiTheme="minorHAnsi" w:hAnsiTheme="minorHAnsi"/>
+        </w:rPr>
+        <w:t xml:space="preserve">discourse. These interests appear uncrystallized </w:t>
+      </w:r>
+      <w:r>
+        <w:rPr>
+          <w:rFonts w:asciiTheme="minorHAnsi" w:hAnsiTheme="minorHAnsi"/>
+        </w:rPr>
+        <w:t xml:space="preserve">[to whom?] </w:t>
+      </w:r>
+      <w:r>
+        <w:rPr>
+          <w:rFonts w:asciiTheme="minorHAnsi" w:hAnsiTheme="minorHAnsi"/>
+        </w:rPr>
+        <w:t xml:space="preserve">because </w:t>
+      </w:r>
+      <w:r>
+        <w:rPr>
+          <w:rFonts w:asciiTheme="minorHAnsi" w:hAnsiTheme="minorHAnsi"/>
+        </w:rPr>
+        <w:t>a</w:t>
+      </w:r>
+      <w:r>
+        <w:rPr>
+          <w:rFonts w:asciiTheme="minorHAnsi" w:hAnsiTheme="minorHAnsi"/>
+        </w:rPr>
+        <w:t xml:space="preserve"> </w:t>
+      </w:r>
+      <w:r>
+        <w:rPr>
+          <w:rFonts w:asciiTheme="minorHAnsi" w:hAnsiTheme="minorHAnsi"/>
+        </w:rPr>
+        <w:t>“</w:t>
+      </w:r>
+      <w:r>
+        <w:rPr>
+          <w:rStyle w:val="Emphasis"/>
+          <w:rFonts w:asciiTheme="minorHAnsi" w:eastAsiaTheme="majorEastAsia" w:hAnsiTheme="minorHAnsi"/>
+        </w:rPr>
+        <w:t>resonance imperative</w:t>
+      </w:r>
+      <w:r>
+        <w:rPr>
+          <w:rStyle w:val="Emphasis"/>
+          <w:rFonts w:asciiTheme="minorHAnsi" w:eastAsiaTheme="majorEastAsia" w:hAnsiTheme="minorHAnsi"/>
+        </w:rPr>
+        <w:t>”</w:t>
+      </w:r>
+      <w:r>
+        <w:rPr>
+          <w:rFonts w:asciiTheme="minorHAnsi" w:hAnsiTheme="minorHAnsi"/>
+        </w:rPr>
+        <w:t xml:space="preserve"> — the incentive for legislators to articulate problems and solutions in terms that cohere with </w:t>
+      </w:r>
+      <w:r>
+        <w:rPr>
+          <w:rFonts w:asciiTheme="minorHAnsi" w:hAnsiTheme="minorHAnsi"/>
+        </w:rPr>
+        <w:lastRenderedPageBreak/>
+        <w:t>high-value constituencies' existing understandings — gives policymakers no reason to adopt or legitimate the vocabularies through which those experiences are understood. The result is a form of epistemic exclusion that is structurally produced rather than merely incidental: a group's efforts to articulate or intervene with their knowledge are sidelined or denied because that knowledge was already outside the political mainstream.</w:t>
+      </w:r>
+    </w:p>
+    <w:p>
+      <w:pPr>
+        <w:pStyle w:val="font-claude-response-body"/>
+        <w:spacing w:line="360" w:lineRule="auto"/>
+        <w:ind w:firstLine="720"/>
+        <w:rPr>
+          <w:rFonts w:asciiTheme="minorHAnsi" w:hAnsiTheme="minorHAnsi"/>
+        </w:rPr>
+      </w:pPr>
+      <w:r>
+        <w:rPr>
+          <w:rFonts w:asciiTheme="minorHAnsi" w:hAnsiTheme="minorHAnsi"/>
+        </w:rPr>
+        <w:t xml:space="preserve">This epistemic dimension also extends Mansbridge's third and fourth contexts. Her arguments about "ability to rule" and de facto legitimacy are fundamentally about who is perceived as a legitimate political actor — and she argues these perceptions are goods in their own right, beyond their implications for substantive representation. But Pottle's framework suggests the question is not only whether a group is seen as able to </w:t>
+      </w:r>
+      <w:r>
+        <w:rPr>
+          <w:rStyle w:val="Emphasis"/>
+          <w:rFonts w:asciiTheme="minorHAnsi" w:eastAsiaTheme="majorEastAsia" w:hAnsiTheme="minorHAnsi"/>
+        </w:rPr>
+        <w:t>rule</w:t>
+      </w:r>
+      <w:r>
+        <w:rPr>
+          <w:rFonts w:asciiTheme="minorHAnsi" w:hAnsiTheme="minorHAnsi"/>
+        </w:rPr>
+        <w:t xml:space="preserve"> but whether it is seen as able to </w:t>
+      </w:r>
+      <w:r>
+        <w:rPr>
+          <w:rStyle w:val="Emphasis"/>
+          <w:rFonts w:asciiTheme="minorHAnsi" w:eastAsiaTheme="majorEastAsia" w:hAnsiTheme="minorHAnsi"/>
+        </w:rPr>
+        <w:t>know</w:t>
+      </w:r>
+      <w:r>
+        <w:rPr>
+          <w:rFonts w:asciiTheme="minorHAnsi" w:hAnsiTheme="minorHAnsi"/>
+        </w:rPr>
+        <w:t xml:space="preserve"> — whether its members' experiences count as politically relevant knowledge at all. Hermeneutic and testimonial injustice do not merely exclude groups from governing; they exclude groups from the epistemic community whose understandings shape policy. This constitutes a deeper form of the second-class citizenship Mansbridge describes, because it means that even when members of a group are physically present in deliberative spaces, their experiential knowledge may not be granted epistemic standing. Presence without epistemic authority is a hollow form of inclusion.</w:t>
+      </w:r>
+    </w:p>
+    <w:p>
+      <w:pPr>
+        <w:pStyle w:val="font-claude-response-body"/>
+        <w:spacing w:line="360" w:lineRule="auto"/>
+        <w:ind w:firstLine="720"/>
+        <w:rPr>
+          <w:rFonts w:asciiTheme="minorHAnsi" w:hAnsiTheme="minorHAnsi"/>
+        </w:rPr>
+      </w:pPr>
+      <w:r>
+        <w:rPr>
+          <w:rFonts w:asciiTheme="minorHAnsi" w:hAnsiTheme="minorHAnsi"/>
+        </w:rPr>
+        <w:t xml:space="preserve">Taken together, these theoretical developments sharpen the conditions under which descriptive representation is most analytically consequential. If subordinate groups' interests are merely uncrystallized — awaiting articulation on a gradually expanding political agenda — then descriptive representation is instrumentally useful: it brings new information and perspectives into deliberation. But if those interests are hermeneutically suppressed, and if the groups that hold them face testimonial injustice within the structures of legislative responsiveness, then the absence of descriptive representation is not merely an informational loss. It is an active form of epistemic exclusion that reproduces the conditions of its own perpetuation — a feedback loop in which the political knowledge of marginalized communities is excluded from elite discourse, that exclusion </w:t>
+      </w:r>
+      <w:r>
+        <w:rPr>
+          <w:rFonts w:asciiTheme="minorHAnsi" w:hAnsiTheme="minorHAnsi"/>
+        </w:rPr>
+        <w:lastRenderedPageBreak/>
+        <w:t xml:space="preserve">shapes what counts as "common sense" in policymaking, and those distorted common-sense understandings further justify the marginalization of the excluded group's knowledge. </w:t>
+      </w:r>
+      <w:r>
+        <w:rPr>
+          <w:rFonts w:asciiTheme="minorHAnsi" w:hAnsiTheme="minorHAnsi"/>
+        </w:rPr>
+        <w:t xml:space="preserve">Moreover, likely surrogate representatives and descriptive representatives may not be immune from such pressures. </w:t>
+      </w:r>
+      <w:r>
+        <w:rPr>
+          <w:rFonts w:asciiTheme="minorHAnsi" w:hAnsiTheme="minorHAnsi"/>
+        </w:rPr>
+        <w:t>Descriptive representation is most critical, then, for groups whose voices are filtered, discounted, or systematically absent in ordinary democratic practice — groups whose absence from political institutions is itself an indicator of representational distortion, and for whom inclusion carries implications not only for policy outcomes but for the epistemic terms on which democratic judgment is formed: whose experiences are heard, whose claims are treated as politically relevant, and whose vocabulary is politically intelligible.</w:t>
+      </w:r>
+      <w:r>
+        <w:rPr>
+          <w:rFonts w:asciiTheme="minorHAnsi" w:hAnsiTheme="minorHAnsi"/>
+        </w:rPr>
+        <w:t xml:space="preserve"> I </w:t>
+      </w:r>
+    </w:p>
+    <w:p>
+      <w:pPr>
+        <w:pStyle w:val="Heading3"/>
+      </w:pPr>
+      <w:r>
+        <w:t>Representational Stakes of the Carceral State (A Case for Descriptive Representation)</w:t>
+      </w:r>
+    </w:p>
+    <w:p>
+      <w:pPr>
+        <w:pStyle w:val="Heading4"/>
+      </w:pPr>
+    </w:p>
+    <w:p>
+      <w:pPr>
+        <w:pStyle w:val="Heading4"/>
+      </w:pPr>
+      <w:r>
+        <w:t>The Scale and Reach of the Carceral State</w:t>
+      </w:r>
+    </w:p>
+    <w:p>
+      <w:pPr>
+        <w:spacing w:line="360" w:lineRule="auto"/>
+        <w:ind w:firstLine="720"/>
+      </w:pPr>
+      <w:r>
+        <w:t>Carnes and Lupu (2024) call for heightened attention to descriptive representation across various categories</w:t>
+      </w:r>
+      <w:r>
+        <w:t xml:space="preserve"> and their intersection. The expansion of the penal state provides strong theoretical and empirical reason to treat carceral citizens – those directly incarcerated, under community supervision, and those proximally impacted through family, neighborhood, repeated police contact, and victimization – as a group that fits established criteria for heightened representational relevance. </w:t>
+      </w:r>
+      <w:r>
+        <w:t xml:space="preserve">Over the past four decades, the carceral state has grown into one of the most expansive governing institutions in American life, touching nearly 7 million people at any given time and millions more through arrest, surveillance, and conviction (Western 2006; Wildeman &amp; Muller 2012). As Lerman and Weaver argue (2014), carceral contact has become a central, visible point of contact that produces myriad negative and accumulating feedback effects. Confinement, exposure to violence and stress inside facilities, disrupted access to care, and post-release instability generates myriad physical and mental health problems (Massoglia &amp; Pridemore 2015, Lee at al 2014, Johnson &amp; Rapheal 2009); stigma, disrupted earnings, and time out of the work force reduces callback rates, lowers wages, and reduces overall lifetime earnings </w:t>
+      </w:r>
+      <w:r>
+        <w:lastRenderedPageBreak/>
+        <w:t xml:space="preserve">(Western 2006, Western &amp; Pettit 2005, Pager 2003, 2007). Carceral contact produces housing instability (Geller &amp; Curtis) that, compounded with legal and financial extraction (Harris 2016) maintain financial precarity and generate increased public assistance needs just as carceral contact removes access to public benefits (CITE). </w:t>
+      </w:r>
+    </w:p>
+    <w:p>
+      <w:pPr>
+        <w:spacing w:line="360" w:lineRule="auto"/>
+        <w:ind w:firstLine="720"/>
+      </w:pPr>
+      <w:r>
+        <w:t xml:space="preserve"> </w:t>
+      </w:r>
+      <w:r>
+        <w:t>These effects are not confined to those formally incarcerated. The political science, sociological, and economic literatures on collateral consequences document how incarceration reverberates through intimate partners, children, and communities—depressing wealth accumulation, destabilizing housing, disrupting education, eroding health, and weakening social ties (Wakefield &amp; Wildeman 2013; Wildeman &amp; Lee 2021; Brew, Alani, &amp; Wildeman 2022). Nearly one in four Black children will experience parental incarceration before adolescence; millions of women experience incarceration indirectly through partners or sons; and entire neighborhoods cycle residents through surveillance and confinement. Even victims of crime are governed primarily through punitive institutions and encounter the state through carceral channels, placing them within the same governing architecture.</w:t>
+      </w:r>
+    </w:p>
+    <w:p>
+      <w:pPr>
+        <w:pStyle w:val="Heading4"/>
+      </w:pPr>
+      <w:r>
+        <w:t>A Structurally Bounded Constituency</w:t>
+      </w:r>
+    </w:p>
+    <w:p>
+      <w:pPr>
+        <w:spacing w:line="360" w:lineRule="auto"/>
+        <w:ind w:firstLine="720"/>
+      </w:pPr>
+      <w:r>
+        <w:t>Moreover, t</w:t>
+      </w:r>
+      <w:r>
+        <w:t xml:space="preserve">he effects of the carceral state are not evenly distributed across the population but are highly concentrated by race, class, age, and place, rendering carceral citizenship a structurally bounded constituency rather than a diffuse condition. Race, age, and class are all highly predictive of being subject to aggressive surveillance and punishment, with Black and Latino Americans—especially young men—vastly more likely to experience policing, arrest, detention, incarceration, and supervision (Gelman, Fagan, and Kiss 2007; Baumgartner, Epp, and Shoub 2018; Davenport, Soule, and Armstrong 2011). More than one quarter of Black men from prison-boom cohorts have been incarcerated, and among Black male high school dropouts born after the mid-1970s, nearly 68 percent have been imprisoned (Western and Pettit 2010). Nearly one in four Black children will experience parental incarceration before age fourteen (Wildeman 2009), and 44 percent of Black women report having an immediate family member incarcerated, compared to 12 percent of white women (Lee et al. 2015). These patterns are layered onto </w:t>
+      </w:r>
+      <w:r>
+        <w:lastRenderedPageBreak/>
+        <w:t>existing class stratification: the nearly two million people incarcerated in the United States are almost uniformly working class and disproportionately Black or Latino/a—groups already least represented in state and federal government (Carnes 2013, 2015, 2018). The “punitive turn” (Wacquant 2009) and mass incarceration thus do not merely reflect preexisting inequality—they compound and institutionalize it. Because incarceration and supervision are spatially clustered, these harms are collective and place-based: the collateral damage to African American communities cannot be captured by aggregating individual effects (Roberts 2004), as neighborhoods saturated by imprisonment</w:t>
+      </w:r>
+      <w:r>
+        <w:t xml:space="preserve"> may</w:t>
+      </w:r>
+      <w:r>
+        <w:t xml:space="preserve"> lose political </w:t>
+      </w:r>
+      <w:r>
+        <w:t>power</w:t>
+      </w:r>
+      <w:r>
+        <w:t xml:space="preserve">, economic stability, and social capital. </w:t>
+      </w:r>
+      <w:r>
+        <w:t xml:space="preserve">Moreover, these disparities reflect </w:t>
+      </w:r>
+      <w:r>
+        <w:t xml:space="preserve">a broader racialized political culture in which crime coverage privileges white victims and penalizes Black Americans (Dixon and Linz 2000a; Bjornstrom et al. 2011), juries seek mitigating information for white but not Black defendants (Levinson 2007), Black defendants are assumed more culpable and sentenced more harshly (Rehavi and Starr 2014), and even Black victims are assigned greater responsibility for their own harm (Donovan 2007; Israel-Trummel and Streeter 2021). Across policy domains—from welfare to policing—race shapes perceptions of deservingness and culpability (Gilens 1996; Soss et al. 2011; Israel-Trummel 2022), embedding punishment within longstanding narratives that criminalize Blackness (Alexander 2010; Smiley 2017). </w:t>
+      </w:r>
+      <w:r>
+        <w:t xml:space="preserve">Carceral citizenship may in turn be best understood as part </w:t>
+      </w:r>
+      <w:r>
+        <w:t>a racialized and spatially concentrated regime of governance that layers carceral exposure atop existing inequalities in representation and political voice</w:t>
+      </w:r>
+      <w:r>
+        <w:t>.</w:t>
+      </w:r>
+    </w:p>
+    <w:p>
+      <w:pPr>
+        <w:pStyle w:val="Heading4"/>
+      </w:pPr>
+      <w:r>
+        <w:t>Political Exclusion and Custodial Citizenship</w:t>
+      </w:r>
+    </w:p>
+    <w:p>
+      <w:pPr>
+        <w:spacing w:line="360" w:lineRule="auto"/>
+        <w:ind w:firstLine="720"/>
+      </w:pPr>
+      <w:r>
+        <w:t xml:space="preserve">These groups are likely unrepresented in governing institutions. </w:t>
+      </w:r>
+      <w:r>
+        <w:t xml:space="preserve">At the most basic level, millions of Americans are formally excluded from electoral participation. An estimated four million people were excluded from the 2024 elections through de jure disenfranchisement while incarcerated on felony convictions, or while on probation or parole — a figure that does not include the unknown number who fear or mistakenly believe they have been permanently disenfranchised (Uggen, Willen, &amp; Larson 2024). Scholars have demonstrated that these disenfranchisement policies disproportionately </w:t>
+      </w:r>
+      <w:r>
+        <w:lastRenderedPageBreak/>
+        <w:t>target Black political power (Hinton &amp; Cook 2021) and function as a component of mass incarceration's broader distortion of American democracy and racialized social control (Beckett &amp; Western 2001; Simon 2007; Wacquant 2010). Even where the law formally permits participation, the state frequently fails to make participation possible: in September 2024, California's governor vetoed legislation aimed at ending the de facto disenfranchisement of eligible incarcerated voters, who lack any meaningful or systematized means of casting a counted ballot from jail. These Californians comprised the largest share of an estimated 500,000 people nationally who were unconstitutionally kept from participating in the subsequent elections (Wang 2024). Beyond the ballot, prisons and jails impose direct restrictions on the capacities that democratic participation requires — constraining movement, speech, association, and communication through censored mail, restricted phone access, and exclusion from public or legislative forums. These are not incidental features of incarceration; they are constitutive of institutions that, as Lerman and Weaver (2014) argue, have "broken significantly with the fundamental norms that define democratic institutions" by restricting citizen voice, undermining equality, and insulating state actors from accountability.</w:t>
+      </w:r>
+    </w:p>
+    <w:p>
+      <w:pPr>
+        <w:spacing w:line="360" w:lineRule="auto"/>
+        <w:ind w:firstLine="720"/>
+      </w:pPr>
+      <w:r>
+        <w:t xml:space="preserve">Contact with criminal justice institutions also generates powerful negative policy feedbacks that extend democratic exclusion well beyond the prison walls. Lerman and Weaver (2014) demonstrate that carceral contact </w:t>
+      </w:r>
+      <w:r>
+        <w:t>“</w:t>
+      </w:r>
+      <w:r>
+        <w:t>produces extreme mistrust of political institutions and public officials,</w:t>
+      </w:r>
+      <w:r>
+        <w:t>”</w:t>
+      </w:r>
+      <w:r>
+        <w:t xml:space="preserve"> diminishes citizens</w:t>
+      </w:r>
+      <w:r>
+        <w:t>’</w:t>
+      </w:r>
+      <w:r>
+        <w:t xml:space="preserve"> sense that they can influence politics, and teaches them </w:t>
+      </w:r>
+      <w:r>
+        <w:t>“</w:t>
+      </w:r>
+      <w:r>
+        <w:t>to stay in the shadows and to be wary of public authority.</w:t>
+      </w:r>
+      <w:r>
+        <w:t>”</w:t>
+      </w:r>
+      <w:r>
+        <w:t xml:space="preserve"> Rather than cultivating efficacy or civic incorporation, as benefits-conferring programs may do, the punitive face of the state socializes individuals toward alienation, withdrawal, and redefined expectations of state authority — what Lerman and Weaver term </w:t>
+      </w:r>
+      <w:r>
+        <w:t>“</w:t>
+      </w:r>
+      <w:r>
+        <w:t>custodial citizenship.</w:t>
+      </w:r>
+      <w:r>
+        <w:t>”</w:t>
+      </w:r>
+      <w:r>
+        <w:t xml:space="preserve"> While scholars have identified important exceptions, particularly in mobilization through proximal contact and perceptions of injustice (Walker 2020; Walker &amp; García-Castañón 2017; Owens &amp; Walker 2018), the predominant finding is that criminal legal contact depresses political participation across a range of behaviors (Burch 2011; Gerber et al. 2017; Haselswerdt 2009; Weaver &amp; Lerman 2010; White &amp; Nguyen 2021). </w:t>
+      </w:r>
+      <w:r>
+        <w:t xml:space="preserve">Like </w:t>
+      </w:r>
+      <w:r>
+        <w:lastRenderedPageBreak/>
+        <w:t>others</w:t>
+      </w:r>
+      <w:r>
+        <w:t>, these effects are not confined to those who are or have been incarcerated. They extend to families, social networks, and communities disproportionately targeted by policing and surveillance, where incarceration weakens social ties, collective efficacy, and organizational capacity (White 2019; Burch 2013; Clear 2009)</w:t>
+      </w:r>
+      <w:r>
+        <w:t xml:space="preserve"> – although scholarship increasingly highlights that proximal or community contact or targeting can generate mobilization (Anoll, Walker). Still, t</w:t>
+      </w:r>
+      <w:r>
+        <w:t xml:space="preserve">he cumulative result </w:t>
+      </w:r>
+      <w:r>
+        <w:t>may be</w:t>
+      </w:r>
+      <w:r>
+        <w:t xml:space="preserve"> that carceral citizens are rendered systematically unlikely to appear in the channels that legislators rely on to perceive and respond to constituencies — voting, organized advocacy, routine constituent contact, or interest group representation — even as they are among those most governed by the state.</w:t>
+      </w:r>
+    </w:p>
+    <w:p>
+      <w:pPr>
+        <w:pStyle w:val="Heading4"/>
+      </w:pPr>
+      <w:r>
+        <w:t>Meeting or Exceeding Mansbridge’s Criteria</w:t>
+      </w:r>
+    </w:p>
+    <w:p>
+      <w:pPr>
+        <w:spacing w:line="360" w:lineRule="auto"/>
+        <w:ind w:firstLine="720"/>
+      </w:pPr>
+      <w:r>
+        <w:t>This combination of formal exclusion, negative policy feedback, and spatially concentrated political suppression maps directly onto the conditions under which descriptive representation is most consequential</w:t>
+      </w:r>
+      <w:r>
+        <w:t xml:space="preserve"> to Mansbridge</w:t>
+      </w:r>
+      <w:r>
+        <w:t>. Carceral citizens satisfy each of Mansbridge's criteria: they are proportionally underrepresented relative to their population share; they face historical and ongoing legal exclusion from voting and self-governance; and dominant groups have actively made it difficult for them to represent themselves.</w:t>
+      </w:r>
+    </w:p>
+    <w:p>
+      <w:pPr>
+        <w:spacing w:line="360" w:lineRule="auto"/>
+        <w:ind w:firstLine="720"/>
+      </w:pPr>
+      <w:commentRangeStart w:id="14"/>
+      <w:r>
+        <w:t>However, c</w:t>
+      </w:r>
+      <w:r>
+        <w:t xml:space="preserve">ustodial citizenship </w:t>
+      </w:r>
+      <w:r>
+        <w:rPr>
+          <w:i/>
+          <w:iCs/>
+        </w:rPr>
+        <w:t>is</w:t>
+      </w:r>
+      <w:r>
+        <w:t xml:space="preserve"> communicative distrust — carceral contact teaches that engagement with the state invites punishment rather than responsiveness, generating precisely the alienation and wariness that Mansbridge argues shared experience can bridge.</w:t>
+      </w:r>
+      <w:commentRangeEnd w:id="14"/>
+      <w:r>
+        <w:rPr>
+          <w:rStyle w:val="CommentReference"/>
+        </w:rPr>
+        <w:commentReference w:id="14"/>
+      </w:r>
+      <w:r>
+        <w:t xml:space="preserve"> The social constructions of incarcerated people as unrepentant, unredeemable, and dangerous (Schneider &amp; Ingram 1993; Maltby &amp; Kreitzer 2023) function as challenges to "ability to rule" in Mansbridge's sense — reinforcing the message that such persons are unfit not merely for self-governance but for full citizenship, a message whose disruption requires the visible presence of those who have been so </w:t>
+      </w:r>
+      <w:commentRangeStart w:id="15"/>
+      <w:r>
+        <w:t>marked</w:t>
+      </w:r>
+      <w:commentRangeEnd w:id="15"/>
+      <w:r>
+        <w:rPr>
+          <w:rStyle w:val="CommentReference"/>
+        </w:rPr>
+        <w:commentReference w:id="15"/>
+      </w:r>
+      <w:r>
+        <w:t xml:space="preserve">. And the exclusion of those most governed by the punitive state from the democratic processes that shape that state constitutes a legitimacy deficit of the kind Mansbridge's fourth context describes: a polity that systematically excludes the people most directly affected by one of </w:t>
+      </w:r>
+      <w:r>
+        <w:lastRenderedPageBreak/>
+        <w:t xml:space="preserve">its most coercive functions cannot credibly claim that all voices were present in deliberation. </w:t>
+      </w:r>
+      <w:r>
+        <w:t xml:space="preserve">Here, </w:t>
+      </w:r>
+      <w:r>
+        <w:t xml:space="preserve">the absence of </w:t>
+      </w:r>
+      <w:r>
+        <w:t xml:space="preserve">carcertal citizens </w:t>
+      </w:r>
+      <w:r>
+        <w:t xml:space="preserve">from </w:t>
+      </w:r>
+      <w:r>
+        <w:t xml:space="preserve">policymaking bodies may </w:t>
+      </w:r>
+      <w:r>
+        <w:t>reflect not a failure of individual ambition but the accumulated weight of institutional barriers, sedimented cultures of exclusion, and persistent bias, that absence is itself an indicator of representational distortion</w:t>
+      </w:r>
+      <w:r>
+        <w:t xml:space="preserve"> (Clayton). </w:t>
+      </w:r>
+    </w:p>
+    <w:p>
+      <w:pPr>
+        <w:pStyle w:val="Heading3"/>
+      </w:pPr>
+      <w:r>
+        <w:t>Towards a Knowledge-Based/ “Epistemic” Account of the Carceral Case/Carceral Reprsentation</w:t>
+      </w:r>
+    </w:p>
+    <w:p>
+      <w:r>
+        <w:t>Subheadings</w:t>
+      </w:r>
+    </w:p>
+    <w:p>
+      <w:pPr>
+        <w:pStyle w:val="Heading4"/>
+      </w:pPr>
+      <w:r>
+        <w:t xml:space="preserve">Unorganized Preferences or a Coherent Constituency? </w:t>
+      </w:r>
+    </w:p>
+    <w:p>
+      <w:pPr>
+        <w:pStyle w:val="Heading4"/>
+      </w:pPr>
+      <w:r>
+        <w:t>Selective Hearing and the Limits of Partisan Linkage</w:t>
+      </w:r>
+    </w:p>
+    <w:p>
+      <w:pPr>
+        <w:spacing w:line="360" w:lineRule="auto"/>
+        <w:rPr>
+          <w:i/>
+          <w:iCs/>
+        </w:rPr>
+      </w:pPr>
+    </w:p>
+    <w:p>
+      <w:pPr>
+        <w:spacing w:line="360" w:lineRule="auto"/>
+        <w:rPr>
+          <w:i/>
+          <w:iCs/>
+        </w:rPr>
+      </w:pPr>
+    </w:p>
+    <w:p>
+      <w:pPr>
+        <w:spacing w:line="360" w:lineRule="auto"/>
+        <w:rPr>
+          <w:i/>
+          <w:iCs/>
+        </w:rPr>
+      </w:pPr>
+      <w:r>
+        <w:rPr>
+          <w:i/>
+          <w:iCs/>
+        </w:rPr>
+        <w:t>Need to integrate</w:t>
+      </w:r>
+    </w:p>
+    <w:p>
+      <w:pPr>
+        <w:pStyle w:val="ListParagraph"/>
+        <w:numPr>
+          <w:ilvl w:val="0"/>
+          <w:numId w:val="30"/>
+        </w:numPr>
+        <w:spacing w:line="360" w:lineRule="auto"/>
+      </w:pPr>
+      <w:r>
+        <w:t>Condensed version of pitkin/Mansbridge disch on interests vs preferences – delegate-trustee debate assumes a representative can accurately perceive constituent interests, how assumption breaks down with systematic experience differences (IMO before Pottle complicates)</w:t>
+      </w:r>
+    </w:p>
+    <w:p>
+      <w:pPr>
+        <w:pStyle w:val="ListParagraph"/>
+        <w:numPr>
+          <w:ilvl w:val="0"/>
+          <w:numId w:val="30"/>
+        </w:numPr>
+        <w:spacing w:line="360" w:lineRule="auto"/>
+      </w:pPr>
+      <w:r>
+        <w:t xml:space="preserve">“uninformed citizenry” challenge – Perez on measurement, Fricker on prejudicial stereotyping as epistemic operation. </w:t>
+      </w:r>
+      <w:r>
+        <w:t>Pre-pottle.</w:t>
+      </w:r>
+    </w:p>
+    <w:p>
+      <w:pPr>
+        <w:pStyle w:val="ListParagraph"/>
+        <w:numPr>
+          <w:ilvl w:val="0"/>
+          <w:numId w:val="30"/>
+        </w:numPr>
+        <w:spacing w:line="360" w:lineRule="auto"/>
+      </w:pPr>
+      <w:r>
+        <w:t xml:space="preserve">Eckhouse ideas, Weaver &amp; Decker “shared problem definition”; bunding </w:t>
+      </w:r>
+      <w:r>
+        <w:sym w:font="Wingdings" w:char="F0E0"/>
+      </w:r>
+      <w:r>
+        <w:t xml:space="preserve"> reason to think carceral citizens meaningful descriptive group to rebut worry that heterogenous preferences disqualify from coherent constituency</w:t>
+      </w:r>
+    </w:p>
+    <w:p>
+      <w:pPr>
+        <w:pStyle w:val="ListParagraph"/>
+        <w:numPr>
+          <w:ilvl w:val="1"/>
+          <w:numId w:val="30"/>
+        </w:numPr>
+        <w:spacing w:line="360" w:lineRule="auto"/>
+      </w:pPr>
+      <w:r>
+        <w:t>Selective hearing also…after Pottle though. Named empirical mechanism for the hermeneutic exclusion he’s describing, happening via party &amp; electoral incentives. Distinguish operation at individual vs party level? Clarifies why representational slope is steep even where party linkages: I get to address the “this is all just about party” people</w:t>
+      </w:r>
+    </w:p>
+    <w:p>
+      <w:pPr>
+        <w:pStyle w:val="ListParagraph"/>
+        <w:numPr>
+          <w:ilvl w:val="0"/>
+          <w:numId w:val="30"/>
+        </w:numPr>
+        <w:spacing w:line="360" w:lineRule="auto"/>
+      </w:pPr>
+      <w:r>
+        <w:lastRenderedPageBreak/>
+        <w:t>Boilerplate holder – paragraph clearly dealing with incarceration, proximal, victimization as contact for representational purposes, but how/why discrete contact types theorized to produce political orientations through different feedback mechanisms (this structures test 1) – breadcrumb so that test 1 feels continuous</w:t>
+      </w:r>
+    </w:p>
+    <w:p>
+      <w:pPr>
+        <w:spacing w:line="360" w:lineRule="auto"/>
+        <w:ind w:firstLine="720"/>
+      </w:pPr>
+      <w:r>
+        <w:t xml:space="preserve">Yet the depth of the representational challenge facing carceral citizens </w:t>
+      </w:r>
+      <w:r>
+        <w:t>may exceed</w:t>
+      </w:r>
+      <w:r>
+        <w:t xml:space="preserve"> Mansbridge's framework, applied straightforwardl</w:t>
+      </w:r>
+      <w:r>
+        <w:t>y</w:t>
+      </w:r>
+      <w:r>
+        <w:t xml:space="preserve">. The interests of people impacted by incarceration are not uncrystallized in the sense that no one has thought about them or that they await a political entrepreneur to bring them to the agenda. Communities facing sustained contact with the carceral state have developed rich, internally coherent political knowledge — articulated understandings of state power, shared vocabularies for making sense of punishment and citizenship, what Weaver, Prowse, and Piston (2020) describe as theories of the state "from below." But this knowledge is not granted standing in elite political discourse. It appears uncrystallized because the resonance imperative — the structural incentive for legislators to articulate problems and solutions in terms that cohere with strategically valuable constituencies' existing understandings — gives policymakers no reason to adopt or legitimate the vocabularies through which carceral experiences are understood. Incarcerated people, who cannot vote, face barriers to other forms of political expression, and are racially stigmatized, sit at the bottom of what Pottle (2025) calls the hermeneutic economy of legislative communication. Their knowledge </w:t>
+      </w:r>
+      <w:r>
+        <w:t>may be</w:t>
+      </w:r>
+      <w:r>
+        <w:t xml:space="preserve"> hermeneutically suppressed: sidelined not because it lacks coherence or political relevance, but because it was already outside a mainstream political vocabulary defined by the epistemic preferences of advantaged constituencies. The result is that even well-intentioned legislators may avoid invoking incarcerated residents as constituents because doing so risks antagonizing moderate white voters — and when they do engage criminal legal reform, they may do so through vocabularies engineered for advantaged audiences, emphasizing efficiency, cost savings, or redemption narratives rather than centering the perspectives of those who have lived inside the system. This is what Pottle terms hollow signaling: symbolic gestures toward reform that coexist with a refusal to integrate the knowledge, experiences, or political claims of directly impacted communities.</w:t>
+      </w:r>
+    </w:p>
+    <w:p>
+      <w:pPr>
+        <w:spacing w:line="360" w:lineRule="auto"/>
+        <w:ind w:firstLine="720"/>
+      </w:pPr>
+      <w:r>
+        <w:lastRenderedPageBreak/>
+        <w:t xml:space="preserve">The testimonial dimension compounds this exclusion. Carceral citizens are not merely absent from political discourse; they are actively constructed as uncredible within it. The same social constructions that mark incarcerated people as undeserving of policy generosity </w:t>
+      </w:r>
+      <w:r>
+        <w:t xml:space="preserve">may </w:t>
+      </w:r>
+      <w:r>
+        <w:t xml:space="preserve">also mark them as untrustworthy narrators of their own political experience — their testimony about conditions of confinement, about the effects of punishment on families and communities, about what justice requires, is filtered through credibility judgments shaped by the political vocabulary that constructs them as dangerous, deviant, or dishonest. Within the infrastructure of legislative responsiveness, their communications </w:t>
+      </w:r>
+      <w:r>
+        <w:t>may not</w:t>
+      </w:r>
+      <w:r>
+        <w:t xml:space="preserve"> receive the same epistemic weight as those of strategically valuable constituencies. </w:t>
+      </w:r>
+      <w:r>
+        <w:t xml:space="preserve">Moreover, </w:t>
+      </w:r>
+      <w:r>
+        <w:t xml:space="preserve">descriptive representatives </w:t>
+      </w:r>
+      <w:r>
+        <w:t>may</w:t>
+      </w:r>
+      <w:r>
+        <w:t xml:space="preserve"> not </w:t>
+      </w:r>
+      <w:r>
+        <w:t>be i</w:t>
+      </w:r>
+      <w:r>
+        <w:t>mmune to these pressures. Legislators of color, who might be expected to bring experiential proximity to carceral communities, may face even greater pressure toward deracialization and distancing from stigmatized issues — pressure to signal, implicitly or explicitly, that they will not disrupt the racial hierarchy (Stephens-Dougan 2020). Descriptive congruence does not straightforwardly translate into discursive recognition when the electoral connection itself incentivizes silence about the communities most affected by state punishment. The representational slope for carceral citizens is thus steep not only because they lack electoral power, but because electoral structures distribute epistemic authority in ways that determine whose experiences count as politically relevant knowledge, whose claims are treated as legitimate testimony, and whose vocabulary is politically intelligible — and on each dimension, those most impacted by the carceral state are systematically disadvantaged.</w:t>
+      </w:r>
+    </w:p>
+    <w:p>
+      <w:pPr>
+        <w:spacing w:line="360" w:lineRule="auto"/>
+        <w:ind w:firstLine="720"/>
+      </w:pPr>
+    </w:p>
+    <w:p>
+      <w:pPr>
+        <w:rPr>
+          <w:i/>
+          <w:iCs/>
+          <w:sz w:val="20"/>
+          <w:szCs w:val="20"/>
+        </w:rPr>
+      </w:pPr>
+      <w:r>
+        <w:rPr>
+          <w:i/>
+          <w:iCs/>
+          <w:sz w:val="20"/>
+          <w:szCs w:val="20"/>
+        </w:rPr>
+        <w:t>Integration note:</w:t>
+      </w:r>
+    </w:p>
+    <w:p>
+      <w:pPr>
+        <w:spacing w:before="100" w:beforeAutospacing="1" w:after="100" w:afterAutospacing="1" w:line="240" w:lineRule="auto"/>
+        <w:rPr>
+          <w:rFonts w:eastAsia="Times New Roman" w:cs="Times New Roman"/>
+          <w:i/>
+          <w:iCs/>
+          <w:kern w:val="0"/>
+          <w:sz w:val="20"/>
+          <w:szCs w:val="20"/>
+          <w14:ligatures w14:val="none"/>
+        </w:rPr>
+      </w:pPr>
+      <w:r>
+        <w:rPr>
+          <w:rFonts w:eastAsia="Times New Roman" w:cs="Times New Roman"/>
           <w:b/>
           <w:bCs/>
           <w:i/>
           <w:iCs/>
-        </w:rPr>
-        <w:t xml:space="preserve">Up and Downstream </w:t>
-      </w:r>
-    </w:p>
-    <w:p>
-      <w:pPr>
-        <w:spacing w:line="360" w:lineRule="auto"/>
-        <w:rPr>
+          <w:kern w:val="0"/>
+          <w:sz w:val="20"/>
+          <w:szCs w:val="20"/>
+          <w14:ligatures w14:val="none"/>
+        </w:rPr>
+        <w:t>Stays in test_1 as on-ramp (brief, not duplicative):</w:t>
+      </w:r>
+    </w:p>
+    <w:p>
+      <w:pPr>
+        <w:numPr>
+          <w:ilvl w:val="0"/>
+          <w:numId w:val="31"/>
+        </w:numPr>
+        <w:spacing w:before="100" w:beforeAutospacing="1" w:after="100" w:afterAutospacing="1" w:line="240" w:lineRule="auto"/>
+        <w:rPr>
+          <w:rFonts w:eastAsia="Times New Roman" w:cs="Times New Roman"/>
           <w:i/>
           <w:iCs/>
-        </w:rPr>
-      </w:pPr>
-      <w:r>
-        <w:rPr>
+          <w:kern w:val="0"/>
+          <w:sz w:val="20"/>
+          <w:szCs w:val="20"/>
+          <w14:ligatures w14:val="none"/>
+        </w:rPr>
+      </w:pPr>
+      <w:r>
+        <w:rPr>
+          <w:rFonts w:eastAsia="Times New Roman" w:cs="Times New Roman"/>
           <w:i/>
           <w:iCs/>
-        </w:rPr>
-        <w:t xml:space="preserve">Variance if efficacy across descriptive representatives underscores the inherent interaction between upstream and downstream matters, and centrality of descriptive characteristics alone. </w:t>
-      </w:r>
-    </w:p>
-    <w:p>
-      <w:pPr>
-        <w:spacing w:line="360" w:lineRule="auto"/>
-      </w:pPr>
-      <w:r>
-        <w:t xml:space="preserve">And indeed, the effect of descriptive representation on policy outcomes – or is variable. </w:t>
-      </w:r>
-    </w:p>
-    <w:p>
-      <w:pPr>
-        <w:spacing w:line="360" w:lineRule="auto"/>
-      </w:pPr>
-      <w:r>
-        <w:t xml:space="preserve">Some find that women legislators are more effective at passing legislation in general gender interests (Bratton and Haynie 1999), but others </w:t>
-      </w:r>
-      <w:proofErr w:type="spellStart"/>
-      <w:r>
-        <w:t>hae</w:t>
-      </w:r>
-      <w:proofErr w:type="spellEnd"/>
-      <w:r>
-        <w:t xml:space="preserve"> more recently complicated the gender-descriptive-to-substantive </w:t>
-      </w:r>
-      <w:proofErr w:type="spellStart"/>
-      <w:r>
-        <w:t>pipieline</w:t>
-      </w:r>
-      <w:proofErr w:type="spellEnd"/>
-      <w:r>
-        <w:t xml:space="preserve"> (Crowley 2004, Tolbert &amp; </w:t>
-      </w:r>
-      <w:proofErr w:type="spellStart"/>
-      <w:r>
-        <w:t>Steurnagel</w:t>
-      </w:r>
-      <w:proofErr w:type="spellEnd"/>
-      <w:r>
-        <w:t xml:space="preserve"> 2001, Weldon 2002). </w:t>
-      </w:r>
-    </w:p>
-    <w:p>
-      <w:pPr>
-        <w:spacing w:line="360" w:lineRule="auto"/>
-      </w:pPr>
-      <w:r>
-        <w:t xml:space="preserve">Policy outcomes </w:t>
-      </w:r>
-      <w:proofErr w:type="gramStart"/>
-      <w:r>
-        <w:t>as a result of</w:t>
-      </w:r>
-      <w:proofErr w:type="gramEnd"/>
-      <w:r>
-        <w:t xml:space="preserve"> Black descriptive representation are similarly mixed – Bratton and Haynie (1999) find that legislation sponsored by Black representatives has lower success rates than white sponsored legislation. [is that about congruence?] </w:t>
-      </w:r>
-    </w:p>
-    <w:p>
-      <w:pPr>
-        <w:spacing w:line="360" w:lineRule="auto"/>
-      </w:pPr>
-      <w:r>
-        <w:t xml:space="preserve">As disparities in descriptive rep suggest sedimented inequalities, disparities in efficacy reflect sedimented disparities in resources, institutional cultures and norms, and interactions with colleagues. On the one hand [citation about committee positions, staff, </w:t>
-      </w:r>
-      <w:proofErr w:type="spellStart"/>
-      <w:r>
-        <w:t>etc</w:t>
-      </w:r>
-      <w:proofErr w:type="spellEnd"/>
-      <w:r>
-        <w:t xml:space="preserve">]. On the other, </w:t>
-      </w:r>
-      <w:proofErr w:type="spellStart"/>
-      <w:r>
-        <w:t>Hawkesoworth</w:t>
-      </w:r>
-      <w:proofErr w:type="spellEnd"/>
-      <w:r>
-        <w:t xml:space="preserve"> (2003) shows that the racialization of Congress/institutions condition the direction and strength of descriptive representation by </w:t>
-      </w:r>
-      <w:proofErr w:type="spellStart"/>
-      <w:r>
-        <w:t>stymieying</w:t>
-      </w:r>
-      <w:proofErr w:type="spellEnd"/>
-      <w:r>
-        <w:t xml:space="preserve"> coalition building and racial minority influence within the building.  Moreover, others highlight overt racial hostility and backlash among white legislators in response to racial minority legislator gains (Haider-Markel 2007, </w:t>
-      </w:r>
-      <w:proofErr w:type="spellStart"/>
-      <w:r>
-        <w:t>Preuhs</w:t>
-      </w:r>
-      <w:proofErr w:type="spellEnd"/>
-      <w:r>
-        <w:t xml:space="preserve"> 2006). </w:t>
-      </w:r>
-    </w:p>
-    <w:p>
-      <w:pPr>
-        <w:spacing w:line="360" w:lineRule="auto"/>
-        <w:rPr>
+          <w:kern w:val="0"/>
+          <w:sz w:val="20"/>
+          <w:szCs w:val="20"/>
+          <w14:ligatures w14:val="none"/>
+        </w:rPr>
+        <w:t>The full WPP dual knowledge discussion (theory gets a gesture toward it; test 1 develops it)</w:t>
+      </w:r>
+    </w:p>
+    <w:p>
+      <w:pPr>
+        <w:numPr>
+          <w:ilvl w:val="0"/>
+          <w:numId w:val="31"/>
+        </w:numPr>
+        <w:spacing w:before="100" w:beforeAutospacing="1" w:after="100" w:afterAutospacing="1" w:line="240" w:lineRule="auto"/>
+        <w:rPr>
+          <w:rFonts w:eastAsia="Times New Roman" w:cs="Times New Roman"/>
+          <w:i/>
+          <w:iCs/>
+          <w:kern w:val="0"/>
+          <w:sz w:val="20"/>
+          <w:szCs w:val="20"/>
+          <w14:ligatures w14:val="none"/>
+        </w:rPr>
+      </w:pPr>
+      <w:r>
+        <w:rPr>
+          <w:rFonts w:eastAsia="Times New Roman" w:cs="Times New Roman"/>
+          <w:i/>
+          <w:iCs/>
+          <w:kern w:val="0"/>
+          <w:sz w:val="20"/>
+          <w:szCs w:val="20"/>
+          <w14:ligatures w14:val="none"/>
+        </w:rPr>
+        <w:t>Policy feedback literature specifics (Soss, Michener, Lerman — theory can name the tradition; test 1 unpacks it)</w:t>
+      </w:r>
+    </w:p>
+    <w:p>
+      <w:pPr>
+        <w:numPr>
+          <w:ilvl w:val="0"/>
+          <w:numId w:val="31"/>
+        </w:numPr>
+        <w:spacing w:before="100" w:beforeAutospacing="1" w:after="100" w:afterAutospacing="1" w:line="240" w:lineRule="auto"/>
+        <w:rPr>
+          <w:rFonts w:eastAsia="Times New Roman" w:cs="Times New Roman"/>
+          <w:i/>
+          <w:iCs/>
+          <w:kern w:val="0"/>
+          <w:sz w:val="20"/>
+          <w:szCs w:val="20"/>
+          <w14:ligatures w14:val="none"/>
+        </w:rPr>
+      </w:pPr>
+      <w:r>
+        <w:rPr>
+          <w:rFonts w:eastAsia="Times New Roman" w:cs="Times New Roman"/>
+          <w:i/>
+          <w:iCs/>
+          <w:kern w:val="0"/>
+          <w:sz w:val="20"/>
+          <w:szCs w:val="20"/>
+          <w14:ligatures w14:val="none"/>
+        </w:rPr>
+        <w:t>The victimization-as-contact reframe (this is genuinely test 1's most original move and doesn't belong in general theory)</w:t>
+      </w:r>
+    </w:p>
+    <w:p>
+      <w:pPr>
+        <w:numPr>
+          <w:ilvl w:val="0"/>
+          <w:numId w:val="31"/>
+        </w:numPr>
+        <w:spacing w:before="100" w:beforeAutospacing="1" w:after="100" w:afterAutospacing="1" w:line="240" w:lineRule="auto"/>
+        <w:rPr>
+          <w:rFonts w:eastAsia="Times New Roman" w:cs="Times New Roman"/>
+          <w:i/>
+          <w:iCs/>
+          <w:kern w:val="0"/>
+          <w:sz w:val="20"/>
+          <w:szCs w:val="20"/>
+          <w14:ligatures w14:val="none"/>
+        </w:rPr>
+      </w:pPr>
+      <w:r>
+        <w:rPr>
+          <w:rFonts w:eastAsia="Times New Roman" w:cs="Times New Roman"/>
+          <w:i/>
+          <w:iCs/>
+          <w:kern w:val="0"/>
+          <w:sz w:val="20"/>
+          <w:szCs w:val="20"/>
+          <w14:ligatures w14:val="none"/>
+        </w:rPr>
+        <w:lastRenderedPageBreak/>
+        <w:t>Specific hypotheses about directional differences across contact types</w:t>
+      </w:r>
+    </w:p>
+    <w:p>
+      <w:pPr>
+        <w:spacing w:before="100" w:beforeAutospacing="1" w:after="100" w:afterAutospacing="1" w:line="240" w:lineRule="auto"/>
+        <w:rPr>
+          <w:rFonts w:eastAsia="Times New Roman" w:cs="Times New Roman"/>
+          <w:i/>
+          <w:iCs/>
+          <w:kern w:val="0"/>
+          <w:sz w:val="20"/>
+          <w:szCs w:val="20"/>
+          <w14:ligatures w14:val="none"/>
+        </w:rPr>
+      </w:pPr>
+      <w:r>
+        <w:rPr>
+          <w:rFonts w:eastAsia="Times New Roman" w:cs="Times New Roman"/>
           <w:b/>
           <w:bCs/>
           <w:i/>
           <w:iCs/>
-        </w:rPr>
-      </w:pPr>
-    </w:p>
-    <w:p>
-      <w:pPr>
-        <w:spacing w:line="360" w:lineRule="auto"/>
-        <w:rPr>
+          <w:kern w:val="0"/>
+          <w:sz w:val="20"/>
+          <w:szCs w:val="20"/>
+          <w14:ligatures w14:val="none"/>
+        </w:rPr>
+        <w:t>WPP dual knowledge in theory:</w:t>
+      </w:r>
+      <w:r>
+        <w:rPr>
+          <w:rFonts w:eastAsia="Times New Roman" w:cs="Times New Roman"/>
+          <w:i/>
+          <w:iCs/>
+          <w:kern w:val="0"/>
+          <w:sz w:val="20"/>
+          <w:szCs w:val="20"/>
+          <w14:ligatures w14:val="none"/>
+        </w:rPr>
+        <w:t xml:space="preserve"> A single paragraph — positioned after the "shared problem definition" point — that says carceral-impacted communities have not only shared problem definition but generated political knowledge through coerced contact with state institutions, drawing on WPP and the standpoint tradition</w:t>
+      </w:r>
+      <w:r>
+        <w:rPr>
+          <w:rFonts w:eastAsia="Times New Roman" w:cs="Times New Roman"/>
+          <w:i/>
+          <w:iCs/>
+          <w:kern w:val="0"/>
+          <w:sz w:val="20"/>
+          <w:szCs w:val="20"/>
+          <w14:ligatures w14:val="none"/>
+        </w:rPr>
+        <w:t>….</w:t>
+      </w:r>
+      <w:r>
+        <w:rPr>
+          <w:rFonts w:eastAsia="Times New Roman" w:cs="Times New Roman"/>
+          <w:i/>
+          <w:iCs/>
+          <w:kern w:val="0"/>
+          <w:sz w:val="20"/>
+          <w:szCs w:val="20"/>
+          <w14:ligatures w14:val="none"/>
+        </w:rPr>
+        <w:t>set up the epistemic stakes without duplicating the full argument in test 1.</w:t>
+      </w:r>
+    </w:p>
+    <w:p>
+      <w:pPr>
+        <w:spacing w:before="100" w:beforeAutospacing="1" w:after="100" w:afterAutospacing="1" w:line="240" w:lineRule="auto"/>
+        <w:rPr>
+          <w:rFonts w:eastAsia="Times New Roman" w:cs="Times New Roman"/>
+          <w:i/>
+          <w:iCs/>
+          <w:kern w:val="0"/>
+          <w:sz w:val="20"/>
+          <w:szCs w:val="20"/>
+          <w14:ligatures w14:val="none"/>
+        </w:rPr>
+      </w:pPr>
+      <w:r>
+        <w:rPr>
+          <w:rFonts w:eastAsia="Times New Roman" w:cs="Times New Roman"/>
           <w:b/>
           <w:bCs/>
           <w:i/>
           <w:iCs/>
-        </w:rPr>
-      </w:pPr>
-      <w:r>
+          <w:kern w:val="0"/>
+          <w:sz w:val="20"/>
+          <w:szCs w:val="20"/>
+          <w14:ligatures w14:val="none"/>
+        </w:rPr>
+        <w:t>Eckhouse placement:</w:t>
+      </w:r>
+      <w:r>
+        <w:rPr>
+          <w:rFonts w:eastAsia="Times New Roman" w:cs="Times New Roman"/>
+          <w:i/>
+          <w:iCs/>
+          <w:kern w:val="0"/>
+          <w:sz w:val="20"/>
+          <w:szCs w:val="20"/>
+          <w14:ligatures w14:val="none"/>
+        </w:rPr>
+        <w:t xml:space="preserve"> The selective hearing concept </w:t>
+      </w:r>
+      <w:r>
+        <w:rPr>
+          <w:rFonts w:eastAsia="Times New Roman" w:cs="Times New Roman"/>
+          <w:i/>
+          <w:iCs/>
+          <w:kern w:val="0"/>
+          <w:sz w:val="20"/>
+          <w:szCs w:val="20"/>
+          <w14:ligatures w14:val="none"/>
+        </w:rPr>
+        <w:t xml:space="preserve">= </w:t>
+      </w:r>
+      <w:r>
+        <w:rPr>
+          <w:rFonts w:eastAsia="Times New Roman" w:cs="Times New Roman"/>
+          <w:i/>
+          <w:iCs/>
+          <w:kern w:val="0"/>
+          <w:sz w:val="20"/>
+          <w:szCs w:val="20"/>
+          <w14:ligatures w14:val="none"/>
+        </w:rPr>
+        <w:t xml:space="preserve">the empirical complement to Pottle's structural argument. Pottle </w:t>
+      </w:r>
+      <w:r>
+        <w:rPr>
+          <w:rFonts w:eastAsia="Times New Roman" w:cs="Times New Roman"/>
+          <w:i/>
+          <w:iCs/>
+          <w:kern w:val="0"/>
+          <w:sz w:val="20"/>
+          <w:szCs w:val="20"/>
+          <w14:ligatures w14:val="none"/>
+        </w:rPr>
+        <w:t xml:space="preserve">= </w:t>
+      </w:r>
+      <w:r>
+        <w:rPr>
+          <w:rFonts w:eastAsia="Times New Roman" w:cs="Times New Roman"/>
+          <w:i/>
+          <w:iCs/>
+          <w:kern w:val="0"/>
+          <w:sz w:val="20"/>
+          <w:szCs w:val="20"/>
+          <w14:ligatures w14:val="none"/>
+        </w:rPr>
+        <w:t xml:space="preserve"> the mechanism; Eckhouse </w:t>
+      </w:r>
+      <w:r>
+        <w:rPr>
+          <w:rFonts w:eastAsia="Times New Roman" w:cs="Times New Roman"/>
+          <w:i/>
+          <w:iCs/>
+          <w:kern w:val="0"/>
+          <w:sz w:val="20"/>
+          <w:szCs w:val="20"/>
+          <w14:ligatures w14:val="none"/>
+        </w:rPr>
+        <w:t>=</w:t>
+      </w:r>
+      <w:r>
+        <w:rPr>
+          <w:rFonts w:eastAsia="Times New Roman" w:cs="Times New Roman"/>
+          <w:i/>
+          <w:iCs/>
+          <w:kern w:val="0"/>
+          <w:sz w:val="20"/>
+          <w:szCs w:val="20"/>
+          <w14:ligatures w14:val="none"/>
+        </w:rPr>
+        <w:t xml:space="preserve"> historical evidence that it operates in criminal legal politics specifically.</w:t>
+      </w:r>
+    </w:p>
+    <w:p>
+      <w:pPr>
+        <w:spacing w:line="360" w:lineRule="auto"/>
+      </w:pPr>
+    </w:p>
+    <w:p>
+      <w:pPr>
+        <w:pStyle w:val="Heading1"/>
+      </w:pPr>
+      <w:bookmarkStart w:id="16" w:name="_Toc220591738"/>
+      <w:bookmarkEnd w:id="8"/>
+      <w:r>
+        <w:t xml:space="preserve">III. </w:t>
+      </w:r>
+      <w:r>
+        <w:t>Test 1</w:t>
+      </w:r>
+      <w:r>
+        <w:t xml:space="preserve">: </w:t>
+      </w:r>
+      <w:bookmarkEnd w:id="16"/>
+      <w:r>
+        <w:t>Criminal Legal Policy Preferences</w:t>
+      </w:r>
+    </w:p>
+    <w:p>
+      <w:pPr>
+        <w:rPr>
+          <w:b/>
+          <w:bCs/>
+        </w:rPr>
+      </w:pPr>
+      <w:bookmarkStart w:id="17" w:name="_Toc220591741"/>
+      <w:r>
+        <w:rPr>
+          <w:b/>
+          <w:bCs/>
+        </w:rPr>
+        <w:t>Introduction</w:t>
+      </w:r>
+    </w:p>
+    <w:p>
+      <w:pPr>
+        <w:rPr>
+          <w:sz w:val="23"/>
+          <w:szCs w:val="23"/>
+        </w:rPr>
+      </w:pPr>
+      <w:r>
+        <w:rPr>
+          <w:sz w:val="23"/>
+          <w:szCs w:val="23"/>
+        </w:rPr>
+        <w:t>Direct contact with carceral policy in the United States is extensive.</w:t>
+      </w:r>
+      <w:r>
+        <w:rPr>
+          <w:rStyle w:val="EndnoteReference"/>
+          <w:sz w:val="23"/>
+          <w:szCs w:val="23"/>
+        </w:rPr>
+        <w:endnoteReference w:id="1"/>
+      </w:r>
+      <w:r>
+        <w:rPr>
+          <w:sz w:val="23"/>
+          <w:szCs w:val="23"/>
+        </w:rPr>
+        <w:t xml:space="preserve"> </w:t>
+      </w:r>
+      <w:r>
+        <w:rPr>
+          <w:sz w:val="23"/>
+          <w:szCs w:val="23"/>
+        </w:rPr>
+        <w:t>By year-end 2001, more than 5.6 million U.S. adults had served time in a state or federal prison (BOP 2003), and by 2010, an estimated 8 % had a felony conviction and 3 % had served or were serving prison time (Shannon et al 2017).</w:t>
+      </w:r>
+      <w:r>
+        <w:rPr>
+          <w:sz w:val="23"/>
+          <w:szCs w:val="23"/>
+        </w:rPr>
+        <w:t xml:space="preserve"> </w:t>
+      </w:r>
+      <w:r>
+        <w:rPr>
+          <w:sz w:val="23"/>
+          <w:szCs w:val="23"/>
+        </w:rPr>
+        <w:t>While systematized data on non-felony convictions remain, as Stenson and Mayson (2018) put it, "absurdly, embarrassingly" (p. 732) elusive, they estimate 13.2 million such cases are filed annually.</w:t>
+      </w:r>
+      <w:r>
+        <w:rPr>
+          <w:sz w:val="23"/>
+          <w:szCs w:val="23"/>
+        </w:rPr>
+        <w:t xml:space="preserve"> </w:t>
+      </w:r>
+      <w:r>
+        <w:rPr>
+          <w:sz w:val="23"/>
+          <w:szCs w:val="23"/>
+        </w:rPr>
+        <w:t xml:space="preserve">Many millions more experience </w:t>
+      </w:r>
+      <w:r>
+        <w:rPr>
+          <w:sz w:val="23"/>
+          <w:szCs w:val="23"/>
+        </w:rPr>
+        <w:t>the carceral state</w:t>
+      </w:r>
+      <w:r>
+        <w:rPr>
+          <w:sz w:val="23"/>
+          <w:szCs w:val="23"/>
+        </w:rPr>
+        <w:t xml:space="preserve"> indirectly – through proximal contact – as family, friends, or neighbors of those incarcerated – or through victimization, having been harmed by a crime prosecuted by the state. While </w:t>
+      </w:r>
+      <w:r>
+        <w:rPr>
+          <w:sz w:val="23"/>
+          <w:szCs w:val="23"/>
+        </w:rPr>
+        <w:t>the legislators who make or maintain criminal legal policy governing these citizens often present the</w:t>
+      </w:r>
+      <w:r>
+        <w:rPr>
+          <w:sz w:val="23"/>
+          <w:szCs w:val="23"/>
+        </w:rPr>
+        <w:t xml:space="preserve"> interests of these two groups as oppositional, we actually know very little about how such experiences shape how people think about criminal legal policy.</w:t>
+      </w:r>
+      <w:r>
+        <w:rPr>
+          <w:sz w:val="23"/>
+          <w:szCs w:val="23"/>
+        </w:rPr>
+        <w:t xml:space="preserve"> Moreover, scholarship has pointed out that what we </w:t>
+      </w:r>
+      <w:r>
+        <w:rPr>
+          <w:i/>
+          <w:iCs/>
+          <w:sz w:val="23"/>
+          <w:szCs w:val="23"/>
+        </w:rPr>
+        <w:t>think</w:t>
+      </w:r>
+      <w:r>
+        <w:rPr>
+          <w:sz w:val="23"/>
+          <w:szCs w:val="23"/>
+        </w:rPr>
+        <w:t xml:space="preserve"> we know about these communities’ political orientations more broadly is shaped by assumptions about political knowledge and competence that these scholars have begun to challenge (Weaver, Piston and Prowse 2019). </w:t>
+      </w:r>
+    </w:p>
+    <w:p>
+      <w:pPr>
+        <w:rPr>
+          <w:sz w:val="23"/>
+          <w:szCs w:val="23"/>
+        </w:rPr>
+      </w:pPr>
+      <w:commentRangeStart w:id="18"/>
+      <w:r>
+        <w:rPr>
+          <w:sz w:val="23"/>
+          <w:szCs w:val="23"/>
+        </w:rPr>
+        <w:t>This</w:t>
+      </w:r>
+      <w:commentRangeEnd w:id="18"/>
+      <w:r>
+        <w:rPr>
+          <w:rStyle w:val="CommentReference"/>
+        </w:rPr>
+        <w:commentReference w:id="18"/>
+      </w:r>
+      <w:r>
+        <w:rPr>
+          <w:sz w:val="23"/>
+          <w:szCs w:val="23"/>
+        </w:rPr>
+        <w:t xml:space="preserve"> first chapter contains an analysis of original survey data of individuals impacted by the carceral state to examine whether and how different forms of carceral contact correspond with distinct criminal legal policy preferences and perceptions of incarcerated people. I suggest that communities impacted by the carceral state – via direct contact or incarceration, proximal contact, and victimization – may hold distinctive and coherent policy preferences that differ systematically from non-impacted populations. Moreover, these patterns will suggest not only that the preferences of those who are not directly impacted by criminal legal policy diverge from the preferences those who shoulder its burdens, but that they point to distinct political orientations grounded in experiential knowledge of the system, raising questions about the epistemic foundations of representation, and with implications for how we understand the </w:t>
+      </w:r>
+      <w:r>
+        <w:rPr>
+          <w:sz w:val="23"/>
+          <w:szCs w:val="23"/>
+        </w:rPr>
+        <w:lastRenderedPageBreak/>
+        <w:t xml:space="preserve">representational relationship between legislators and carceral constituents – questions that subsequent chapters will take up directly. </w:t>
+      </w:r>
+    </w:p>
+    <w:p>
+      <w:pPr>
+        <w:pStyle w:val="Heading2"/>
+      </w:pPr>
+      <w:r>
+        <w:t>Representation, Knowledge, &amp; the Carceral State</w:t>
+      </w:r>
+    </w:p>
+    <w:p>
+      <w:pPr>
+        <w:pStyle w:val="Heading3"/>
+      </w:pPr>
+      <w:r>
+        <w:t xml:space="preserve"> </w:t>
+      </w:r>
+      <w:r>
+        <w:t>The Epistemic Requirements of Responsiveness</w:t>
+      </w:r>
+    </w:p>
+    <w:p>
+      <w:pPr>
+        <w:rPr>
+          <w:sz w:val="23"/>
+          <w:szCs w:val="23"/>
+        </w:rPr>
+      </w:pPr>
+      <w:r>
+        <w:rPr>
+          <w:sz w:val="23"/>
+          <w:szCs w:val="23"/>
+        </w:rPr>
+        <w:t xml:space="preserve">For some normative and empirical scholars of representation, whether legislators organize around constituent </w:t>
+      </w:r>
+      <w:r>
+        <w:rPr>
+          <w:i/>
+          <w:iCs/>
+          <w:sz w:val="23"/>
+          <w:szCs w:val="23"/>
+        </w:rPr>
+        <w:t>interests</w:t>
+      </w:r>
+      <w:r>
+        <w:rPr>
+          <w:sz w:val="23"/>
+          <w:szCs w:val="23"/>
+        </w:rPr>
+        <w:t xml:space="preserve"> or constituent </w:t>
+      </w:r>
+      <w:r>
+        <w:rPr>
+          <w:i/>
+          <w:iCs/>
+          <w:sz w:val="23"/>
+          <w:szCs w:val="23"/>
+        </w:rPr>
+        <w:t>preferences</w:t>
+      </w:r>
+      <w:r>
+        <w:rPr>
+          <w:sz w:val="23"/>
+          <w:szCs w:val="23"/>
+        </w:rPr>
+        <w:t xml:space="preserve"> constitutes a necessary choice between two bases of political representation (Miler 2018). Many take after Pitkin (1967), who grounds her interest-based approach on the view that voter preferences are too infrequent, inconsistent, and irrelevant for any given decision a representative takes up. Moreover, they cannot aggregate into a congealed and coherent </w:t>
+      </w:r>
+      <w:r>
+        <w:rPr>
+          <w:i/>
+          <w:iCs/>
+          <w:sz w:val="23"/>
+          <w:szCs w:val="23"/>
+        </w:rPr>
+        <w:t>interest</w:t>
+      </w:r>
+      <w:r>
+        <w:rPr>
+          <w:sz w:val="23"/>
+          <w:szCs w:val="23"/>
+        </w:rPr>
+        <w:t xml:space="preserve"> that a legislator can act on, and that by definition must come prior to an act of representation ().  Thus, according to Pitkin, representatives owe constituents “devotion to their interests” rather than “submission to their will” (). Even in Mansbridge’s anticipatory model  - in which legislators act on their expectation of voters’ interests and preferences once they do “take shape,” defines interests as “enlightened preferences” that can be cultivated when representatives </w:t>
+      </w:r>
+      <w:r>
+        <w:rPr>
+          <w:i/>
+          <w:iCs/>
+          <w:sz w:val="23"/>
+          <w:szCs w:val="23"/>
+        </w:rPr>
+        <w:t>educate</w:t>
+      </w:r>
+      <w:r>
+        <w:rPr>
+          <w:sz w:val="23"/>
+          <w:szCs w:val="23"/>
+        </w:rPr>
+        <w:t xml:space="preserve"> their constituents. In her critique of this disjuncture (and theories of responsiveness), Disch (2018) shows that both expose a paradox wherein theories of representation treat constituency preferences as existing prior to the representational relationship, and that legislators instead actively construct the constituencies and preferences they claim to represent. Yet, across these and even in Disch’s framework, three problems stand out. </w:t>
+      </w:r>
+    </w:p>
+    <w:p>
+      <w:pPr>
+        <w:ind w:firstLine="720"/>
+        <w:rPr>
+          <w:sz w:val="23"/>
+          <w:szCs w:val="23"/>
+        </w:rPr>
+      </w:pPr>
+      <w:r>
+        <w:rPr>
+          <w:sz w:val="23"/>
+          <w:szCs w:val="23"/>
+        </w:rPr>
+        <w:t xml:space="preserve">First, even Disch’s framework may still devalue political preferences. Second, across these frameworks, a persistent requirement remains that a representative is able to accurately perceive of actual or (for Disch) </w:t>
+      </w:r>
+      <w:r>
+        <w:rPr>
+          <w:i/>
+          <w:iCs/>
+          <w:sz w:val="23"/>
+          <w:szCs w:val="23"/>
+        </w:rPr>
+        <w:t>potential</w:t>
+      </w:r>
+      <w:r>
+        <w:rPr>
+          <w:sz w:val="23"/>
+          <w:szCs w:val="23"/>
+        </w:rPr>
+        <w:t xml:space="preserve"> constituencies and their orientations/preferences in the process (again, particularly for Disch) of constructing their interests. The point here is view their </w:t>
+      </w:r>
+      <w:r>
+        <w:rPr>
+          <w:i/>
+          <w:iCs/>
+          <w:sz w:val="23"/>
+          <w:szCs w:val="23"/>
+        </w:rPr>
+        <w:t>interests</w:t>
+      </w:r>
+      <w:r>
+        <w:rPr>
+          <w:sz w:val="23"/>
+          <w:szCs w:val="23"/>
+        </w:rPr>
+        <w:t xml:space="preserve"> if the distinction needs to be made as valid, legitimate, worthy of consideration, etc. For carceral constituencies, this system may break down not because of a lack of coherent orientations, but because the epistemic economy systematically discounts what they know. Finally, findings from empirical political science and feminist epistemologists converge in showing/suggesting/underscoring that state interactions may produce knowledge/shape preferences through lived, coercive, involuntary encounters with state power – before or rather than legislator persuasion, education, or manipulation (Mansbridge’s categories). </w:t>
+      </w:r>
+    </w:p>
+    <w:p>
+      <w:pPr>
+        <w:rPr>
+          <w:sz w:val="23"/>
+          <w:szCs w:val="23"/>
+        </w:rPr>
+      </w:pPr>
+    </w:p>
+    <w:p>
+      <w:pPr>
+        <w:pStyle w:val="Heading3"/>
+      </w:pPr>
+      <w:r>
+        <w:t>The Uninformed Citizenry and Its Carceral Inflection</w:t>
+      </w:r>
+    </w:p>
+    <w:p>
+      <w:pPr>
+        <w:rPr>
+          <w:sz w:val="23"/>
+          <w:szCs w:val="23"/>
+        </w:rPr>
+      </w:pPr>
+      <w:r>
+        <w:rPr>
+          <w:sz w:val="23"/>
+          <w:szCs w:val="23"/>
+        </w:rPr>
+        <w:t>Despite what Disch terms the “</w:t>
+      </w:r>
+      <w:r>
+        <w:rPr>
+          <w:sz w:val="23"/>
+          <w:szCs w:val="23"/>
+        </w:rPr>
+        <w:t>bedrock norm</w:t>
+      </w:r>
+      <w:r>
+        <w:rPr>
+          <w:sz w:val="23"/>
+          <w:szCs w:val="23"/>
+        </w:rPr>
+        <w:t>”</w:t>
+      </w:r>
+      <w:r>
+        <w:rPr>
+          <w:sz w:val="23"/>
+          <w:szCs w:val="23"/>
+        </w:rPr>
+        <w:t xml:space="preserve"> and "tragedy and farce" assumption</w:t>
+      </w:r>
+      <w:r>
+        <w:rPr>
+          <w:sz w:val="23"/>
+          <w:szCs w:val="23"/>
+        </w:rPr>
+        <w:t>s that mass public’s preferences are incoherent and demonstrate absent political knowledge</w:t>
+      </w:r>
+      <w:r>
+        <w:rPr>
+          <w:sz w:val="23"/>
+          <w:szCs w:val="23"/>
+        </w:rPr>
+        <w:t xml:space="preserve"> (Delli Carpini and Keeter)</w:t>
+      </w:r>
+      <w:r>
+        <w:rPr>
+          <w:sz w:val="23"/>
+          <w:szCs w:val="23"/>
+        </w:rPr>
+        <w:t xml:space="preserve">, which justify attention to interests. . . scholars have convincingly challenged this </w:t>
+      </w:r>
+      <w:r>
+        <w:rPr>
+          <w:sz w:val="23"/>
+          <w:szCs w:val="23"/>
+        </w:rPr>
+        <w:lastRenderedPageBreak/>
+        <w:t>assumption on methodological (</w:t>
+      </w:r>
+      <w:r>
+        <w:rPr>
+          <w:sz w:val="23"/>
+          <w:szCs w:val="23"/>
+        </w:rPr>
+        <w:t>Pérez</w:t>
+      </w:r>
+      <w:r>
+        <w:rPr>
+          <w:sz w:val="23"/>
+          <w:szCs w:val="23"/>
+        </w:rPr>
+        <w:t xml:space="preserve">) </w:t>
+      </w:r>
+      <w:r>
+        <w:rPr>
+          <w:sz w:val="23"/>
+          <w:szCs w:val="23"/>
+        </w:rPr>
+        <w:t>and on substantive grounds</w:t>
+      </w:r>
+      <w:r>
+        <w:rPr>
+          <w:sz w:val="23"/>
+          <w:szCs w:val="23"/>
+        </w:rPr>
+        <w:t xml:space="preserve"> (). Moreover, feminist epistemologists show how assumptions that </w:t>
+      </w:r>
+      <w:r>
+        <w:rPr>
+          <w:sz w:val="23"/>
+          <w:szCs w:val="23"/>
+        </w:rPr>
+        <w:t xml:space="preserve">marginalized </w:t>
+      </w:r>
+      <w:r>
+        <w:rPr>
+          <w:sz w:val="23"/>
+          <w:szCs w:val="23"/>
+        </w:rPr>
+        <w:t xml:space="preserve">race/class subjugated </w:t>
+      </w:r>
+      <w:r>
+        <w:rPr>
+          <w:sz w:val="23"/>
+          <w:szCs w:val="23"/>
+        </w:rPr>
+        <w:t xml:space="preserve">communities lack coherent political knowledge functions as a </w:t>
+      </w:r>
+      <w:r>
+        <w:rPr>
+          <w:sz w:val="23"/>
+          <w:szCs w:val="23"/>
+        </w:rPr>
+        <w:t>“</w:t>
+      </w:r>
+      <w:r>
+        <w:rPr>
+          <w:sz w:val="23"/>
+          <w:szCs w:val="23"/>
+        </w:rPr>
+        <w:t>prejudicial stereotype</w:t>
+      </w:r>
+      <w:r>
+        <w:rPr>
+          <w:sz w:val="23"/>
+          <w:szCs w:val="23"/>
+        </w:rPr>
+        <w:t>”</w:t>
+      </w:r>
+      <w:r>
+        <w:rPr>
+          <w:sz w:val="23"/>
+          <w:szCs w:val="23"/>
+        </w:rPr>
+        <w:t xml:space="preserve"> — one that operates in the "economy of credibility" to deflate the epistemic standing of these communities before their claims are even heard. </w:t>
+      </w:r>
+      <w:r>
+        <w:rPr>
+          <w:sz w:val="23"/>
+          <w:szCs w:val="23"/>
+        </w:rPr>
+        <w:t xml:space="preserve"> </w:t>
+      </w:r>
+      <w:r>
+        <w:rPr>
+          <w:sz w:val="23"/>
+          <w:szCs w:val="23"/>
+        </w:rPr>
+        <w:t xml:space="preserve">Pottle extends this into electoral politics: electoral incentives shape not only policy choices but the production and circulation of political knowledge, and groups with low strategic value are systematically excluded from the interpretive frameworks legislators use to define problems and solutions. </w:t>
+      </w:r>
+      <w:r>
+        <w:rPr>
+          <w:sz w:val="23"/>
+          <w:szCs w:val="23"/>
+        </w:rPr>
+        <w:t xml:space="preserve">Such exclusions are thus path dependent: </w:t>
+      </w:r>
+      <w:r>
+        <w:rPr>
+          <w:sz w:val="23"/>
+          <w:szCs w:val="23"/>
+        </w:rPr>
+        <w:t>excluded groups are constructed as uncredible knowers (testimonial injustice) and their knowledge is dismissed as outside the political mainstream (hermeneutical injustice).</w:t>
+      </w:r>
+    </w:p>
+    <w:p>
+      <w:pPr>
+        <w:pStyle w:val="Heading3"/>
+      </w:pPr>
+      <w:r>
+        <w:t xml:space="preserve">Dual Knowledge and the Political Orientations of Carceral </w:t>
+      </w:r>
+      <w:r>
+        <w:t xml:space="preserve">Constituencies </w:t>
+      </w:r>
+    </w:p>
+    <w:p>
+      <w:pPr>
+        <w:rPr>
+          <w:sz w:val="23"/>
+          <w:szCs w:val="23"/>
+        </w:rPr>
+      </w:pPr>
+      <w:r>
+        <w:rPr>
+          <w:sz w:val="23"/>
+          <w:szCs w:val="23"/>
+        </w:rPr>
+        <w:t xml:space="preserve">Pivot to what we actually know about what carceral-contact communities think. </w:t>
+      </w:r>
+    </w:p>
+    <w:p>
+      <w:pPr>
+        <w:rPr>
+          <w:sz w:val="23"/>
+          <w:szCs w:val="23"/>
+        </w:rPr>
+      </w:pPr>
+      <w:r>
+        <w:rPr>
+          <w:sz w:val="23"/>
+          <w:szCs w:val="23"/>
+        </w:rPr>
+        <w:t xml:space="preserve">WPP is the centerpiece: heavily policed communities possess "dual knowledge" — extensive, sophisticated understanding of both the formal operations of law and the "hidden curriculum" of policing-in-practice. This knowledge is not acquired voluntarily but imposed through state coercion, and its function is not to improve democratic outputs (because these communities accurately perceive that their preferences have little influence) but to preserve autonomy, dignity, and safety. </w:t>
+      </w:r>
+    </w:p>
+    <w:p>
+      <w:pPr>
+        <w:pStyle w:val="ListParagraph"/>
+        <w:numPr>
+          <w:ilvl w:val="0"/>
+          <w:numId w:val="32"/>
+        </w:numPr>
+        <w:rPr>
+          <w:sz w:val="23"/>
+          <w:szCs w:val="23"/>
+        </w:rPr>
+      </w:pPr>
+      <w:r>
+        <w:rPr>
+          <w:sz w:val="23"/>
+          <w:szCs w:val="23"/>
+        </w:rPr>
+        <w:t>Eckhouse</w:t>
+      </w:r>
+    </w:p>
+    <w:p>
+      <w:pPr>
+        <w:rPr>
+          <w:sz w:val="23"/>
+          <w:szCs w:val="23"/>
+        </w:rPr>
+      </w:pPr>
+      <w:r>
+        <w:rPr>
+          <w:sz w:val="23"/>
+          <w:szCs w:val="23"/>
+        </w:rPr>
+        <w:t>(</w:t>
+      </w:r>
+      <w:r>
+        <w:rPr>
+          <w:i/>
+          <w:iCs/>
+          <w:sz w:val="23"/>
+          <w:szCs w:val="23"/>
+        </w:rPr>
+        <w:t>that these build</w:t>
+      </w:r>
+      <w:r>
+        <w:rPr>
+          <w:i/>
+          <w:iCs/>
+          <w:sz w:val="23"/>
+          <w:szCs w:val="23"/>
+        </w:rPr>
+        <w:t xml:space="preserve"> on</w:t>
+      </w:r>
+      <w:r>
+        <w:rPr>
+          <w:i/>
+          <w:iCs/>
+          <w:sz w:val="23"/>
+          <w:szCs w:val="23"/>
+        </w:rPr>
+        <w:t xml:space="preserve"> broader traditions go to theory chapte</w:t>
+      </w:r>
+      <w:r>
+        <w:rPr>
+          <w:i/>
+          <w:iCs/>
+          <w:sz w:val="23"/>
+          <w:szCs w:val="23"/>
+        </w:rPr>
+        <w:t>r if anywhere?</w:t>
+      </w:r>
+      <w:r>
+        <w:rPr>
+          <w:i/>
+          <w:iCs/>
+          <w:sz w:val="23"/>
+          <w:szCs w:val="23"/>
+        </w:rPr>
+        <w:t>: standpoint theory, Foucault's "subjugated knowledge," Collins, hooks — scholars who have long recognized that experiential knowledge of oppression constitutes a distinctive epistemic resource, not a deficit.</w:t>
+      </w:r>
+      <w:r>
+        <w:rPr>
+          <w:sz w:val="23"/>
+          <w:szCs w:val="23"/>
+        </w:rPr>
+        <w:t>)</w:t>
+      </w:r>
+    </w:p>
+    <w:p>
+      <w:pPr>
+        <w:rPr>
+          <w:sz w:val="23"/>
+          <w:szCs w:val="23"/>
+        </w:rPr>
+      </w:pPr>
+      <w:r>
+        <w:rPr>
+          <w:b/>
+          <w:bCs/>
+          <w:sz w:val="23"/>
+          <w:szCs w:val="23"/>
+        </w:rPr>
+        <w:t>Policy feedback literature</w:t>
+      </w:r>
+      <w:r>
+        <w:rPr>
+          <w:sz w:val="23"/>
+          <w:szCs w:val="23"/>
+        </w:rPr>
+        <w:t>: interactions with the carceral state shape political orientations through both resource effects and interpretive effects (Soss, Weaver, Lerman). But most of this work examines how contact shapes views of the state or of oneself as a citizen — not how contact shapes preferences about specific criminal legal policies or perceptions of the deservingness of those targeted by those policies</w:t>
+      </w:r>
+      <w:r>
+        <w:rPr>
+          <w:sz w:val="23"/>
+          <w:szCs w:val="23"/>
+        </w:rPr>
+        <w:t xml:space="preserve">, so that is an empirical gap addressed in this chapter. </w:t>
+      </w:r>
+    </w:p>
+    <w:p>
+      <w:pPr>
+        <w:pStyle w:val="Heading2"/>
+      </w:pPr>
+      <w:r>
+        <w:t>3.3 (Hypotheses/Expectations)</w:t>
+      </w:r>
+      <w:bookmarkEnd w:id="17"/>
+    </w:p>
+    <w:p>
+      <w:r>
+        <w:t>Impact, Abstract (Unimpacted) and Policy Orientations</w:t>
+      </w:r>
+    </w:p>
+    <w:p>
+      <w:r>
+        <w:t>[. . . ]</w:t>
+      </w:r>
+    </w:p>
+    <w:p>
+      <w:pPr>
+        <w:rPr>
+          <w:sz w:val="23"/>
+          <w:szCs w:val="23"/>
+        </w:rPr>
+      </w:pPr>
+      <w:r>
+        <w:rPr>
+          <w:sz w:val="23"/>
+          <w:szCs w:val="23"/>
+        </w:rPr>
+        <w:t xml:space="preserve">Clearly, the policy orientations of communities most impacted by the carceral state are not a black box. </w:t>
+      </w:r>
+    </w:p>
+    <w:p>
+      <w:pPr>
+        <w:rPr>
+          <w:sz w:val="23"/>
+          <w:szCs w:val="23"/>
+        </w:rPr>
+      </w:pPr>
+      <w:r>
+        <w:rPr>
+          <w:sz w:val="23"/>
+          <w:szCs w:val="23"/>
+        </w:rPr>
+        <w:lastRenderedPageBreak/>
+        <w:t>[very brief in general social constructions here]</w:t>
+      </w:r>
+    </w:p>
+    <w:p>
+      <w:pPr>
+        <w:pStyle w:val="ListParagraph"/>
+        <w:numPr>
+          <w:ilvl w:val="0"/>
+          <w:numId w:val="33"/>
+        </w:numPr>
+        <w:rPr>
+          <w:sz w:val="23"/>
+          <w:szCs w:val="23"/>
+        </w:rPr>
+      </w:pPr>
+      <w:r>
+        <w:rPr>
+          <w:sz w:val="23"/>
+          <w:szCs w:val="23"/>
+        </w:rPr>
+        <w:t>PPW</w:t>
+      </w:r>
+      <w:r>
+        <w:rPr>
+          <w:sz w:val="23"/>
+          <w:szCs w:val="23"/>
+        </w:rPr>
+        <w:t xml:space="preserve"> - </w:t>
+      </w:r>
+    </w:p>
+    <w:p>
+      <w:pPr>
+        <w:pStyle w:val="ListParagraph"/>
+        <w:numPr>
+          <w:ilvl w:val="0"/>
+          <w:numId w:val="33"/>
+        </w:numPr>
+        <w:rPr>
+          <w:sz w:val="23"/>
+          <w:szCs w:val="23"/>
+        </w:rPr>
+      </w:pPr>
+      <w:r>
+        <w:rPr>
+          <w:sz w:val="23"/>
+          <w:szCs w:val="23"/>
+        </w:rPr>
+        <w:t>Other policy feedback</w:t>
+      </w:r>
+    </w:p>
+    <w:p>
+      <w:pPr>
+        <w:pStyle w:val="ListParagraph"/>
+        <w:numPr>
+          <w:ilvl w:val="1"/>
+          <w:numId w:val="33"/>
+        </w:numPr>
+        <w:rPr>
+          <w:sz w:val="23"/>
+          <w:szCs w:val="23"/>
+        </w:rPr>
+      </w:pPr>
+      <w:r>
+        <w:rPr>
+          <w:sz w:val="23"/>
+          <w:szCs w:val="23"/>
+        </w:rPr>
+        <w:t xml:space="preserve">With PPW, underscores that </w:t>
+      </w:r>
+      <w:r>
+        <w:rPr>
+          <w:sz w:val="23"/>
+          <w:szCs w:val="23"/>
+        </w:rPr>
+        <w:t>olicy targets as active</w:t>
+      </w:r>
+    </w:p>
+    <w:p>
+      <w:pPr>
+        <w:pStyle w:val="ListParagraph"/>
+        <w:numPr>
+          <w:ilvl w:val="1"/>
+          <w:numId w:val="33"/>
+        </w:numPr>
+        <w:rPr>
+          <w:sz w:val="23"/>
+          <w:szCs w:val="23"/>
+        </w:rPr>
+      </w:pPr>
+      <w:r>
+        <w:rPr>
+          <w:sz w:val="23"/>
+          <w:szCs w:val="23"/>
+        </w:rPr>
+        <w:t>agents in meaning-making processes and empirical findings in the criminal legal domain </w:t>
+      </w:r>
+    </w:p>
+    <w:p>
+      <w:pPr>
+        <w:pStyle w:val="ListParagraph"/>
+        <w:numPr>
+          <w:ilvl w:val="0"/>
+          <w:numId w:val="33"/>
+        </w:numPr>
+        <w:rPr>
+          <w:sz w:val="23"/>
+          <w:szCs w:val="23"/>
+        </w:rPr>
+      </w:pPr>
+      <w:r>
+        <w:rPr>
+          <w:sz w:val="23"/>
+          <w:szCs w:val="23"/>
+        </w:rPr>
+        <w:t>Without really doing deservingness, contact stuff</w:t>
+      </w:r>
+    </w:p>
+    <w:p>
+      <w:pPr>
+        <w:pStyle w:val="ListParagraph"/>
+        <w:numPr>
+          <w:ilvl w:val="1"/>
+          <w:numId w:val="33"/>
+        </w:numPr>
+        <w:rPr>
+          <w:sz w:val="23"/>
+          <w:szCs w:val="23"/>
+        </w:rPr>
+      </w:pPr>
+    </w:p>
+    <w:p>
+      <w:pPr>
+        <w:pStyle w:val="ListParagraph"/>
+        <w:numPr>
+          <w:ilvl w:val="0"/>
+          <w:numId w:val="33"/>
+        </w:numPr>
+        <w:rPr>
+          <w:sz w:val="23"/>
+          <w:szCs w:val="23"/>
+        </w:rPr>
+      </w:pPr>
+      <w:r>
+        <w:rPr>
+          <w:sz w:val="23"/>
+          <w:szCs w:val="23"/>
+        </w:rPr>
+        <w:t>Briefly, know that Black communities tend to xyz vis-à-vis punishment/CJ</w:t>
+      </w:r>
+    </w:p>
+    <w:p>
+      <w:pPr>
+        <w:pStyle w:val="ListParagraph"/>
+        <w:numPr>
+          <w:ilvl w:val="1"/>
+          <w:numId w:val="33"/>
+        </w:numPr>
+        <w:rPr>
+          <w:sz w:val="23"/>
+          <w:szCs w:val="23"/>
+        </w:rPr>
+      </w:pPr>
+      <w:r>
+        <w:rPr>
+          <w:sz w:val="23"/>
+          <w:szCs w:val="23"/>
+        </w:rPr>
+        <w:t>One very specific paper</w:t>
+      </w:r>
+    </w:p>
+    <w:p>
+      <w:pPr>
+        <w:pStyle w:val="ListParagraph"/>
+        <w:numPr>
+          <w:ilvl w:val="1"/>
+          <w:numId w:val="33"/>
+        </w:numPr>
+        <w:rPr>
+          <w:sz w:val="23"/>
+          <w:szCs w:val="23"/>
+        </w:rPr>
+      </w:pPr>
+      <w:r>
+        <w:rPr>
+          <w:sz w:val="23"/>
+          <w:szCs w:val="23"/>
+        </w:rPr>
+        <w:t>Eckhouse</w:t>
+      </w:r>
+    </w:p>
+    <w:p>
+      <w:pPr>
+        <w:rPr>
+          <w:sz w:val="23"/>
+          <w:szCs w:val="23"/>
+        </w:rPr>
+      </w:pPr>
+      <w:r>
+        <w:rPr>
+          <w:sz w:val="23"/>
+          <w:szCs w:val="23"/>
+        </w:rPr>
+        <w:t>In general, perceptions of what groups who are targets of particular policies deserve are shaped by social constructions about these groups (Schneider and Ingram 1993). Circularly, and like stereotypes, these constructions are themselves formed by existing policy and by discourse – political, cultural, and popular. Thus, predominant racialized constructions of incarcerated  . . .</w:t>
+      </w:r>
+    </w:p>
+    <w:p>
+      <w:pPr>
+        <w:rPr>
+          <w:sz w:val="23"/>
+          <w:szCs w:val="23"/>
+        </w:rPr>
+      </w:pPr>
+      <w:r>
+        <w:t>[impact expectation]</w:t>
+      </w:r>
+    </w:p>
+    <w:p>
+      <w:pPr>
+        <w:rPr>
+          <w:i/>
+          <w:iCs/>
+          <w:sz w:val="23"/>
+          <w:szCs w:val="23"/>
+        </w:rPr>
+      </w:pPr>
+      <w:r>
+        <w:rPr>
+          <w:i/>
+          <w:iCs/>
+          <w:sz w:val="23"/>
+          <w:szCs w:val="23"/>
+        </w:rPr>
+        <w:t>[Proximally Impacted]</w:t>
+      </w:r>
+    </w:p>
+    <w:p>
+      <w:pPr>
+        <w:rPr>
+          <w:i/>
+          <w:iCs/>
+          <w:sz w:val="23"/>
+          <w:szCs w:val="23"/>
+        </w:rPr>
+      </w:pPr>
+      <w:r>
+        <w:rPr>
+          <w:i/>
+          <w:iCs/>
+          <w:sz w:val="23"/>
+          <w:szCs w:val="23"/>
+        </w:rPr>
+        <w:t>[. . . ]</w:t>
+      </w:r>
+    </w:p>
+    <w:p>
+      <w:pPr>
+        <w:rPr>
+          <w:i/>
+          <w:iCs/>
+          <w:sz w:val="23"/>
+          <w:szCs w:val="23"/>
+        </w:rPr>
+      </w:pPr>
+      <w:r>
+        <w:rPr>
+          <w:i/>
+          <w:iCs/>
+          <w:sz w:val="23"/>
+          <w:szCs w:val="23"/>
+        </w:rPr>
+        <w:t>[expectation]</w:t>
+      </w:r>
+    </w:p>
+    <w:p>
+      <w:pPr>
         <w:rPr>
           <w:b/>
           <w:bCs/>
           <w:i/>
           <w:iCs/>
-        </w:rPr>
-        <w:lastRenderedPageBreak/>
-        <w:t xml:space="preserve">Above may be these things other than parallel interests or </w:t>
-      </w:r>
-      <w:proofErr w:type="spellStart"/>
+          <w:sz w:val="23"/>
+          <w:szCs w:val="23"/>
+        </w:rPr>
+      </w:pPr>
       <w:r>
         <w:rPr>
           <w:b/>
           <w:bCs/>
           <w:i/>
           <w:iCs/>
-        </w:rPr>
-        <w:t>Fenno</w:t>
-      </w:r>
-      <w:proofErr w:type="spellEnd"/>
-      <w:r>
+          <w:sz w:val="23"/>
+          <w:szCs w:val="23"/>
+        </w:rPr>
+        <w:t xml:space="preserve">[Victims] </w:t>
+      </w:r>
+    </w:p>
+    <w:p>
+      <w:pPr>
+        <w:rPr>
+          <w:sz w:val="23"/>
+          <w:szCs w:val="23"/>
+        </w:rPr>
+      </w:pPr>
+      <w:r>
+        <w:rPr>
+          <w:sz w:val="23"/>
+          <w:szCs w:val="23"/>
+        </w:rPr>
+        <w:t>The interests of the carceral state’s targets are often framed as orthogonal to the interests of victims of crime who it seeks to protect. And while feedback scholars acknowledge endogeneity challenges inherent to identifying causal effects of carceral state contact in a context of “cumulative burdens,” or where the same individuals and communities routinely experience both direct and proximal contact (Michener 2018; Weaver and Lerman 1010c; Lerman and Weaver 2014b), experiences of victimization are part of this accumulation, yet crime victimization is rarely conceptualized as a form of policy contact in its own right</w:t>
+      </w:r>
+      <w:r>
+        <w:rPr>
+          <w:rStyle w:val="EndnoteReference"/>
+          <w:sz w:val="23"/>
+          <w:szCs w:val="23"/>
+        </w:rPr>
+        <w:endnoteReference w:id="2"/>
+      </w:r>
+      <w:r>
+        <w:rPr>
+          <w:sz w:val="23"/>
+          <w:szCs w:val="23"/>
+        </w:rPr>
+        <w:t xml:space="preserve">. </w:t>
+      </w:r>
+      <w:r>
+        <w:rPr>
+          <w:sz w:val="23"/>
+          <w:szCs w:val="23"/>
+        </w:rPr>
+        <w:t>An</w:t>
+      </w:r>
+      <w:r>
+        <w:rPr>
+          <w:sz w:val="23"/>
+          <w:szCs w:val="23"/>
+        </w:rPr>
+        <w:t xml:space="preserve"> </w:t>
+      </w:r>
+      <w:r>
+        <w:rPr>
+          <w:sz w:val="23"/>
+          <w:szCs w:val="23"/>
+        </w:rPr>
+        <w:t>extensive literature shows that people who are incarcerated have disproportionately been victims of crime</w:t>
+      </w:r>
+      <w:r>
+        <w:rPr>
+          <w:sz w:val="23"/>
+          <w:szCs w:val="23"/>
+        </w:rPr>
+        <w:t xml:space="preserve"> </w:t>
+      </w:r>
+      <w:r>
+        <w:rPr>
+          <w:sz w:val="23"/>
+          <w:szCs w:val="23"/>
+        </w:rPr>
+        <w:t xml:space="preserve">– one review article cited 31 of 37 papers support this overlap (Jennings et al 2012). </w:t>
+      </w:r>
+      <w:r>
+        <w:rPr>
+          <w:sz w:val="23"/>
+          <w:szCs w:val="23"/>
+        </w:rPr>
+        <w:t>Moreover, w</w:t>
+      </w:r>
+      <w:r>
+        <w:rPr>
+          <w:sz w:val="23"/>
+          <w:szCs w:val="23"/>
+        </w:rPr>
+        <w:t>hile 2% of the general US</w:t>
+      </w:r>
+      <w:r>
+        <w:rPr>
+          <w:sz w:val="23"/>
+          <w:szCs w:val="23"/>
+        </w:rPr>
+        <w:t xml:space="preserve"> </w:t>
+      </w:r>
+      <w:r>
+        <w:rPr>
+          <w:sz w:val="23"/>
+          <w:szCs w:val="23"/>
+        </w:rPr>
+        <w:t>population report being victims of violent crime, up to 45% of carceral citizens have experienced pre-incarceration</w:t>
+      </w:r>
+      <w:r>
+        <w:rPr>
+          <w:sz w:val="23"/>
+          <w:szCs w:val="23"/>
+        </w:rPr>
+        <w:t xml:space="preserve"> </w:t>
+      </w:r>
+      <w:r>
+        <w:rPr>
+          <w:sz w:val="23"/>
+          <w:szCs w:val="23"/>
+        </w:rPr>
+        <w:t>physical abuse, and 8.5 to 39.2% of specifically sexual abuse (Azimi et al 2019, Carlson and Shafer 2010, Messina</w:t>
+      </w:r>
+      <w:r>
+        <w:rPr>
+          <w:sz w:val="23"/>
+          <w:szCs w:val="23"/>
+        </w:rPr>
+        <w:t xml:space="preserve"> </w:t>
+      </w:r>
+      <w:r>
+        <w:rPr>
+          <w:sz w:val="23"/>
+          <w:szCs w:val="23"/>
+        </w:rPr>
+        <w:t>et al 2007, Wolff and Shi 2012, Yoder et al. 2017). Still more experience violence while incarcerated (Wolff et al</w:t>
+      </w:r>
+      <w:r>
+        <w:rPr>
+          <w:sz w:val="23"/>
+          <w:szCs w:val="23"/>
+        </w:rPr>
+        <w:t xml:space="preserve"> </w:t>
+      </w:r>
+      <w:r>
+        <w:rPr>
+          <w:sz w:val="23"/>
+          <w:szCs w:val="23"/>
+        </w:rPr>
+        <w:t>2009).</w:t>
+      </w:r>
+      <w:r>
+        <w:rPr>
+          <w:sz w:val="23"/>
+          <w:szCs w:val="23"/>
+        </w:rPr>
+        <w:t xml:space="preserve"> Thus, I anticipate that many of those who have been victims of crime may also report experiences of direct and proximal impact.  </w:t>
+      </w:r>
+    </w:p>
+    <w:p>
+      <w:pPr>
+        <w:spacing w:line="240" w:lineRule="auto"/>
+        <w:rPr>
+          <w:sz w:val="23"/>
+          <w:szCs w:val="23"/>
+        </w:rPr>
+      </w:pPr>
+      <w:r>
+        <w:rPr>
+          <w:sz w:val="23"/>
+          <w:szCs w:val="23"/>
+        </w:rPr>
+        <w:lastRenderedPageBreak/>
+        <w:t>Although victims of crime are rarely theorized as policy feedback subjects, the concept of</w:t>
+      </w:r>
+      <w:r>
+        <w:rPr>
+          <w:sz w:val="23"/>
+          <w:szCs w:val="23"/>
+        </w:rPr>
+        <w:t xml:space="preserve"> </w:t>
+      </w:r>
+      <w:r>
+        <w:rPr>
+          <w:sz w:val="23"/>
+          <w:szCs w:val="23"/>
+        </w:rPr>
+        <w:t>victimization is implicitly central to the literature. Policy feedback scholars emphasize how</w:t>
+      </w:r>
+      <w:r>
+        <w:rPr>
+          <w:sz w:val="23"/>
+          <w:szCs w:val="23"/>
+        </w:rPr>
+        <w:t xml:space="preserve"> </w:t>
+      </w:r>
+      <w:r>
+        <w:rPr>
+          <w:sz w:val="23"/>
+          <w:szCs w:val="23"/>
+        </w:rPr>
+        <w:t>individuals interpret state actions—especially punitive or discriminatory ones—as signals of</w:t>
+      </w:r>
+      <w:r>
+        <w:rPr>
+          <w:sz w:val="23"/>
+          <w:szCs w:val="23"/>
+        </w:rPr>
+        <w:t xml:space="preserve"> </w:t>
+      </w:r>
+      <w:r>
+        <w:rPr>
+          <w:sz w:val="23"/>
+          <w:szCs w:val="23"/>
+        </w:rPr>
+        <w:t>exclusion, abandonment, or devaluation (Soss 1999c; Lerman and Weaver 2014c). These “interpretive effects” can leave people feeling targeted, disrespected, or undeserving in the eyes</w:t>
+      </w:r>
+      <w:r>
+        <w:rPr>
+          <w:sz w:val="23"/>
+          <w:szCs w:val="23"/>
+        </w:rPr>
+        <w:t xml:space="preserve"> </w:t>
+      </w:r>
+      <w:r>
+        <w:rPr>
+          <w:sz w:val="23"/>
+          <w:szCs w:val="23"/>
+        </w:rPr>
+        <w:t>of the state. In this context, experiences of secondary victimization—such as being disbelieved, ignored, or emotionally constrained by the criminal justice process (Lensa et al., n.d.)</w:t>
+      </w:r>
+      <w:r>
+        <w:rPr>
+          <w:sz w:val="23"/>
+          <w:szCs w:val="23"/>
+        </w:rPr>
+        <w:t xml:space="preserve"> </w:t>
+      </w:r>
+      <w:r>
+        <w:rPr>
+          <w:sz w:val="23"/>
+          <w:szCs w:val="23"/>
+        </w:rPr>
+        <w:t>— can function much like the demobilizing interpretive effects faced by other negatively constructed policy targets. Yet unlike welfare recipients or formerly incarcerated people, crime</w:t>
+      </w:r>
+      <w:r>
+        <w:rPr>
+          <w:sz w:val="23"/>
+          <w:szCs w:val="23"/>
+        </w:rPr>
+        <w:t xml:space="preserve"> </w:t>
+      </w:r>
+      <w:r>
+        <w:rPr>
+          <w:sz w:val="23"/>
+          <w:szCs w:val="23"/>
+        </w:rPr>
+        <w:t>victims are more often assumed to support the very policies and institutions that may reproduce their harm. Recognizing victimization as a form of state contact—and a potential</w:t>
+      </w:r>
+      <w:r>
+        <w:rPr>
+          <w:sz w:val="23"/>
+          <w:szCs w:val="23"/>
+        </w:rPr>
+        <w:t xml:space="preserve"> </w:t>
+      </w:r>
+      <w:r>
+        <w:rPr>
+          <w:sz w:val="23"/>
+          <w:szCs w:val="23"/>
+        </w:rPr>
+        <w:t>10site of interpretive rupture—opens new terrain for understanding how criminal legal experience shapes not only institutional trust and political participation, but also deservingness</w:t>
+      </w:r>
+      <w:r>
+        <w:rPr>
+          <w:sz w:val="23"/>
+          <w:szCs w:val="23"/>
+        </w:rPr>
+        <w:t xml:space="preserve"> </w:t>
+      </w:r>
+      <w:r>
+        <w:rPr>
+          <w:sz w:val="23"/>
+          <w:szCs w:val="23"/>
+        </w:rPr>
+        <w:t>perceptions and carceral policy attitudes. This paper takes up that challenge by analyzing</w:t>
+      </w:r>
+      <w:r>
+        <w:rPr>
+          <w:sz w:val="23"/>
+          <w:szCs w:val="23"/>
+        </w:rPr>
+        <w:t xml:space="preserve"> </w:t>
+      </w:r>
+      <w:r>
+        <w:rPr>
+          <w:sz w:val="23"/>
+          <w:szCs w:val="23"/>
+        </w:rPr>
+        <w:t>victimization alongside other forms of contact to assess how they each influence perceptions</w:t>
+      </w:r>
+      <w:r>
+        <w:rPr>
+          <w:sz w:val="23"/>
+          <w:szCs w:val="23"/>
+        </w:rPr>
+        <w:t xml:space="preserve"> </w:t>
+      </w:r>
+      <w:r>
+        <w:rPr>
+          <w:sz w:val="23"/>
+          <w:szCs w:val="23"/>
+        </w:rPr>
+        <w:t>of who deserves help or harm—and what role the state should play.</w:t>
+      </w:r>
+    </w:p>
+    <w:p>
+      <w:pPr>
+        <w:rPr>
+          <w:sz w:val="23"/>
+          <w:szCs w:val="23"/>
+        </w:rPr>
+      </w:pPr>
+    </w:p>
+    <w:p>
+      <w:pPr>
         <w:rPr>
           <w:b/>
           <w:bCs/>
           <w:i/>
           <w:iCs/>
-        </w:rPr>
-        <w:t xml:space="preserve">: communication responsiveness </w:t>
-      </w:r>
-      <w:proofErr w:type="spellStart"/>
+          <w:sz w:val="23"/>
+          <w:szCs w:val="23"/>
+        </w:rPr>
+      </w:pPr>
       <w:r>
         <w:rPr>
           <w:b/>
           <w:bCs/>
           <w:i/>
           <w:iCs/>
-        </w:rPr>
-        <w:t>etc</w:t>
-      </w:r>
-      <w:proofErr w:type="spellEnd"/>
-    </w:p>
-    <w:p>
-      <w:pPr>
-        <w:spacing w:line="360" w:lineRule="auto"/>
-        <w:rPr>
+          <w:sz w:val="23"/>
+          <w:szCs w:val="23"/>
+        </w:rPr>
+        <w:t>[. . .]</w:t>
+      </w:r>
+    </w:p>
+    <w:p>
+      <w:pPr>
+        <w:rPr>
+          <w:b/>
+          <w:bCs/>
           <w:i/>
           <w:iCs/>
-        </w:rPr>
-      </w:pPr>
-      <w:r>
-        <w:rPr>
+          <w:sz w:val="23"/>
+          <w:szCs w:val="23"/>
+        </w:rPr>
+      </w:pPr>
+      <w:r>
+        <w:rPr>
+          <w:b/>
+          <w:bCs/>
           <w:i/>
           <w:iCs/>
-        </w:rPr>
-        <w:t>Outcomes of Who Legislators Tend to Be/Composition of SL</w:t>
-      </w:r>
-    </w:p>
-    <w:p>
-      <w:pPr>
-        <w:spacing w:line="360" w:lineRule="auto"/>
-      </w:pPr>
-      <w:r>
-        <w:t xml:space="preserve">Descriptive representation also shapes legislative responsiveness more broadly: legislators discriminate in constituent service </w:t>
-      </w:r>
-      <w:proofErr w:type="gramStart"/>
-      <w:r>
-        <w:t>on the basis of</w:t>
-      </w:r>
-      <w:proofErr w:type="gramEnd"/>
-      <w:r>
-        <w:t xml:space="preserve"> race (Butler &amp; </w:t>
-      </w:r>
-      <w:proofErr w:type="spellStart"/>
-      <w:r>
-        <w:t>Broockman</w:t>
-      </w:r>
-      <w:proofErr w:type="spellEnd"/>
-      <w:r>
-        <w:t xml:space="preserve"> 2011), and Black constituents consistently report feeling better represented — having a stronger say in government actions — when represented by Black legislators (Gleason &amp; Stout 2014). </w:t>
-      </w:r>
-    </w:p>
-    <w:p>
-      <w:pPr>
-        <w:spacing w:line="360" w:lineRule="auto"/>
-        <w:ind w:firstLine="720"/>
-      </w:pPr>
-      <w:r>
-        <w:t>On the process side, descriptive representation alters whose concerns receive institutional attention. Bills supported by civil rights groups are more likely to receive committee markup when committees include more Black and Latino members (Minta 2011), and the election of Black women to Congress has facilitated the crystallization of interests that had previously lacked institutional articulation (Brown, Clark, Mahoney, &amp; Strawbridge 2023; Brown 2014). These process effects — in agenda-setting, issue prioritization, and deliberative framing — operate even when institutional constraints, party discipline, or gatekeeping mute direct policy change, suggesting that descriptive representation shapes the terms of legislative debate independent of its translation into policy outputs.</w:t>
-      </w:r>
-    </w:p>
-    <w:p>
-      <w:pPr>
-        <w:spacing w:line="360" w:lineRule="auto"/>
-        <w:ind w:firstLine="720"/>
-      </w:pPr>
-      <w:r>
-        <w:t xml:space="preserve">A third category of effects extends beyond policy and process to what might be termed symbolic and relational dimensions: the ways in which who governs shapes perceptions of institutional legitimacy, political trust, and civic inclusion. Black descriptive representation generates political empowerment and participation among Black citizens (Bobo &amp; Gilliam 1990; Clark 2019). Greater presence of working-class legislators is associated with increased trust in political institutions in Latin American contexts (Carnes &amp; Lupu 2023), and women's descriptive representation is linked to trust in democratic institutions among women (Clayton 2021). These effects — trust, engagement, perceived standing — are central to democratic functioning yet are neither automatic nor uniform. They interact with sedimented institutional cultures and norms, and they vary by context in </w:t>
-      </w:r>
-      <w:r>
-        <w:lastRenderedPageBreak/>
-        <w:t>ways that motivate closer attention to when and for whom descriptive representation matters most. It is to this variation that the theory now turns.</w:t>
-      </w:r>
-    </w:p>
-    <w:p/>
+          <w:sz w:val="23"/>
+          <w:szCs w:val="23"/>
+        </w:rPr>
+        <w:t>[victim expectation</w:t>
+      </w:r>
+    </w:p>
     <w:p>
       <w:pPr>
         <w:rPr>
           <w:b/>
           <w:bCs/>
-        </w:rPr>
-      </w:pPr>
-      <w:r>
-        <w:rPr>
-          <w:b/>
-          <w:bCs/>
-        </w:rPr>
-        <w:t>Who We Talk About When We Talk About Descriptive Representation</w:t>
-      </w:r>
-    </w:p>
-    <w:p>
-      <w:pPr>
-        <w:spacing w:line="360" w:lineRule="auto"/>
-      </w:pPr>
-      <w:r>
-        <w:t xml:space="preserve"> </w:t>
-      </w:r>
-      <w:r>
-        <w:tab/>
-      </w:r>
-      <w:proofErr w:type="gramStart"/>
-      <w:r>
-        <w:t>Yet,</w:t>
-      </w:r>
-      <w:proofErr w:type="gramEnd"/>
-      <w:r>
-        <w:t xml:space="preserve"> not all social categories merit scrutiny for congruence</w:t>
-      </w:r>
-      <w:r>
-        <w:t xml:space="preserve"> or indicate representational failure when absent. Moreover, characteristics that merit descriptive representation may not apply in all policymaking contexts</w:t>
-      </w:r>
-      <w:r>
-        <w:t xml:space="preserve">. </w:t>
-      </w:r>
-      <w:r>
-        <w:t xml:space="preserve">As </w:t>
-      </w:r>
-      <w:r>
-        <w:t xml:space="preserve">Mansbridge </w:t>
-      </w:r>
-      <w:r>
-        <w:t>(1999) famously n</w:t>
-      </w:r>
-      <w:r>
-        <w:t>otes, the representation of left-handed individuals is probably not a critical measure of democratic health</w:t>
-      </w:r>
-      <w:r>
-        <w:t>, except in “deliberation when their perspectives are relevant to a decision (e.g., in decisions regarding the design of surgical instruments” (635)</w:t>
-      </w:r>
-      <w:r>
-        <w:t xml:space="preserve">. </w:t>
-      </w:r>
-      <w:r>
-        <w:t xml:space="preserve">The question, then, is not whether descriptive representation is universally required, but the conditions under which it becomes particularly important – and for whom. </w:t>
-      </w:r>
-    </w:p>
-    <w:p>
-      <w:pPr>
-        <w:spacing w:line="360" w:lineRule="auto"/>
-      </w:pPr>
-      <w:r>
-        <w:tab/>
-        <w:t xml:space="preserve">Mansbridge (1999) offers a foundational contingent framework that identifies four historically specific contexts. Two enhance substantive representation – downstream process and policy effects </w:t>
-      </w:r>
-      <w:proofErr w:type="gramStart"/>
-      <w:r>
-        <w:t>-  by</w:t>
-      </w:r>
-      <w:proofErr w:type="gramEnd"/>
-      <w:r>
-        <w:t xml:space="preserve"> improving the quality of deliberation. Namely, in contexts of communicative distrust between dominant and subordinate groups, histories of dominance breed inattention from the powerful and distrust from the marginalized, such that non-descriptive representatives may be unable to serve as effective surrogates. Here, shared experience facilitates the vertical communication between representatives and constituents on which responsiveness depends. In contexts of uncrystallized interests – where issues are new to the political agenda and parties and candidates have not organized around them – descriptive representatives draw on shared experiences to navigate unpredictable issues through horizontal communication among legislators. Mansbridge also notes upstream causes of representational congruence. First, when a group’s “ability to rule” has been historically questioned, particularly through legal exclusion from voting or governing, the absence of group members from office reinforces the social meaning that such persons are unfit to rule; proportional presence disrupts that message, and Mansbridge argues this matters more for changing the psychology of </w:t>
-      </w:r>
-      <w:r>
-        <w:lastRenderedPageBreak/>
-        <w:t>dominant groups than for providing role models to subordinate ones. Finally, in contexts of low de facto legitimacy, seeing members of one’s group – for constituents – governing enhances the empirical legitimacy of the polity itself: the sense that one’s voice was present in deliberation, even if policy outcomes do not mirror their preferences or interests.</w:t>
-      </w:r>
-    </w:p>
-    <w:p>
-      <w:pPr>
-        <w:spacing w:line="360" w:lineRule="auto"/>
-      </w:pPr>
-      <w:r>
-        <w:tab/>
-        <w:t xml:space="preserve">More narrowly, Mansbridge offers four criteria: groups that are proportionally underrepresented </w:t>
-      </w:r>
-      <w:proofErr w:type="spellStart"/>
-      <w:r>
-        <w:t>relatie</w:t>
-      </w:r>
-      <w:proofErr w:type="spellEnd"/>
-      <w:r>
-        <w:t xml:space="preserve"> to their population share, whose members consider themselves unable to be adequately represented by non-group members, and where evidence indicates that dominant groups have historically made it difficult or impossible for the group to represent itself. Here, a history of legal exclusion from the vote is a particularly strong indicator, which scholars of racial </w:t>
-      </w:r>
-      <w:r>
-        <w:t>congruence have underscored (UNC, Brown). Similarly, scholars of gender politics have produced a burgeoning literature, and both have also supported Mansbridge’s position that descriptive representation helps to mollify comm</w:t>
-      </w:r>
-      <w:r>
-        <w:t xml:space="preserve">unicative </w:t>
-      </w:r>
-      <w:proofErr w:type="gramStart"/>
-      <w:r>
-        <w:t>distrust  (</w:t>
-      </w:r>
-      <w:proofErr w:type="gramEnd"/>
-      <w:r>
-        <w:t xml:space="preserve">Gay 1996, Haynes 1997 – </w:t>
-      </w:r>
-      <w:proofErr w:type="spellStart"/>
-      <w:r>
-        <w:t>tho</w:t>
-      </w:r>
-      <w:proofErr w:type="spellEnd"/>
-      <w:r>
-        <w:t xml:space="preserve"> not gender, reword). </w:t>
-      </w:r>
-    </w:p>
-    <w:p>
-      <w:pPr>
-        <w:pStyle w:val="font-claude-response-body"/>
-        <w:spacing w:line="360" w:lineRule="auto"/>
-        <w:rPr>
-          <w:rFonts w:asciiTheme="minorHAnsi" w:hAnsiTheme="minorHAnsi"/>
-        </w:rPr>
-      </w:pPr>
-      <w:r>
-        <w:rPr>
-          <w:rFonts w:asciiTheme="minorHAnsi" w:hAnsiTheme="minorHAnsi"/>
-        </w:rPr>
-        <w:tab/>
-        <w:t>Feminist and comparative scholars have extended this framework. Clayton (2021) Clayton (2021) argues that descriptive representation is normatively defensible for women even before we reach the question of policy effects. When equality of formal opportunity does not produce equality of presence — because of sedimented institutional cultures, persistent bias, and structural gatekeeping — that absence is itself an indicator of representational distortion, not merely a precondition for it. This reframing, echoed in arguments about racial and class underrepresentation (Carnes &amp; Lupu 2023; Phillips 1995; Dahlerup 2007), positions the inclusion of structurally sidelined groups as a matter of representative justice: procedural democracy does not self-correct when institutional norms and cultures systematically filter who is seen as a viable candidate, whose concerns are treated as politically relevant, and whose presence is perceived as legitimate.</w:t>
-      </w:r>
-    </w:p>
-    <w:p>
-      <w:pPr>
-        <w:pStyle w:val="font-claude-response-body"/>
-        <w:spacing w:line="360" w:lineRule="auto"/>
-        <w:ind w:firstLine="720"/>
-        <w:rPr>
-          <w:rFonts w:asciiTheme="minorHAnsi" w:hAnsiTheme="minorHAnsi"/>
-        </w:rPr>
-      </w:pPr>
-      <w:r>
-        <w:rPr>
-          <w:rFonts w:asciiTheme="minorHAnsi" w:hAnsiTheme="minorHAnsi"/>
-        </w:rPr>
-        <w:t xml:space="preserve">Recent scholarship presses further, suggesting that the conditions Mansbridge identifies may be deeper and more structurally entrenched than her framework alone implies. Pottle (2025) introduces the concept of </w:t>
-      </w:r>
-      <w:r>
-        <w:rPr>
-          <w:rStyle w:val="Emphasis"/>
-          <w:rFonts w:asciiTheme="minorHAnsi" w:eastAsiaTheme="majorEastAsia" w:hAnsiTheme="minorHAnsi"/>
-        </w:rPr>
-        <w:t>testimonial injustice</w:t>
-      </w:r>
-      <w:r>
-        <w:rPr>
-          <w:rFonts w:asciiTheme="minorHAnsi" w:hAnsiTheme="minorHAnsi"/>
-        </w:rPr>
-        <w:t xml:space="preserve"> to theorize the </w:t>
-      </w:r>
-      <w:r>
-        <w:rPr>
-          <w:rFonts w:asciiTheme="minorHAnsi" w:hAnsiTheme="minorHAnsi"/>
-        </w:rPr>
-        <w:lastRenderedPageBreak/>
-        <w:t xml:space="preserve">persistence of communicative distrust. Where Mansbridge describes communicative distrust as a product of historical dominance — a residue that shared experience can bridge — Pottle argues that the breakdown is not merely inherited but actively reproduced through electoral </w:t>
-      </w:r>
-      <w:commentRangeStart w:id="13"/>
-      <w:r>
-        <w:rPr>
-          <w:rFonts w:asciiTheme="minorHAnsi" w:hAnsiTheme="minorHAnsi"/>
-        </w:rPr>
-        <w:t>incentives</w:t>
-      </w:r>
-      <w:commentRangeEnd w:id="13"/>
-      <w:r>
-        <w:rPr>
-          <w:rStyle w:val="CommentReference"/>
-          <w:rFonts w:asciiTheme="minorHAnsi" w:eastAsiaTheme="minorHAnsi" w:hAnsiTheme="minorHAnsi" w:cstheme="minorBidi"/>
-          <w:kern w:val="2"/>
-          <w14:ligatures w14:val="standardContextual"/>
-        </w:rPr>
-        <w:commentReference w:id="13"/>
-      </w:r>
-      <w:r>
-        <w:rPr>
-          <w:rFonts w:asciiTheme="minorHAnsi" w:hAnsiTheme="minorHAnsi"/>
-        </w:rPr>
-        <w:t xml:space="preserve">. Legislators face structural pressure to anchor their messaging in the understandings of strategically valuable constituencies — moderate white voters, affluent donors — and the infrastructure of legislative responsiveness (constituent communications processing, meeting access, staff gatekeeping) grants these constituencies disproportionate epistemic authority. Groups constructed as uncredible within this economy of strategic value find their testimony filtered or discounted not because individual legislators are inattentive, but because the electoral connection itself incentivizes inattention. </w:t>
-      </w:r>
-    </w:p>
-    <w:p>
-      <w:pPr>
-        <w:pStyle w:val="font-claude-response-body"/>
-        <w:spacing w:line="360" w:lineRule="auto"/>
-        <w:ind w:firstLine="720"/>
-        <w:rPr>
-          <w:rFonts w:asciiTheme="minorHAnsi" w:hAnsiTheme="minorHAnsi"/>
-        </w:rPr>
-      </w:pPr>
-      <w:r>
-        <w:rPr>
-          <w:rFonts w:asciiTheme="minorHAnsi" w:hAnsiTheme="minorHAnsi"/>
-        </w:rPr>
-        <w:t xml:space="preserve">Pottle's concept of </w:t>
-      </w:r>
-      <w:r>
-        <w:rPr>
-          <w:rStyle w:val="Emphasis"/>
-          <w:rFonts w:asciiTheme="minorHAnsi" w:eastAsiaTheme="majorEastAsia" w:hAnsiTheme="minorHAnsi"/>
-        </w:rPr>
-        <w:t>hermeneutic injustice</w:t>
-      </w:r>
-      <w:r>
-        <w:rPr>
-          <w:rFonts w:asciiTheme="minorHAnsi" w:hAnsiTheme="minorHAnsi"/>
-        </w:rPr>
-        <w:t xml:space="preserve"> similarly deepens Mansbridge's account of uncrystallized interests. Mansbridge treats uncrystallized interests as a relatively benign feature of the political landscape — some issues simply have not yet made it onto the agenda, and descriptive representatives are uniquely positioned to introduce them. But Pottle reframes: some interests </w:t>
-      </w:r>
-      <w:r>
-        <w:rPr>
-          <w:rStyle w:val="Emphasis"/>
-          <w:rFonts w:asciiTheme="minorHAnsi" w:eastAsiaTheme="majorEastAsia" w:hAnsiTheme="minorHAnsi"/>
-        </w:rPr>
-        <w:t>appear</w:t>
-      </w:r>
-      <w:r>
-        <w:rPr>
-          <w:rFonts w:asciiTheme="minorHAnsi" w:hAnsiTheme="minorHAnsi"/>
-        </w:rPr>
-        <w:t xml:space="preserve"> uncrystallized not because they are genuinely new, but because the hermeneutic resources needed to articulate them have been systematically excluded from mainstream political vocabulary — a "mainstream" that is itself defined by the epistemic preferences of advantaged constituencies. Communities facing sustained contact with punitive or redistributive state institutions, for instance, may have developed rich, internally coherent understandings of state power and their relationship to it — articulated political knowledge, shared vocabularies, theories of the state "from below" (Weaver, Prowse, &amp; Piston 2020) — that are not granted standing in elite discourse. These interests appear uncrystallized because the </w:t>
-      </w:r>
-      <w:r>
-        <w:rPr>
-          <w:rStyle w:val="Emphasis"/>
-          <w:rFonts w:asciiTheme="minorHAnsi" w:eastAsiaTheme="majorEastAsia" w:hAnsiTheme="minorHAnsi"/>
-        </w:rPr>
-        <w:t>resonance imperative</w:t>
-      </w:r>
-      <w:r>
-        <w:rPr>
-          <w:rFonts w:asciiTheme="minorHAnsi" w:hAnsiTheme="minorHAnsi"/>
-        </w:rPr>
-        <w:t xml:space="preserve"> — the incentive for legislators to articulate problems and solutions in terms that cohere with high-value constituencies' existing understandings — gives policymakers no reason to adopt or legitimate the vocabularies through which those experiences are understood. The result is a form of epistemic exclusion that is structurally produced rather than merely </w:t>
-      </w:r>
-      <w:r>
-        <w:rPr>
-          <w:rFonts w:asciiTheme="minorHAnsi" w:hAnsiTheme="minorHAnsi"/>
-        </w:rPr>
-        <w:lastRenderedPageBreak/>
-        <w:t>incidental: a group's efforts to articulate or intervene with their knowledge are sidelined or denied because that knowledge was already outside the political mainstream.</w:t>
-      </w:r>
-    </w:p>
-    <w:p>
-      <w:pPr>
-        <w:pStyle w:val="font-claude-response-body"/>
-        <w:spacing w:line="360" w:lineRule="auto"/>
-        <w:ind w:firstLine="720"/>
-        <w:rPr>
-          <w:rFonts w:asciiTheme="minorHAnsi" w:hAnsiTheme="minorHAnsi"/>
-        </w:rPr>
-      </w:pPr>
-      <w:r>
-        <w:rPr>
-          <w:rFonts w:asciiTheme="minorHAnsi" w:hAnsiTheme="minorHAnsi"/>
-        </w:rPr>
-        <w:t xml:space="preserve">This epistemic dimension also extends Mansbridge's third and fourth contexts. Her arguments about "ability to rule" and de facto legitimacy are fundamentally about who is perceived as a legitimate political actor — and she argues these perceptions are </w:t>
-      </w:r>
-      <w:proofErr w:type="gramStart"/>
-      <w:r>
-        <w:rPr>
-          <w:rFonts w:asciiTheme="minorHAnsi" w:hAnsiTheme="minorHAnsi"/>
-        </w:rPr>
-        <w:t>goods in their own right, beyond</w:t>
-      </w:r>
-      <w:proofErr w:type="gramEnd"/>
-      <w:r>
-        <w:rPr>
-          <w:rFonts w:asciiTheme="minorHAnsi" w:hAnsiTheme="minorHAnsi"/>
-        </w:rPr>
-        <w:t xml:space="preserve"> their implications for substantive representation. But Pottle's framework suggests the question is not only whether a group is seen as able to </w:t>
-      </w:r>
-      <w:r>
-        <w:rPr>
-          <w:rStyle w:val="Emphasis"/>
-          <w:rFonts w:asciiTheme="minorHAnsi" w:eastAsiaTheme="majorEastAsia" w:hAnsiTheme="minorHAnsi"/>
-        </w:rPr>
-        <w:t>rule</w:t>
-      </w:r>
-      <w:r>
-        <w:rPr>
-          <w:rFonts w:asciiTheme="minorHAnsi" w:hAnsiTheme="minorHAnsi"/>
-        </w:rPr>
-        <w:t xml:space="preserve"> but whether it is seen as able to </w:t>
-      </w:r>
-      <w:r>
-        <w:rPr>
-          <w:rStyle w:val="Emphasis"/>
-          <w:rFonts w:asciiTheme="minorHAnsi" w:eastAsiaTheme="majorEastAsia" w:hAnsiTheme="minorHAnsi"/>
-        </w:rPr>
-        <w:t>know</w:t>
-      </w:r>
-      <w:r>
-        <w:rPr>
-          <w:rFonts w:asciiTheme="minorHAnsi" w:hAnsiTheme="minorHAnsi"/>
-        </w:rPr>
-        <w:t xml:space="preserve"> — whether its members' experiences count as politically relevant knowledge at all. Hermeneutic and testimonial injustice do not merely exclude groups from governing; they exclude groups from the epistemic community whose understandings shape policy. This constitutes a deeper form of the second-class citizenship Mansbridge describes, because it means that even when members of a group are physically present in deliberative spaces, their experiential knowledge may not be granted epistemic standing. Presence without epistemic authority is a hollow form of inclusion.</w:t>
-      </w:r>
-    </w:p>
-    <w:p>
-      <w:pPr>
-        <w:pStyle w:val="font-claude-response-body"/>
-        <w:spacing w:line="360" w:lineRule="auto"/>
-        <w:ind w:firstLine="720"/>
-        <w:rPr>
-          <w:rFonts w:asciiTheme="minorHAnsi" w:hAnsiTheme="minorHAnsi"/>
-        </w:rPr>
-      </w:pPr>
-      <w:r>
-        <w:rPr>
-          <w:rFonts w:asciiTheme="minorHAnsi" w:hAnsiTheme="minorHAnsi"/>
-        </w:rPr>
-        <w:t xml:space="preserve">Taken together, these theoretical developments sharpen the conditions under which descriptive representation is most analytically consequential. If subordinate groups' interests are merely uncrystallized — awaiting articulation on a gradually expanding political agenda — then descriptive representation is instrumentally useful: it brings new information and perspectives into deliberation. But if those interests are hermeneutically suppressed, and if the groups that hold them face testimonial injustice within the structures of legislative responsiveness, then the absence of descriptive representation is not merely an informational loss. It is an active form of epistemic exclusion that reproduces the conditions of its own perpetuation — a feedback loop in which the political knowledge of marginalized communities is excluded from elite discourse, that exclusion shapes what counts as "common sense" in policymaking, and those distorted common-sense understandings further justify the marginalization of the excluded group's knowledge. Descriptive representation is most critical, then, for groups whose voices are </w:t>
-      </w:r>
-      <w:r>
-        <w:rPr>
-          <w:rFonts w:asciiTheme="minorHAnsi" w:hAnsiTheme="minorHAnsi"/>
-        </w:rPr>
-        <w:lastRenderedPageBreak/>
-        <w:t>filtered, discounted, or systematically absent in ordinary democratic practice — groups whose absence from political institutions is itself an indicator of representational distortion, and for whom inclusion carries implications not only for policy outcomes but for the epistemic terms on which democratic judgment is formed: whose experiences are heard, whose claims are treated as politically relevant, and whose vocabulary is politically intelligible.</w:t>
-      </w:r>
-    </w:p>
-    <w:p>
-      <w:pPr>
-        <w:rPr>
-          <w:b/>
-          <w:bCs/>
-        </w:rPr>
-      </w:pPr>
-      <w:r>
-        <w:rPr>
-          <w:b/>
-          <w:bCs/>
-        </w:rPr>
-        <w:t xml:space="preserve">P5 </w:t>
-      </w:r>
-      <w:r>
-        <w:rPr>
-          <w:b/>
-          <w:bCs/>
-        </w:rPr>
-        <w:t>–</w:t>
-      </w:r>
-    </w:p>
-    <w:p>
-      <w:pPr>
-        <w:spacing w:line="360" w:lineRule="auto"/>
-        <w:ind w:firstLine="720"/>
-      </w:pPr>
-      <w:r>
-        <w:t>Carnes and Lupu (2024) call for heightened attention to descriptive representation across various categories</w:t>
-      </w:r>
-      <w:r>
-        <w:t xml:space="preserve"> and their intersection. The expansion of the penal state provides strong theoretical and empirical reason to treat carceral citizens – those directly incarcerated, under community supervision, and those proximally impacted through family, neighborhood, repeated police contact, and victimization – as a group that fits established criteria for heightened representational relevance. </w:t>
-      </w:r>
-      <w:r>
-        <w:t xml:space="preserve">Over the past four decades, the carceral state has grown into one of the most expansive governing institutions in American life, touching nearly 7 million people at any given time and millions more through arrest, surveillance, and conviction (Western 2006; Wildeman &amp; Muller 2012). As Lerman and Weaver argue (2014), carceral contact has become a central, visible point of contact that produces myriad negative and accumulating feedback effects. Confinement, exposure to violence and stress inside facilities, disrupted access to care, and post-release instability generates myriad physical and mental health problems (Massoglia &amp; Pridemore 2015, Lee at al 2014, Johnson &amp; Rapheal 2009); stigma, disrupted earnings, and time out of the work force reduces callback rates, lowers wages, and reduces overall lifetime earnings (Western 2006, Western &amp; Pettit 2005, Pager 2003, 2007). Carceral contact produces housing instability (Geller &amp; Curtis) that, compounded with legal and financial extraction (Harris 2016) maintain financial precarity and generate increased public assistance needs just as carceral contact removes access to public benefits (CITE). </w:t>
-      </w:r>
-    </w:p>
-    <w:p>
-      <w:pPr>
-        <w:spacing w:line="360" w:lineRule="auto"/>
-        <w:ind w:firstLine="720"/>
-      </w:pPr>
-      <w:r>
-        <w:t xml:space="preserve"> </w:t>
-      </w:r>
-      <w:r>
-        <w:t xml:space="preserve">These effects are not confined to those formally incarcerated. The political science, sociological, and economic literatures on collateral consequences document how </w:t>
-      </w:r>
-      <w:r>
-        <w:lastRenderedPageBreak/>
-        <w:t>incarceration reverberates through intimate partners, children, and communities—depressing wealth accumulation, destabilizing housing, disrupting education, eroding health, and weakening social ties (Wakefield &amp; Wildeman 2013; Wildeman &amp; Lee 2021; Brew, Alani, &amp; Wildeman 2022). Nearly one in four Black children will experience parental incarceration before adolescence; millions of women experience incarceration indirectly through partners or sons; and entire neighborhoods cycle residents through surveillance and confinement. Even victims of crime are governed primarily through punitive institutions and encounter the state through carceral channels, placing them within the same governing architecture.</w:t>
-      </w:r>
-    </w:p>
-    <w:p/>
-    <w:p>
-      <w:pPr>
-        <w:rPr>
-          <w:b/>
-          <w:bCs/>
-        </w:rPr>
-      </w:pPr>
-      <w:r>
-        <w:rPr>
-          <w:b/>
-          <w:bCs/>
-        </w:rPr>
-        <w:t>P</w:t>
-      </w:r>
-      <w:proofErr w:type="gramStart"/>
-      <w:r>
-        <w:rPr>
-          <w:b/>
-          <w:bCs/>
-        </w:rPr>
-        <w:t xml:space="preserve">6 </w:t>
-      </w:r>
-      <w:r>
-        <w:rPr>
-          <w:b/>
-          <w:bCs/>
-        </w:rPr>
-        <w:t xml:space="preserve"> -</w:t>
-      </w:r>
-      <w:proofErr w:type="gramEnd"/>
-      <w:r>
-        <w:rPr>
-          <w:b/>
-          <w:bCs/>
-        </w:rPr>
-        <w:t xml:space="preserve"> who they are</w:t>
-      </w:r>
-    </w:p>
-    <w:p>
-      <w:r>
-        <w:tab/>
-        <w:t xml:space="preserve">[Transition reminding of the framework for special groups]. </w:t>
-      </w:r>
-    </w:p>
-    <w:p>
-      <w:pPr>
-        <w:spacing w:line="360" w:lineRule="auto"/>
-        <w:ind w:firstLine="720"/>
-      </w:pPr>
-      <w:r>
-        <w:t>Moreover, t</w:t>
-      </w:r>
-      <w:r>
-        <w:t xml:space="preserve">he effects of the carceral state are not evenly distributed across the population but are highly concentrated by race, class, age, and place, rendering carceral citizenship a structurally bounded constituency rather than a diffuse condition. Race, age, and class are all highly predictive of being subject to aggressive surveillance and punishment, with Black and Latino Americans—especially young men—vastly more likely to experience policing, arrest, detention, incarceration, and supervision (Gelman, Fagan, and Kiss 2007; Baumgartner, Epp, and Shoub 2018; Davenport, Soule, and Armstrong 2011). More than one quarter of Black men from prison-boom cohorts have been incarcerated, and among Black male high school dropouts born after the mid-1970s, nearly 68 percent have been imprisoned (Western and Pettit 2010). Nearly one in four Black children will experience parental incarceration before age fourteen (Wildeman 2009), and 44 percent of Black women report having an immediate family member incarcerated, compared to 12 percent of white women (Lee et al. 2015). These patterns are layered onto existing class stratification: the nearly two million people incarcerated in the United States are almost uniformly working class and disproportionately Black or Latino/a—groups already least represented in state and federal government (Carnes 2013, 2015, 2018). The “punitive turn” (Wacquant 2009) and mass incarceration thus do not merely reflect </w:t>
-      </w:r>
-      <w:r>
-        <w:lastRenderedPageBreak/>
-        <w:t>preexisting inequality—they compound and institutionalize it. Because incarceration and supervision are spatially clustered, these harms are collective and place-based: the collateral damage to African American communities cannot be captured by aggregating individual effects (Roberts 2004), as neighborhoods saturated by imprisonment</w:t>
-      </w:r>
-      <w:r>
-        <w:t xml:space="preserve"> may</w:t>
-      </w:r>
-      <w:r>
-        <w:t xml:space="preserve"> lose political </w:t>
-      </w:r>
-      <w:r>
-        <w:t>power</w:t>
-      </w:r>
-      <w:r>
-        <w:t xml:space="preserve">, economic stability, and social capital. </w:t>
-      </w:r>
-      <w:r>
-        <w:t xml:space="preserve">Moreover, these disparities reflect </w:t>
-      </w:r>
-      <w:r>
-        <w:t>a broader racialized political culture in which crime coverage privileges white victims and penalizes Black Americans (Dixon and Linz 2000a; Bjornstrom et al. 2011), juries seek mitigating information for white but not Black defendants (Levinson 2007), Black defendants are assumed more culpable and sentenced more harshly (</w:t>
-      </w:r>
-      <w:proofErr w:type="spellStart"/>
-      <w:r>
-        <w:t>Rehavi</w:t>
-      </w:r>
-      <w:proofErr w:type="spellEnd"/>
-      <w:r>
-        <w:t xml:space="preserve"> and Starr 2014), and even Black victims are assigned greater responsibility for their own harm (Donovan 2007; Israel-Trummel and Streeter 2021). Across policy domains—from welfare to policing—race shapes perceptions of deservingness and culpability (</w:t>
-      </w:r>
-      <w:proofErr w:type="spellStart"/>
-      <w:r>
-        <w:t>Gilens</w:t>
-      </w:r>
-      <w:proofErr w:type="spellEnd"/>
-      <w:r>
-        <w:t xml:space="preserve"> 1996; Soss et al. 2011; Israel-Trummel 2022), embedding punishment within longstanding narratives that criminalize Blackness (Alexander 2010; Smiley 2017). </w:t>
-      </w:r>
-      <w:r>
-        <w:t xml:space="preserve">Carceral citizenship may in turn be best understood as part </w:t>
-      </w:r>
-      <w:r>
-        <w:t>a racialized and spatially concentrated regime of governance that layers carceral exposure atop existing inequalities in representation and political voice</w:t>
-      </w:r>
-      <w:r>
-        <w:t>.</w:t>
-      </w:r>
-    </w:p>
-    <w:p>
-      <w:pPr>
-        <w:rPr>
-          <w:b/>
-          <w:bCs/>
-        </w:rPr>
-      </w:pPr>
-      <w:r>
-        <w:rPr>
-          <w:b/>
-          <w:bCs/>
-        </w:rPr>
-        <w:t xml:space="preserve">P7 </w:t>
-      </w:r>
-      <w:r>
-        <w:rPr>
-          <w:b/>
-          <w:bCs/>
-        </w:rPr>
-        <w:t>– Likely unrepresented</w:t>
-      </w:r>
-    </w:p>
-    <w:p>
-      <w:r>
-        <w:t>[Mansbridge/framework transition]</w:t>
-      </w:r>
-    </w:p>
-    <w:p>
-      <w:pPr>
-        <w:spacing w:line="360" w:lineRule="auto"/>
-        <w:ind w:firstLine="720"/>
-      </w:pPr>
-      <w:r>
-        <w:t xml:space="preserve">These groups are likely unrepresented in governing institutions. </w:t>
-      </w:r>
-      <w:r>
-        <w:t>At the most basic level, millions of Americans are formally excluded from electoral participation. An estimated four million people were excluded from the 2024 elections through de jure disenfranchisement while incarcerated on felony convictions, or while on probation or parole — a figure that does not include the unknown number who fear or mistakenly believe they have been permanently disenfranchised (</w:t>
-      </w:r>
-      <w:proofErr w:type="spellStart"/>
-      <w:r>
-        <w:t>Uggen</w:t>
-      </w:r>
-      <w:proofErr w:type="spellEnd"/>
-      <w:r>
-        <w:t xml:space="preserve">, Willen, &amp; Larson 2024). Scholars have demonstrated that these disenfranchisement policies disproportionately target Black political power (Hinton &amp; Cook 2021) and function as a component of mass incarceration's broader distortion of American democracy and racialized social control (Beckett &amp; Western 2001; Simon 2007; Wacquant 2010). Even where the law formally </w:t>
-      </w:r>
-      <w:r>
-        <w:lastRenderedPageBreak/>
-        <w:t>permits participation, the state frequently fails to make participation possible: in September 2024, California's governor vetoed legislation aimed at ending the de facto disenfranchisement of eligible incarcerated voters, who lack any meaningful or systematized means of casting a counted ballot from jail. These Californians comprised the largest share of an estimated 500,000 people nationally who were unconstitutionally kept from participating in the subsequent elections (Wang 2024). Beyond the ballot, prisons and jails impose direct restrictions on the capacities that democratic participation requires — constraining movement, speech, association, and communication through censored mail, restricted phone access, and exclusion from public or legislative forums. These are not incidental features of incarceration; they are constitutive of institutions that, as Lerman and Weaver (2014) argue, have "broken significantly with the fundamental norms that define democratic institutions" by restricting citizen voice, undermining equality, and insulating state actors from accountability.</w:t>
-      </w:r>
-    </w:p>
-    <w:p>
-      <w:pPr>
-        <w:spacing w:line="360" w:lineRule="auto"/>
-        <w:ind w:firstLine="720"/>
-      </w:pPr>
-      <w:r>
-        <w:t xml:space="preserve">Contact with criminal justice institutions also generates powerful negative policy </w:t>
-      </w:r>
-      <w:proofErr w:type="gramStart"/>
-      <w:r>
-        <w:t>feedbacks</w:t>
-      </w:r>
-      <w:proofErr w:type="gramEnd"/>
-      <w:r>
-        <w:t xml:space="preserve"> that extend democratic exclusion well beyond the prison walls. Lerman and Weaver (2014) demonstrate that carceral contact </w:t>
-      </w:r>
-      <w:r>
-        <w:t>“</w:t>
-      </w:r>
-      <w:r>
-        <w:t>produces extreme mistrust of political institutions and public officials,</w:t>
-      </w:r>
-      <w:r>
-        <w:t>”</w:t>
-      </w:r>
-      <w:r>
-        <w:t xml:space="preserve"> diminishes citizens</w:t>
-      </w:r>
-      <w:r>
-        <w:t>’</w:t>
-      </w:r>
-      <w:r>
-        <w:t xml:space="preserve"> sense that they can influence politics, and teaches them </w:t>
-      </w:r>
-      <w:r>
-        <w:t>“</w:t>
-      </w:r>
-      <w:r>
-        <w:t>to stay in the shadows and to be wary of public authority.</w:t>
-      </w:r>
-      <w:r>
-        <w:t>”</w:t>
-      </w:r>
-      <w:r>
-        <w:t xml:space="preserve"> Rather than cultivating efficacy or civic incorporation, as benefits-conferring programs may do, the punitive face of the state socializes individuals toward alienation, withdrawal, and redefined expectations of state authority — what Lerman and Weaver term </w:t>
-      </w:r>
-      <w:r>
-        <w:t>“</w:t>
-      </w:r>
-      <w:r>
-        <w:t>custodial citizenship.</w:t>
-      </w:r>
-      <w:r>
-        <w:t>”</w:t>
-      </w:r>
-      <w:r>
-        <w:t xml:space="preserve"> While scholars have identified important exceptions, particularly in mobilization through proximal contact and perceptions of injustice (Walker 2020; Walker &amp; García-</w:t>
-      </w:r>
-      <w:proofErr w:type="spellStart"/>
-      <w:r>
-        <w:t>Castañón</w:t>
-      </w:r>
-      <w:proofErr w:type="spellEnd"/>
-      <w:r>
-        <w:t xml:space="preserve"> 2017; Owens &amp; Walker 2018), the predominant finding is that criminal legal contact depresses political participation across a range of behaviors (Burch 2011; Gerber et al. 2017; </w:t>
-      </w:r>
-      <w:proofErr w:type="spellStart"/>
-      <w:r>
-        <w:t>Haselswerdt</w:t>
-      </w:r>
-      <w:proofErr w:type="spellEnd"/>
-      <w:r>
-        <w:t xml:space="preserve"> 2009; Weaver &amp; Lerman 2010; White &amp; Nguyen 2021). </w:t>
-      </w:r>
-      <w:r>
-        <w:t>Like others</w:t>
-      </w:r>
-      <w:r>
-        <w:t xml:space="preserve">, these effects are not confined to those who are or have been incarcerated. They extend to families, social networks, and communities disproportionately targeted by policing and surveillance, where incarceration weakens social ties, collective efficacy, and </w:t>
-      </w:r>
-      <w:r>
-        <w:lastRenderedPageBreak/>
-        <w:t>organizational capacity (White 2019; Burch 2013; Clear 2009)</w:t>
-      </w:r>
-      <w:r>
-        <w:t xml:space="preserve"> – although scholarship increasingly highlights that proximal or community contact or targeting can generate mobilization (</w:t>
-      </w:r>
-      <w:proofErr w:type="spellStart"/>
-      <w:r>
-        <w:t>Anoll</w:t>
-      </w:r>
-      <w:proofErr w:type="spellEnd"/>
-      <w:r>
-        <w:t>, Walker). Still, t</w:t>
-      </w:r>
-      <w:r>
-        <w:t xml:space="preserve">he cumulative result </w:t>
-      </w:r>
-      <w:r>
-        <w:t>may be</w:t>
-      </w:r>
-      <w:r>
-        <w:t xml:space="preserve"> that carceral citizens are rendered systematically unlikely to appear in the channels that legislators rely on to perceive and respond to constituencies — voting, organized advocacy, routine constituent contact, or interest group representation — even as they are among those most governed by the state.</w:t>
-      </w:r>
-    </w:p>
-    <w:p>
-      <w:pPr>
-        <w:spacing w:line="360" w:lineRule="auto"/>
-        <w:ind w:firstLine="720"/>
-      </w:pPr>
-      <w:r>
-        <w:t>This combination of formal exclusion, negative policy feedback, and spatially concentrated political suppression maps directly onto the conditions under which descriptive representation is most consequential. Carceral citizens satisfy each of Mansbridge's criteria: they are proportionally underrepresented relative to their population share; they face historical and ongoing legal exclusion from voting and self-governance; and dominant groups have actively made it difficult for them to represent themselves.</w:t>
-      </w:r>
-    </w:p>
-    <w:p>
-      <w:pPr>
-        <w:spacing w:line="360" w:lineRule="auto"/>
-        <w:ind w:firstLine="720"/>
-      </w:pPr>
-      <w:r>
-        <w:t>However, c</w:t>
-      </w:r>
-      <w:r>
-        <w:t xml:space="preserve">ustodial citizenship </w:t>
-      </w:r>
-      <w:r>
-        <w:rPr>
           <w:i/>
           <w:iCs/>
-        </w:rPr>
-        <w:t>is</w:t>
-      </w:r>
-      <w:r>
-        <w:t xml:space="preserve"> communicative distrust — carceral contact teaches that engagement with the state invites punishment rather than responsiveness, generating precisely the alienation and wariness that Mansbridge argues shared experience can bridge. The social constructions of incarcerated people as unrepentant, unredeemable, and dangerous (Schneider &amp; Ingram 1993; Maltby &amp; Kreitzer 2023) function as challenges to "ability to rule" in Mansbridge's sense — reinforcing the message that such persons are unfit not merely for self-governance but for full citizenship, a message whose disruption requires the visible presence of those who have been so marked. And the exclusion of those most governed by the punitive state from the democratic processes that shape that state constitutes a legitimacy deficit of the kind Mansbridge's fourth context describes: a polity that systematically excludes the people most directly affected by one of its most coercive functions cannot credibly claim that all voices were present in deliberation. </w:t>
-      </w:r>
-      <w:r>
-        <w:t xml:space="preserve">Here, </w:t>
-      </w:r>
-      <w:r>
-        <w:t xml:space="preserve">the absence of </w:t>
-      </w:r>
-      <w:proofErr w:type="spellStart"/>
-      <w:r>
-        <w:t>carcertal</w:t>
-      </w:r>
-      <w:proofErr w:type="spellEnd"/>
-      <w:r>
-        <w:t xml:space="preserve"> citizens </w:t>
-      </w:r>
-      <w:r>
-        <w:t xml:space="preserve">from </w:t>
-      </w:r>
-      <w:r>
-        <w:t xml:space="preserve">policymaking bodies may </w:t>
-      </w:r>
-      <w:r>
-        <w:t>reflect not a failure of individual ambition but the accumulated weight of institutional barriers, sedimented cultures of exclusion, and persistent bias, that absence is itself an indicator of representational distortion</w:t>
-      </w:r>
-      <w:r>
-        <w:t xml:space="preserve"> (Clayton). </w:t>
-      </w:r>
-    </w:p>
-    <w:p>
-      <w:pPr>
-        <w:spacing w:line="360" w:lineRule="auto"/>
-        <w:rPr>
-          <w:b/>
-          <w:bCs/>
-        </w:rPr>
-      </w:pPr>
-      <w:r>
-        <w:rPr>
-          <w:b/>
-          <w:bCs/>
-        </w:rPr>
-        <w:lastRenderedPageBreak/>
-        <w:t>Transitioning to Expectations</w:t>
-      </w:r>
-    </w:p>
-    <w:p>
-      <w:pPr>
-        <w:spacing w:line="360" w:lineRule="auto"/>
-        <w:ind w:firstLine="720"/>
-      </w:pPr>
-      <w:r>
-        <w:t xml:space="preserve">Yet the depth of the representational challenge facing carceral citizens </w:t>
-      </w:r>
-      <w:r>
-        <w:t>may exceed</w:t>
-      </w:r>
-      <w:r>
-        <w:t xml:space="preserve"> Mansbridge's framework, applied straightforwardl</w:t>
-      </w:r>
-      <w:r>
-        <w:t>y</w:t>
-      </w:r>
-      <w:r>
-        <w:t xml:space="preserve">. The interests of people impacted by incarceration are not uncrystallized in the sense that no one has thought about them or that they await a political entrepreneur to bring them to the agenda. Communities facing sustained contact with the carceral state have developed rich, internally coherent political knowledge — articulated understandings of state power, shared vocabularies for making sense of punishment and citizenship, what Weaver, Prowse, and Piston (2020) describe as theories of the state "from below." But this knowledge is not granted standing in elite political discourse. It appears uncrystallized because the resonance imperative — the structural incentive for legislators to articulate problems and solutions in terms that cohere with strategically valuable constituencies' existing understandings — gives policymakers no reason to adopt or legitimate the vocabularies through which carceral experiences are understood. Incarcerated people, who cannot vote, face barriers to other forms of political expression, and are racially stigmatized, sit at the bottom of what Pottle (2025) calls the hermeneutic economy of legislative communication. Their knowledge </w:t>
-      </w:r>
-      <w:r>
-        <w:t>may be</w:t>
-      </w:r>
-      <w:r>
-        <w:t xml:space="preserve"> hermeneutically suppressed: sidelined not because it lacks coherence or political relevance, but because it was already outside a mainstream political vocabulary defined by the epistemic preferences of advantaged constituencies. The result is that even well-intentioned legislators may avoid invoking incarcerated residents as constituents because doing so risks antagonizing moderate white voters — and when they do engage criminal legal reform, they may do so through vocabularies engineered for advantaged audiences, emphasizing efficiency, cost savings, or redemption narratives rather than centering the perspectives of those who have lived inside the system. This is what Pottle terms hollow signaling: symbolic gestures toward reform that coexist with a refusal to integrate the knowledge, experiences, or political claims of directly impacted communities.</w:t>
-      </w:r>
-    </w:p>
-    <w:p>
-      <w:pPr>
-        <w:spacing w:line="360" w:lineRule="auto"/>
-        <w:ind w:firstLine="720"/>
-      </w:pPr>
-      <w:r>
-        <w:t xml:space="preserve">The testimonial dimension compounds this exclusion. Carceral citizens are not merely absent from political discourse; they are actively constructed as uncredible within it. The same social constructions that mark incarcerated people as undeserving of policy </w:t>
-      </w:r>
-      <w:r>
-        <w:lastRenderedPageBreak/>
-        <w:t xml:space="preserve">generosity </w:t>
-      </w:r>
-      <w:r>
-        <w:t xml:space="preserve">may </w:t>
-      </w:r>
-      <w:r>
-        <w:t xml:space="preserve">also mark them as untrustworthy narrators of their own political experience — their testimony about conditions of confinement, about the effects of punishment on families and communities, about what justice requires, is filtered through credibility judgments shaped by the political vocabulary that constructs them as dangerous, deviant, or dishonest. Within the infrastructure of legislative responsiveness, their communications </w:t>
-      </w:r>
-      <w:r>
-        <w:t>may not</w:t>
-      </w:r>
-      <w:r>
-        <w:t xml:space="preserve"> receive the same epistemic weight as those of strategically valuable constituencies. </w:t>
-      </w:r>
-      <w:r>
-        <w:t xml:space="preserve">Moreover, </w:t>
-      </w:r>
-      <w:r>
-        <w:t xml:space="preserve">descriptive representatives </w:t>
-      </w:r>
-      <w:r>
-        <w:t>may</w:t>
-      </w:r>
-      <w:r>
-        <w:t xml:space="preserve"> not </w:t>
-      </w:r>
-      <w:r>
-        <w:t>be i</w:t>
-      </w:r>
-      <w:r>
-        <w:t>mmune to these pressures. Legislators of color, who might be expected to bring experiential proximity to carceral communities, may face even greater pressure toward deracialization and distancing from stigmatized issues — pressure to signal, implicitly or explicitly, that they will not disrupt the racial hierarchy (Stephens-Dougan 2020). Descriptive congruence does not straightforwardly translate into discursive recognition when the electoral connection itself incentivizes silence about the communities most affected by state punishment. The representational slope for carceral citizens is thus steep not only because they lack electoral power, but because electoral structures distribute epistemic authority in ways that determine whose experiences count as politically relevant knowledge, whose claims are treated as legitimate testimony, and whose vocabulary is politically intelligible — and on each dimension, those most impacted by the carceral state are systematically disadvantaged.</w:t>
-      </w:r>
-    </w:p>
-    <w:p>
-      <w:pPr>
-        <w:spacing w:line="360" w:lineRule="auto"/>
-        <w:ind w:firstLine="720"/>
-      </w:pPr>
-    </w:p>
-    <w:p>
-      <w:pPr>
-        <w:spacing w:line="360" w:lineRule="auto"/>
-        <w:ind w:firstLine="720"/>
-      </w:pPr>
+          <w:sz w:val="23"/>
+          <w:szCs w:val="23"/>
+        </w:rPr>
+      </w:pPr>
+    </w:p>
+    <w:p>
+      <w:pPr>
+        <w:pStyle w:val="Heading2"/>
+      </w:pPr>
+      <w:bookmarkStart w:id="19" w:name="_Toc220591742"/>
+      <w:r>
+        <w:t>3..4 (Data</w:t>
+      </w:r>
+      <w:r>
+        <w:t>/Design)</w:t>
+      </w:r>
+      <w:bookmarkEnd w:id="19"/>
     </w:p>
     <w:p>
       <w:pPr>
         <w:pStyle w:val="Heading1"/>
       </w:pPr>
-      <w:bookmarkStart w:id="14" w:name="_Toc220591738"/>
-      <w:bookmarkEnd w:id="8"/>
-      <w:r>
-        <w:t xml:space="preserve">III. </w:t>
-      </w:r>
-      <w:r>
-        <w:t>Test 1</w:t>
-      </w:r>
-      <w:r>
-        <w:t>: CJ-Impacted vs. Weird Publics and Criminal Legal Policy Preferences</w:t>
-      </w:r>
-      <w:bookmarkEnd w:id="14"/>
+      <w:bookmarkStart w:id="20" w:name="_Toc220591743"/>
+      <w:r>
+        <w:t xml:space="preserve">IV. </w:t>
+      </w:r>
+      <w:r>
+        <w:t>Test 2</w:t>
+      </w:r>
+      <w:r>
+        <w:t>: Descriptive and Substantive Representation of Carceral Constituencies</w:t>
+      </w:r>
+      <w:bookmarkEnd w:id="20"/>
     </w:p>
     <w:p>
       <w:pPr>
         <w:pStyle w:val="Heading2"/>
       </w:pPr>
-      <w:bookmarkStart w:id="15" w:name="_Toc220591739"/>
-      <w:r>
-        <w:t>3.1 (Theory) Policy Feedback, Experience, and Political Reasoning</w:t>
-      </w:r>
-      <w:bookmarkEnd w:id="15"/>
-      <w:r>
-        <w:t xml:space="preserve"> </w:t>
-      </w:r>
+      <w:bookmarkStart w:id="21" w:name="_Toc220591744"/>
+      <w:r>
+        <w:t>4.1 (Theory) Do We Care Who Our Legislators Are?</w:t>
+      </w:r>
+      <w:bookmarkEnd w:id="21"/>
     </w:p>
     <w:p>
       <w:pPr>
@@ -5516,11 +6974,13 @@
         </w:numPr>
       </w:pPr>
       <w:r>
-        <w:rPr>
-          <w:i/>
-          <w:iCs/>
-        </w:rPr>
-        <w:t>Repurpose/revise existing theory section from prelim</w:t>
+        <w:t xml:space="preserve">Descriptive rep – why </w:t>
+      </w:r>
+      <w:r>
+        <w:t xml:space="preserve">it </w:t>
+      </w:r>
+      <w:r>
+        <w:t>theoretically maters</w:t>
       </w:r>
     </w:p>
     <w:p>
@@ -5532,7 +6992,7 @@
         </w:numPr>
       </w:pPr>
       <w:r>
-        <w:t>Weaver, Soss, Michener</w:t>
+        <w:t>What descriptive rep scholars have studied</w:t>
       </w:r>
     </w:p>
     <w:p>
@@ -5544,7 +7004,7 @@
         </w:numPr>
       </w:pPr>
       <w:r>
-        <w:t>Contact, proximity, experience</w:t>
+        <w:t>Why experience is also relevant</w:t>
       </w:r>
     </w:p>
     <w:p>
@@ -5556,122 +7016,24 @@
         </w:numPr>
       </w:pPr>
       <w:r>
-        <w:lastRenderedPageBreak/>
-        <w:t>Deservingness</w:t>
-      </w:r>
-      <w:r>
-        <w:t>/stigma</w:t>
-      </w:r>
+        <w:t>Why experience is also potentially especially relevant here</w:t>
+      </w:r>
+    </w:p>
+    <w:p>
+      <w:pPr>
+        <w:pStyle w:val="ListParagraph"/>
+        <w:ind w:left="1440"/>
+      </w:pPr>
     </w:p>
     <w:p>
       <w:pPr>
         <w:pStyle w:val="Heading2"/>
       </w:pPr>
-      <w:bookmarkStart w:id="16" w:name="_Toc220591740"/>
-      <w:r>
-        <w:t>3.2 (Theory) Experience as Political Knowledge</w:t>
-      </w:r>
-      <w:bookmarkEnd w:id="16"/>
-      <w:r>
-        <w:t xml:space="preserve"> </w:t>
-      </w:r>
-    </w:p>
-    <w:p>
-      <w:pPr>
-        <w:pStyle w:val="ListParagraph"/>
-        <w:numPr>
-          <w:ilvl w:val="0"/>
-          <w:numId w:val="14"/>
-        </w:numPr>
-      </w:pPr>
-      <w:r>
-        <w:rPr>
-          <w:i/>
-          <w:iCs/>
-        </w:rPr>
-        <w:t>Ideally add in:</w:t>
-      </w:r>
-    </w:p>
-    <w:p>
-      <w:pPr>
-        <w:pStyle w:val="ListParagraph"/>
-        <w:numPr>
-          <w:ilvl w:val="0"/>
-          <w:numId w:val="14"/>
-        </w:numPr>
-      </w:pPr>
-      <w:r>
-        <w:t xml:space="preserve">Weaver – not just distinct policy </w:t>
-      </w:r>
-      <w:proofErr w:type="spellStart"/>
-      <w:r>
-        <w:t>prefs</w:t>
-      </w:r>
-      <w:proofErr w:type="spellEnd"/>
-      <w:r>
-        <w:t xml:space="preserve"> or reasoning processes, but ways of knowing and knowledge of govt’s real versus hidden rules</w:t>
-      </w:r>
-    </w:p>
-    <w:p>
-      <w:pPr>
-        <w:pStyle w:val="ListParagraph"/>
-        <w:numPr>
-          <w:ilvl w:val="0"/>
-          <w:numId w:val="14"/>
-        </w:numPr>
-      </w:pPr>
-      <w:r>
-        <w:t>Introduce as epistemic</w:t>
-      </w:r>
-    </w:p>
-    <w:p>
-      <w:pPr>
-        <w:pStyle w:val="Heading2"/>
-      </w:pPr>
-      <w:bookmarkStart w:id="17" w:name="_Toc220591741"/>
-      <w:r>
-        <w:t>3.3 (Hypotheses/Expectations)</w:t>
-      </w:r>
-      <w:bookmarkEnd w:id="17"/>
-    </w:p>
-    <w:p>
-      <w:pPr>
-        <w:pStyle w:val="Heading2"/>
-      </w:pPr>
-      <w:bookmarkStart w:id="18" w:name="_Toc220591742"/>
-      <w:r>
-        <w:t>3..4 (Data</w:t>
-      </w:r>
-      <w:r>
-        <w:t>/Design)</w:t>
-      </w:r>
-      <w:bookmarkEnd w:id="18"/>
-    </w:p>
-    <w:p>
-      <w:pPr>
-        <w:pStyle w:val="Heading1"/>
-      </w:pPr>
-      <w:bookmarkStart w:id="19" w:name="_Toc220591743"/>
-      <w:r>
-        <w:t xml:space="preserve">IV. </w:t>
-      </w:r>
-      <w:r>
-        <w:t>Test 2</w:t>
-      </w:r>
-      <w:r>
-        <w:t>: Descriptive and Substantive Representation of Carceral Constituencies</w:t>
-      </w:r>
-      <w:bookmarkEnd w:id="19"/>
-    </w:p>
-    <w:p>
-      <w:pPr>
-        <w:pStyle w:val="Heading2"/>
-      </w:pPr>
-      <w:bookmarkStart w:id="20" w:name="_Toc220591744"/>
-      <w:r>
-        <w:t>4.1 (Theory) Do We Care Who Our Legislators Are?</w:t>
-      </w:r>
-      <w:bookmarkEnd w:id="20"/>
+      <w:bookmarkStart w:id="22" w:name="_Toc220591745"/>
+      <w:r>
+        <w:t>4.2 (Theory) Expectations About Experience</w:t>
+      </w:r>
+      <w:bookmarkEnd w:id="22"/>
     </w:p>
     <w:p>
       <w:pPr>
@@ -5682,13 +7044,7 @@
         </w:numPr>
       </w:pPr>
       <w:r>
-        <w:t xml:space="preserve">Descriptive rep – why </w:t>
-      </w:r>
-      <w:r>
-        <w:t xml:space="preserve">it </w:t>
-      </w:r>
-      <w:r>
-        <w:t>theoretically maters</w:t>
+        <w:t>State of descriptive rep maybe here</w:t>
       </w:r>
     </w:p>
     <w:p>
@@ -5700,7 +7056,7 @@
         </w:numPr>
       </w:pPr>
       <w:r>
-        <w:t>What descriptive rep scholars have studied</w:t>
+        <w:t>Who is likely not present / why would expect legislators to be rare</w:t>
       </w:r>
     </w:p>
     <w:p>
@@ -5712,79 +7068,8 @@
         </w:numPr>
       </w:pPr>
       <w:r>
-        <w:t>Why experience is also relevant</w:t>
-      </w:r>
-    </w:p>
-    <w:p>
-      <w:pPr>
-        <w:pStyle w:val="ListParagraph"/>
-        <w:numPr>
-          <w:ilvl w:val="0"/>
-          <w:numId w:val="10"/>
-        </w:numPr>
-      </w:pPr>
-      <w:r>
-        <w:t>Why experience is also potentially especially relevant here</w:t>
-      </w:r>
-    </w:p>
-    <w:p>
-      <w:pPr>
-        <w:pStyle w:val="ListParagraph"/>
-        <w:ind w:left="1440"/>
-      </w:pPr>
-    </w:p>
-    <w:p>
-      <w:pPr>
-        <w:pStyle w:val="Heading2"/>
-      </w:pPr>
-      <w:bookmarkStart w:id="21" w:name="_Toc220591745"/>
-      <w:r>
-        <w:t>4.2 (Theory) Expectations About Experience</w:t>
-      </w:r>
-      <w:bookmarkEnd w:id="21"/>
-    </w:p>
-    <w:p>
-      <w:pPr>
-        <w:pStyle w:val="ListParagraph"/>
-        <w:numPr>
-          <w:ilvl w:val="0"/>
-          <w:numId w:val="10"/>
-        </w:numPr>
-      </w:pPr>
-      <w:r>
-        <w:t>State of descriptive rep maybe here</w:t>
-      </w:r>
-    </w:p>
-    <w:p>
-      <w:pPr>
-        <w:pStyle w:val="ListParagraph"/>
-        <w:numPr>
-          <w:ilvl w:val="0"/>
-          <w:numId w:val="10"/>
-        </w:numPr>
-      </w:pPr>
-      <w:r>
-        <w:t>Who is likely not present / why would expect legislators to be rare</w:t>
-      </w:r>
-    </w:p>
-    <w:p>
-      <w:pPr>
-        <w:pStyle w:val="ListParagraph"/>
-        <w:numPr>
-          <w:ilvl w:val="0"/>
-          <w:numId w:val="10"/>
-        </w:numPr>
-      </w:pPr>
-      <w:r>
-        <w:t xml:space="preserve">[“returning to the Mansbridge quoting the other guy famous </w:t>
-      </w:r>
-      <w:proofErr w:type="gramStart"/>
-      <w:r>
-        <w:t>question”…</w:t>
-      </w:r>
-      <w:proofErr w:type="gramEnd"/>
-      <w:r>
-        <w:t>proxies, or representation by people with proximate impact, also important because:</w:t>
+        <w:lastRenderedPageBreak/>
+        <w:t>[“returning to the Mansbridge quoting the other guy famous question”…proxies, or representation by people with proximate impact, also important because:</w:t>
       </w:r>
     </w:p>
     <w:p>
@@ -5820,15 +7105,7 @@
         </w:numPr>
       </w:pPr>
       <w:r>
-        <w:t xml:space="preserve">Still, in the world as it is </w:t>
-      </w:r>
-      <w:proofErr w:type="gramStart"/>
-      <w:r>
-        <w:t>its</w:t>
-      </w:r>
-      <w:proofErr w:type="gramEnd"/>
-      <w:r>
-        <w:t xml:space="preserve"> true that having committed or been convicted of a crime could be a barrier to election</w:t>
+        <w:t>Still, in the world as it is its true that having committed or been convicted of a crime could be a barrier to election</w:t>
       </w:r>
     </w:p>
     <w:p>
@@ -5840,7 +7117,6 @@
         </w:numPr>
       </w:pPr>
       <w:r>
-        <w:lastRenderedPageBreak/>
         <w:t>Thus, assuming we’ve just seen that people who are proximally impacted think more like people who’ve been down than weirdos, these folks become important.</w:t>
       </w:r>
     </w:p>
@@ -5918,42 +7194,38 @@
         <w:ind w:left="720"/>
       </w:pPr>
       <w:r>
-        <w:t xml:space="preserve">In the US, such matters prompted an interest among political scientists in understanding who legislators are – primarily their race, gender, and socioeconomic background (Carnes, Clark &amp; Hansen). [Skipping over structures that -&gt; state of descriptive rep]. Despite gains since the passage of the Voting Rights Act, descriptive representation in the US remains substantially below proportional levels across race, ethnicity, gender, and socioeconomic background (). Congress and state legislatures continue to underrepresent Black, Latino, and working-class Americans, particularly in leadership positions that correspond with political resources. </w:t>
-      </w:r>
-      <w:proofErr w:type="spellStart"/>
-      <w:r>
-        <w:t>Electeds</w:t>
-      </w:r>
-      <w:proofErr w:type="spellEnd"/>
-      <w:r>
-        <w:t xml:space="preserve"> are overwhelmingly wealthier and more likely to come from white-collar professions than the populations they represent – legislators from working-class backgrounds are especially unrepresented given their relative share of the labor force (Carnes). While early scholarship on descriptive representation noted linear relationships between district demographics and minority representation, more recent work shows that these relationships are conditional and often constrained by institutional and political dynamics including “racial threat,” party gatekeeping, and limits on majority minority districting (Shah, Clark, …). Often attributed to [nod to structural?], demographic change alone in the US does not produce proportional descriptive representation. This is particularly so in state legislatures, where policies domains - like that of the carceral state – which disproportionately affect marginalized communities are </w:t>
-      </w:r>
-      <w:commentRangeStart w:id="22"/>
+        <w:t xml:space="preserve">In the US, such matters prompted an interest among political scientists in understanding who legislators are – primarily their race, gender, and socioeconomic background (Carnes, Clark &amp; Hansen). [Skipping over structures that -&gt; state of descriptive rep]. Despite gains since the passage of the Voting Rights Act, descriptive representation in the US remains substantially below proportional levels across race, ethnicity, gender, and socioeconomic background (). Congress and state legislatures continue to underrepresent Black, Latino, and working-class Americans, particularly in leadership positions that correspond with political resources. Electeds are overwhelmingly wealthier and more likely to come from white-collar professions than the populations they represent – legislators from working-class backgrounds are especially unrepresented given their relative share </w:t>
+      </w:r>
+      <w:r>
+        <w:lastRenderedPageBreak/>
+        <w:t xml:space="preserve">of the labor force (Carnes). While early scholarship on descriptive representation noted linear relationships between district demographics and minority representation, more recent work shows that these relationships are conditional and often constrained by institutional and political dynamics including “racial threat,” party gatekeeping, and limits on majority minority districting (Shah, Clark, …). Often attributed to [nod to structural?], demographic change alone in the US does not produce proportional descriptive representation. This is particularly so in state legislatures, where policies domains - like that of the carceral state – which disproportionately affect marginalized communities are </w:t>
+      </w:r>
       <w:commentRangeStart w:id="23"/>
       <w:commentRangeStart w:id="24"/>
+      <w:commentRangeStart w:id="25"/>
       <w:r>
         <w:t>governed</w:t>
       </w:r>
-      <w:commentRangeEnd w:id="22"/>
+      <w:commentRangeEnd w:id="23"/>
       <w:r>
         <w:rPr>
           <w:rStyle w:val="CommentReference"/>
         </w:rPr>
-        <w:commentReference w:id="22"/>
-      </w:r>
-      <w:commentRangeEnd w:id="23"/>
+        <w:commentReference w:id="23"/>
+      </w:r>
+      <w:commentRangeEnd w:id="24"/>
       <w:r>
         <w:rPr>
           <w:rStyle w:val="CommentReference"/>
         </w:rPr>
-        <w:commentReference w:id="23"/>
-      </w:r>
-      <w:commentRangeEnd w:id="24"/>
+        <w:commentReference w:id="24"/>
+      </w:r>
+      <w:commentRangeEnd w:id="25"/>
       <w:r>
         <w:rPr>
           <w:rStyle w:val="CommentReference"/>
         </w:rPr>
-        <w:commentReference w:id="24"/>
+        <w:commentReference w:id="25"/>
       </w:r>
       <w:r>
         <w:t xml:space="preserve">. </w:t>
@@ -5968,40 +7240,7 @@
           <w:b/>
           <w:bCs/>
         </w:rPr>
-        <w:lastRenderedPageBreak/>
-        <w:t xml:space="preserve">Paragraph </w:t>
-      </w:r>
-      <w:proofErr w:type="gramStart"/>
-      <w:r>
-        <w:rPr>
-          <w:b/>
-          <w:bCs/>
-        </w:rPr>
-        <w:t>on:</w:t>
-      </w:r>
-      <w:proofErr w:type="gramEnd"/>
-      <w:r>
-        <w:rPr>
-          <w:b/>
-          <w:bCs/>
-        </w:rPr>
-        <w:t xml:space="preserve"> the literature tells us that </w:t>
-      </w:r>
-      <w:proofErr w:type="gramStart"/>
-      <w:r>
-        <w:rPr>
-          <w:b/>
-          <w:bCs/>
-        </w:rPr>
-        <w:t>descriptive  -</w:t>
-      </w:r>
-      <w:proofErr w:type="gramEnd"/>
-      <w:r>
-        <w:rPr>
-          <w:b/>
-          <w:bCs/>
-        </w:rPr>
-        <w:t>&gt; substantive (policy responsiveness) and (for now) service responsiveness</w:t>
+        <w:t>Paragraph on: the literature tells us that descriptive  -&gt; substantive (policy responsiveness) and (for now) service responsiveness</w:t>
       </w:r>
     </w:p>
     <w:p>
@@ -6021,13 +7260,8 @@
         </w:numPr>
         <w:ind w:left="1440"/>
       </w:pPr>
-      <w:proofErr w:type="spellStart"/>
-      <w:r>
-        <w:t>Broockman</w:t>
-      </w:r>
-      <w:proofErr w:type="spellEnd"/>
-      <w:r>
-        <w:t xml:space="preserve"> 2013</w:t>
+      <w:r>
+        <w:t>Broockman 2013</w:t>
       </w:r>
     </w:p>
     <w:p>
@@ -6040,23 +7274,7 @@
         <w:ind w:left="1440"/>
       </w:pPr>
       <w:r>
-        <w:t>Black descriptive representation predicts state policy agendas and outcomes, including in the domain of criminal justice reform (</w:t>
-      </w:r>
-      <w:proofErr w:type="spellStart"/>
-      <w:r>
-        <w:t>Preuhs</w:t>
-      </w:r>
-      <w:proofErr w:type="spellEnd"/>
-      <w:r>
-        <w:t xml:space="preserve"> 20016; Owens 2020), although </w:t>
-      </w:r>
-      <w:proofErr w:type="spellStart"/>
-      <w:r>
-        <w:t>hese</w:t>
-      </w:r>
-      <w:proofErr w:type="spellEnd"/>
-      <w:r>
-        <w:t xml:space="preserve"> effects remain contingent on institutional context, party control, and overall minority representation (Hawkesworth 2003). </w:t>
+        <w:t xml:space="preserve">Black descriptive representation predicts state policy agendas and outcomes, including in the domain of criminal justice reform (Preuhs 20016; Owens 2020), although hese effects remain contingent on institutional context, party control, and overall minority representation (Hawkesworth 2003). </w:t>
       </w:r>
     </w:p>
     <w:p>
@@ -6093,22 +7311,22 @@
       <w:pPr>
         <w:pStyle w:val="Heading2"/>
       </w:pPr>
-      <w:bookmarkStart w:id="25" w:name="_Toc220591746"/>
+      <w:bookmarkStart w:id="26" w:name="_Toc220591746"/>
       <w:r>
         <w:t>4.3 (Hypotheses/Expectations)</w:t>
       </w:r>
-      <w:bookmarkEnd w:id="25"/>
+      <w:bookmarkEnd w:id="26"/>
     </w:p>
     <w:p/>
     <w:p>
       <w:pPr>
         <w:pStyle w:val="Heading2"/>
       </w:pPr>
-      <w:bookmarkStart w:id="26" w:name="_Toc220591747"/>
+      <w:bookmarkStart w:id="27" w:name="_Toc220591747"/>
       <w:r>
         <w:t>4.4 (Data/Design)</w:t>
       </w:r>
-      <w:bookmarkEnd w:id="26"/>
+      <w:bookmarkEnd w:id="27"/>
     </w:p>
     <w:p>
       <w:pPr>
@@ -6179,6 +7397,7 @@
         </w:numPr>
       </w:pPr>
       <w:r>
+        <w:lastRenderedPageBreak/>
         <w:t>Newsletters</w:t>
       </w:r>
     </w:p>
@@ -6246,9 +7465,8 @@
       <w:pPr>
         <w:pStyle w:val="Heading2"/>
       </w:pPr>
-      <w:bookmarkStart w:id="27" w:name="_Toc220591748"/>
-      <w:r>
-        <w:lastRenderedPageBreak/>
+      <w:bookmarkStart w:id="28" w:name="_Toc220591748"/>
+      <w:r>
         <w:t>4.</w:t>
       </w:r>
       <w:r>
@@ -6266,7 +7484,7 @@
       <w:r>
         <w:t>: When Descriptive Representation Matters</w:t>
       </w:r>
-      <w:bookmarkEnd w:id="27"/>
+      <w:bookmarkEnd w:id="28"/>
     </w:p>
     <w:p>
       <w:pPr>
@@ -6313,11 +7531,11 @@
       <w:pPr>
         <w:pStyle w:val="Heading2"/>
       </w:pPr>
-      <w:bookmarkStart w:id="28" w:name="_Toc220591749"/>
+      <w:bookmarkStart w:id="29" w:name="_Toc220591749"/>
       <w:r>
         <w:t>4.6 (Theory): Expectations About Legislative Action</w:t>
       </w:r>
-      <w:bookmarkEnd w:id="28"/>
+      <w:bookmarkEnd w:id="29"/>
       <w:r>
         <w:t xml:space="preserve"> </w:t>
       </w:r>
@@ -6387,21 +7605,21 @@
       <w:pPr>
         <w:pStyle w:val="Heading2"/>
       </w:pPr>
-      <w:bookmarkStart w:id="29" w:name="_Toc220591750"/>
+      <w:bookmarkStart w:id="30" w:name="_Toc220591750"/>
       <w:r>
         <w:t>4.7 (Hypotheses/Expectations)</w:t>
       </w:r>
-      <w:bookmarkEnd w:id="29"/>
+      <w:bookmarkEnd w:id="30"/>
     </w:p>
     <w:p>
       <w:pPr>
         <w:pStyle w:val="Heading2"/>
       </w:pPr>
-      <w:bookmarkStart w:id="30" w:name="_Toc220591751"/>
+      <w:bookmarkStart w:id="31" w:name="_Toc220591751"/>
       <w:r>
         <w:t>4.8 (Data/Design)</w:t>
       </w:r>
-      <w:bookmarkEnd w:id="30"/>
+      <w:bookmarkEnd w:id="31"/>
     </w:p>
     <w:p>
       <w:pPr>
@@ -6425,17 +7643,15 @@
         </w:numPr>
         <w:jc w:val="both"/>
       </w:pPr>
-      <w:proofErr w:type="spellStart"/>
       <w:r>
         <w:t>Legistorm</w:t>
       </w:r>
-      <w:proofErr w:type="spellEnd"/>
     </w:p>
     <w:p>
       <w:pPr>
         <w:pStyle w:val="Heading1"/>
       </w:pPr>
-      <w:bookmarkStart w:id="31" w:name="_Toc220591752"/>
+      <w:bookmarkStart w:id="32" w:name="_Toc220591752"/>
       <w:r>
         <w:t xml:space="preserve">V. </w:t>
       </w:r>
@@ -6445,7 +7661,7 @@
       <w:r>
         <w:t>: Symbolic and Epistemic Representation</w:t>
       </w:r>
-      <w:bookmarkEnd w:id="31"/>
+      <w:bookmarkEnd w:id="32"/>
     </w:p>
     <w:p>
       <w:pPr>
@@ -6456,41 +7672,42 @@
       <w:pPr>
         <w:pStyle w:val="Heading2"/>
       </w:pPr>
-      <w:bookmarkStart w:id="32" w:name="_Toc220591753"/>
-      <w:r>
+      <w:bookmarkStart w:id="33" w:name="_Toc220591753"/>
+      <w:r>
+        <w:lastRenderedPageBreak/>
         <w:t>5.1 (Theory) Symbolic Representation as Constitutive</w:t>
       </w:r>
-      <w:bookmarkEnd w:id="32"/>
+      <w:bookmarkEnd w:id="33"/>
     </w:p>
     <w:p>
       <w:pPr>
         <w:pStyle w:val="Heading2"/>
       </w:pPr>
-      <w:bookmarkStart w:id="33" w:name="_Toc220591754"/>
+      <w:bookmarkStart w:id="34" w:name="_Toc220591754"/>
       <w:r>
         <w:t>5.2 (Theory) Epistemic Injustice and Selective Hearing</w:t>
       </w:r>
-      <w:bookmarkEnd w:id="33"/>
+      <w:bookmarkEnd w:id="34"/>
     </w:p>
     <w:p>
       <w:pPr>
         <w:pStyle w:val="Heading2"/>
       </w:pPr>
-      <w:bookmarkStart w:id="34" w:name="_Toc220591755"/>
+      <w:bookmarkStart w:id="35" w:name="_Toc220591755"/>
       <w:r>
         <w:t>5.3 Expectations About Symbolic Recognition</w:t>
       </w:r>
-      <w:bookmarkEnd w:id="34"/>
+      <w:bookmarkEnd w:id="35"/>
     </w:p>
     <w:p>
       <w:pPr>
         <w:pStyle w:val="Heading2"/>
       </w:pPr>
-      <w:bookmarkStart w:id="35" w:name="_Toc220591756"/>
+      <w:bookmarkStart w:id="36" w:name="_Toc220591756"/>
       <w:r>
         <w:t>5.4 (Hypotheses/Expectations)</w:t>
       </w:r>
-      <w:bookmarkEnd w:id="35"/>
+      <w:bookmarkEnd w:id="36"/>
     </w:p>
     <w:p>
       <w:pPr>
@@ -6501,11 +7718,11 @@
       <w:pPr>
         <w:pStyle w:val="Heading2"/>
       </w:pPr>
-      <w:bookmarkStart w:id="36" w:name="_Toc220591757"/>
+      <w:bookmarkStart w:id="37" w:name="_Toc220591757"/>
       <w:r>
         <w:t>5.5 (Data/Design)</w:t>
       </w:r>
-      <w:bookmarkEnd w:id="36"/>
+      <w:bookmarkEnd w:id="37"/>
     </w:p>
     <w:p>
       <w:pPr>
@@ -6540,7 +7757,6 @@
         </w:numPr>
       </w:pPr>
       <w:r>
-        <w:lastRenderedPageBreak/>
         <w:t>Impacted legislators</w:t>
       </w:r>
     </w:p>
@@ -6553,23 +7769,7 @@
         </w:numPr>
       </w:pPr>
       <w:r>
-        <w:t xml:space="preserve">(B) Maybe this can be </w:t>
-      </w:r>
-      <w:proofErr w:type="spellStart"/>
-      <w:r>
-        <w:t>FOIA’d</w:t>
-      </w:r>
-      <w:proofErr w:type="spellEnd"/>
-      <w:r>
-        <w:t xml:space="preserve">, but if </w:t>
-      </w:r>
-      <w:proofErr w:type="gramStart"/>
-      <w:r>
-        <w:t>not</w:t>
-      </w:r>
-      <w:proofErr w:type="gramEnd"/>
-      <w:r>
-        <w:t xml:space="preserve"> maybe I have already scraped for legislators talking about impacted identify from</w:t>
+        <w:t>(B) Maybe this can be FOIA’d, but if not maybe I have already scraped for legislators talking about impacted identify from</w:t>
       </w:r>
     </w:p>
     <w:p>
@@ -6616,11 +7816,9 @@
           <w:numId w:val="15"/>
         </w:numPr>
       </w:pPr>
-      <w:proofErr w:type="spellStart"/>
       <w:r>
         <w:t>Etc</w:t>
       </w:r>
-      <w:proofErr w:type="spellEnd"/>
     </w:p>
     <w:p>
       <w:pPr>
@@ -6631,15 +7829,7 @@
         </w:numPr>
       </w:pPr>
       <w:r>
-        <w:t xml:space="preserve">(C) If so, </w:t>
-      </w:r>
-      <w:proofErr w:type="gramStart"/>
-      <w:r>
-        <w:t>ideally</w:t>
-      </w:r>
-      <w:proofErr w:type="gramEnd"/>
-      <w:r>
-        <w:t xml:space="preserve"> I can have also gathered data on:</w:t>
+        <w:t>(C) If so, ideally I can have also gathered data on:</w:t>
       </w:r>
     </w:p>
     <w:p>
@@ -6682,11 +7872,11 @@
       <w:pPr>
         <w:pStyle w:val="Heading1"/>
       </w:pPr>
-      <w:bookmarkStart w:id="37" w:name="_Toc220591758"/>
+      <w:bookmarkStart w:id="38" w:name="_Toc220591758"/>
       <w:r>
         <w:t>VI. Conclusion &amp; Implications</w:t>
       </w:r>
-      <w:bookmarkEnd w:id="37"/>
+      <w:bookmarkEnd w:id="38"/>
     </w:p>
     <w:p/>
     <w:p>
@@ -6710,13 +7900,8 @@
         </w:numPr>
       </w:pPr>
       <w:r>
-        <w:t xml:space="preserve">Maybe actually notes on viability, backups, exit ramps, </w:t>
-      </w:r>
-      <w:proofErr w:type="spellStart"/>
-      <w:r>
-        <w:t>etc</w:t>
-      </w:r>
-      <w:proofErr w:type="spellEnd"/>
+        <w:t>Maybe actually notes on viability, backups, exit ramps, etc</w:t>
+      </w:r>
     </w:p>
     <w:p>
       <w:pPr>
@@ -6954,7 +8139,7 @@
       </w:r>
     </w:p>
   </w:comment>
-  <w:comment w:id="22" w:author="Kristina Mensik" w:date="2026-01-27T23:55:00Z" w:initials="KM">
+  <w:comment w:id="14" w:author="Kristina Mensik" w:date="2026-03-04T12:53:00Z" w:initials="KM">
     <w:p>
       <w:r>
         <w:rPr>
@@ -6967,11 +8152,11 @@
           <w:sz w:val="20"/>
           <w:szCs w:val="20"/>
         </w:rPr>
-        <w:t>this could be where I go to -&gt; we don't know about experience or -&gt; why descrip should /may predict anything</w:t>
+        <w:t>this isn't right</w:t>
       </w:r>
     </w:p>
   </w:comment>
-  <w:comment w:id="23" w:author="Kristina Mensik" w:date="2026-01-28T00:13:00Z" w:initials="KM">
+  <w:comment w:id="15" w:author="Kristina Mensik" w:date="2026-03-04T12:54:00Z" w:initials="KM">
     <w:p>
       <w:r>
         <w:rPr>
@@ -6984,11 +8169,63 @@
           <w:sz w:val="20"/>
           <w:szCs w:val="20"/>
         </w:rPr>
+        <w:t>surrogate</w:t>
+      </w:r>
+    </w:p>
+  </w:comment>
+  <w:comment w:id="18" w:author="Kristina Mensik" w:date="2026-03-04T12:56:00Z" w:initials="KM">
+    <w:p>
+      <w:r>
+        <w:rPr>
+          <w:rStyle w:val="CommentReference"/>
+        </w:rPr>
+        <w:annotationRef/>
+      </w:r>
+      <w:r>
+        <w:rPr>
+          <w:sz w:val="20"/>
+          <w:szCs w:val="20"/>
+        </w:rPr>
+        <w:t xml:space="preserve">[make clearer road map of what to expect in the document] </w:t>
+      </w:r>
+    </w:p>
+    <w:p/>
+  </w:comment>
+  <w:comment w:id="23" w:author="Kristina Mensik" w:date="2026-01-27T23:55:00Z" w:initials="KM">
+    <w:p>
+      <w:r>
+        <w:rPr>
+          <w:rStyle w:val="CommentReference"/>
+        </w:rPr>
+        <w:annotationRef/>
+      </w:r>
+      <w:r>
+        <w:rPr>
+          <w:sz w:val="20"/>
+          <w:szCs w:val="20"/>
+        </w:rPr>
+        <w:t>this could be where I go to -&gt; we don't know about experience or -&gt; why descrip should /may predict anything</w:t>
+      </w:r>
+    </w:p>
+  </w:comment>
+  <w:comment w:id="24" w:author="Kristina Mensik" w:date="2026-01-28T00:13:00Z" w:initials="KM">
+    <w:p>
+      <w:r>
+        <w:rPr>
+          <w:rStyle w:val="CommentReference"/>
+        </w:rPr>
+        <w:annotationRef/>
+      </w:r>
+      <w:r>
+        <w:rPr>
+          <w:sz w:val="20"/>
+          <w:szCs w:val="20"/>
+        </w:rPr>
         <w:t xml:space="preserve">Also if I move the bulk of descriptive from the start of the intro to later or back to test 2a, then this would definitely go to 'but we don't know about experience' - </w:t>
       </w:r>
     </w:p>
   </w:comment>
-  <w:comment w:id="24" w:author="Kristina Mensik" w:date="2026-01-28T00:14:00Z" w:initials="KM">
+  <w:comment w:id="25" w:author="Kristina Mensik" w:date="2026-01-28T00:14:00Z" w:initials="KM">
     <w:p>
       <w:r>
         <w:rPr>
@@ -7020,6 +8257,9 @@
   <w15:commentEx w15:paraId="196E07C6" w15:done="0"/>
   <w15:commentEx w15:paraId="309C9F0B" w15:done="0"/>
   <w15:commentEx w15:paraId="159F3CDB" w15:done="0"/>
+  <w15:commentEx w15:paraId="0525BF8E" w15:done="0"/>
+  <w15:commentEx w15:paraId="1434EBD0" w15:done="0"/>
+  <w15:commentEx w15:paraId="369CC5F5" w15:done="0"/>
   <w15:commentEx w15:paraId="34220B2C" w15:done="0"/>
   <w15:commentEx w15:paraId="19137339" w15:paraIdParent="34220B2C" w15:done="0"/>
   <w15:commentEx w15:paraId="1A381C30" w15:paraIdParent="34220B2C" w15:done="0"/>
@@ -7038,6 +8278,9 @@
   <w16cex:commentExtensible w16cex:durableId="0BFA69FE" w16cex:dateUtc="2026-02-28T19:57:00Z"/>
   <w16cex:commentExtensible w16cex:durableId="595CB873" w16cex:dateUtc="2026-03-03T00:13:00Z"/>
   <w16cex:commentExtensible w16cex:durableId="6A8CFEF9" w16cex:dateUtc="2026-03-01T02:51:00Z"/>
+  <w16cex:commentExtensible w16cex:durableId="1EE01185" w16cex:dateUtc="2026-03-04T17:53:00Z"/>
+  <w16cex:commentExtensible w16cex:durableId="48228886" w16cex:dateUtc="2026-03-04T17:54:00Z"/>
+  <w16cex:commentExtensible w16cex:durableId="769E2F31" w16cex:dateUtc="2026-03-04T17:56:00Z"/>
   <w16cex:commentExtensible w16cex:durableId="42F418E9" w16cex:dateUtc="2026-01-28T04:55:00Z"/>
   <w16cex:commentExtensible w16cex:durableId="07B91AF4" w16cex:dateUtc="2026-01-28T05:13:00Z"/>
   <w16cex:commentExtensible w16cex:durableId="0BCBB365" w16cex:dateUtc="2026-01-28T05:14:00Z"/>
@@ -7056,6 +8299,9 @@
   <w16cid:commentId w16cid:paraId="196E07C6" w16cid:durableId="0BFA69FE"/>
   <w16cid:commentId w16cid:paraId="309C9F0B" w16cid:durableId="595CB873"/>
   <w16cid:commentId w16cid:paraId="159F3CDB" w16cid:durableId="6A8CFEF9"/>
+  <w16cid:commentId w16cid:paraId="0525BF8E" w16cid:durableId="1EE01185"/>
+  <w16cid:commentId w16cid:paraId="1434EBD0" w16cid:durableId="48228886"/>
+  <w16cid:commentId w16cid:paraId="369CC5F5" w16cid:durableId="769E2F31"/>
   <w16cid:commentId w16cid:paraId="34220B2C" w16cid:durableId="42F418E9"/>
   <w16cid:commentId w16cid:paraId="19137339" w16cid:durableId="07B91AF4"/>
   <w16cid:commentId w16cid:paraId="1A381C30" w16cid:durableId="0BCBB365"/>
@@ -7082,6 +8328,75 @@
       <w:r>
         <w:continuationSeparator/>
       </w:r>
+    </w:p>
+  </w:endnote>
+  <w:endnote w:id="1">
+    <w:p>
+      <w:pPr>
+        <w:pStyle w:val="EndnoteText"/>
+      </w:pPr>
+      <w:r>
+        <w:rPr>
+          <w:rStyle w:val="EndnoteReference"/>
+        </w:rPr>
+        <w:endnoteRef/>
+      </w:r>
+      <w:r>
+        <w:t xml:space="preserve"> </w:t>
+      </w:r>
+    </w:p>
+  </w:endnote>
+  <w:endnote w:id="2">
+    <w:p>
+      <w:pPr>
+        <w:pStyle w:val="p1"/>
+      </w:pPr>
+      <w:r>
+        <w:rPr>
+          <w:rStyle w:val="EndnoteReference"/>
+        </w:rPr>
+        <w:endnoteRef/>
+      </w:r>
+      <w:r>
+        <w:t xml:space="preserve"> One notable exception is Levine and Russell (2023), who show how the design and financing of victim com-</w:t>
+      </w:r>
+    </w:p>
+    <w:p>
+      <w:pPr>
+        <w:pStyle w:val="p1"/>
+      </w:pPr>
+      <w:r>
+        <w:t>pensation law constructs victims as morally deserving and politically worthy, helping expand state responsibility.</w:t>
+      </w:r>
+    </w:p>
+    <w:p>
+      <w:pPr>
+        <w:pStyle w:val="p1"/>
+      </w:pPr>
+      <w:r>
+        <w:t>Yet even here, the analysis centers on state building and symbolic policy meaning—rather than how victimization</w:t>
+      </w:r>
+    </w:p>
+    <w:p>
+      <w:pPr>
+        <w:pStyle w:val="p1"/>
+      </w:pPr>
+      <w:r>
+        <w:t>itself may function as a form of lived experience that may alter how individuals perceive the state, its targets, and</w:t>
+      </w:r>
+    </w:p>
+    <w:p>
+      <w:pPr>
+        <w:pStyle w:val="p1"/>
+      </w:pPr>
+      <w:r>
+        <w:t>what policies they deserve.</w:t>
+      </w:r>
+    </w:p>
+    <w:p>
+      <w:pPr>
+        <w:pStyle w:val="EndnoteText"/>
+      </w:pPr>
     </w:p>
   </w:endnote>
 </w:endnotes>
@@ -8796,6 +10111,118 @@
     </w:lvl>
   </w:abstractNum>
   <w:abstractNum w:abstractNumId="15" w15:restartNumberingAfterBreak="0">
+    <w:nsid w:val="38A37B36"/>
+    <w:multiLevelType w:val="hybridMultilevel"/>
+    <w:tmpl w:val="30489656"/>
+    <w:lvl w:ilvl="0" w:tplc="07EA0224">
+      <w:numFmt w:val="bullet"/>
+      <w:lvlText w:val="-"/>
+      <w:lvlJc w:val="left"/>
+      <w:pPr>
+        <w:ind w:left="720" w:hanging="360"/>
+      </w:pPr>
+      <w:rPr>
+        <w:rFonts w:ascii="Times New Roman" w:eastAsia="Times New Roman" w:hAnsi="Times New Roman" w:cs="Times New Roman" w:hint="default"/>
+      </w:rPr>
+    </w:lvl>
+    <w:lvl w:ilvl="1" w:tplc="04090003" w:tentative="1">
+      <w:start w:val="1"/>
+      <w:numFmt w:val="bullet"/>
+      <w:lvlText w:val="o"/>
+      <w:lvlJc w:val="left"/>
+      <w:pPr>
+        <w:ind w:left="1440" w:hanging="360"/>
+      </w:pPr>
+      <w:rPr>
+        <w:rFonts w:ascii="Courier New" w:hAnsi="Courier New" w:cs="Courier New" w:hint="default"/>
+      </w:rPr>
+    </w:lvl>
+    <w:lvl w:ilvl="2" w:tplc="04090005" w:tentative="1">
+      <w:start w:val="1"/>
+      <w:numFmt w:val="bullet"/>
+      <w:lvlText w:val=""/>
+      <w:lvlJc w:val="left"/>
+      <w:pPr>
+        <w:ind w:left="2160" w:hanging="360"/>
+      </w:pPr>
+      <w:rPr>
+        <w:rFonts w:ascii="Wingdings" w:hAnsi="Wingdings" w:hint="default"/>
+      </w:rPr>
+    </w:lvl>
+    <w:lvl w:ilvl="3" w:tplc="04090001" w:tentative="1">
+      <w:start w:val="1"/>
+      <w:numFmt w:val="bullet"/>
+      <w:lvlText w:val=""/>
+      <w:lvlJc w:val="left"/>
+      <w:pPr>
+        <w:ind w:left="2880" w:hanging="360"/>
+      </w:pPr>
+      <w:rPr>
+        <w:rFonts w:ascii="Symbol" w:hAnsi="Symbol" w:hint="default"/>
+      </w:rPr>
+    </w:lvl>
+    <w:lvl w:ilvl="4" w:tplc="04090003" w:tentative="1">
+      <w:start w:val="1"/>
+      <w:numFmt w:val="bullet"/>
+      <w:lvlText w:val="o"/>
+      <w:lvlJc w:val="left"/>
+      <w:pPr>
+        <w:ind w:left="3600" w:hanging="360"/>
+      </w:pPr>
+      <w:rPr>
+        <w:rFonts w:ascii="Courier New" w:hAnsi="Courier New" w:cs="Courier New" w:hint="default"/>
+      </w:rPr>
+    </w:lvl>
+    <w:lvl w:ilvl="5" w:tplc="04090005" w:tentative="1">
+      <w:start w:val="1"/>
+      <w:numFmt w:val="bullet"/>
+      <w:lvlText w:val=""/>
+      <w:lvlJc w:val="left"/>
+      <w:pPr>
+        <w:ind w:left="4320" w:hanging="360"/>
+      </w:pPr>
+      <w:rPr>
+        <w:rFonts w:ascii="Wingdings" w:hAnsi="Wingdings" w:hint="default"/>
+      </w:rPr>
+    </w:lvl>
+    <w:lvl w:ilvl="6" w:tplc="04090001" w:tentative="1">
+      <w:start w:val="1"/>
+      <w:numFmt w:val="bullet"/>
+      <w:lvlText w:val=""/>
+      <w:lvlJc w:val="left"/>
+      <w:pPr>
+        <w:ind w:left="5040" w:hanging="360"/>
+      </w:pPr>
+      <w:rPr>
+        <w:rFonts w:ascii="Symbol" w:hAnsi="Symbol" w:hint="default"/>
+      </w:rPr>
+    </w:lvl>
+    <w:lvl w:ilvl="7" w:tplc="04090003" w:tentative="1">
+      <w:start w:val="1"/>
+      <w:numFmt w:val="bullet"/>
+      <w:lvlText w:val="o"/>
+      <w:lvlJc w:val="left"/>
+      <w:pPr>
+        <w:ind w:left="5760" w:hanging="360"/>
+      </w:pPr>
+      <w:rPr>
+        <w:rFonts w:ascii="Courier New" w:hAnsi="Courier New" w:cs="Courier New" w:hint="default"/>
+      </w:rPr>
+    </w:lvl>
+    <w:lvl w:ilvl="8" w:tplc="04090005" w:tentative="1">
+      <w:start w:val="1"/>
+      <w:numFmt w:val="bullet"/>
+      <w:lvlText w:val=""/>
+      <w:lvlJc w:val="left"/>
+      <w:pPr>
+        <w:ind w:left="6480" w:hanging="360"/>
+      </w:pPr>
+      <w:rPr>
+        <w:rFonts w:ascii="Wingdings" w:hAnsi="Wingdings" w:hint="default"/>
+      </w:rPr>
+    </w:lvl>
+  </w:abstractNum>
+  <w:abstractNum w:abstractNumId="16" w15:restartNumberingAfterBreak="0">
     <w:nsid w:val="3F072A64"/>
     <w:multiLevelType w:val="hybridMultilevel"/>
     <w:tmpl w:val="0724685C"/>
@@ -8908,7 +10335,7 @@
       </w:rPr>
     </w:lvl>
   </w:abstractNum>
-  <w:abstractNum w:abstractNumId="16" w15:restartNumberingAfterBreak="0">
+  <w:abstractNum w:abstractNumId="17" w15:restartNumberingAfterBreak="0">
     <w:nsid w:val="3F170EB5"/>
     <w:multiLevelType w:val="hybridMultilevel"/>
     <w:tmpl w:val="E9CAABFA"/>
@@ -9021,7 +10448,7 @@
       </w:rPr>
     </w:lvl>
   </w:abstractNum>
-  <w:abstractNum w:abstractNumId="17" w15:restartNumberingAfterBreak="0">
+  <w:abstractNum w:abstractNumId="18" w15:restartNumberingAfterBreak="0">
     <w:nsid w:val="42690A4E"/>
     <w:multiLevelType w:val="hybridMultilevel"/>
     <w:tmpl w:val="0D84C414"/>
@@ -9134,7 +10561,7 @@
       </w:rPr>
     </w:lvl>
   </w:abstractNum>
-  <w:abstractNum w:abstractNumId="18" w15:restartNumberingAfterBreak="0">
+  <w:abstractNum w:abstractNumId="19" w15:restartNumberingAfterBreak="0">
     <w:nsid w:val="45D25727"/>
     <w:multiLevelType w:val="hybridMultilevel"/>
     <w:tmpl w:val="8698E324"/>
@@ -9246,7 +10673,7 @@
       </w:rPr>
     </w:lvl>
   </w:abstractNum>
-  <w:abstractNum w:abstractNumId="19" w15:restartNumberingAfterBreak="0">
+  <w:abstractNum w:abstractNumId="20" w15:restartNumberingAfterBreak="0">
     <w:nsid w:val="51480E44"/>
     <w:multiLevelType w:val="hybridMultilevel"/>
     <w:tmpl w:val="CD18AEF0"/>
@@ -9359,7 +10786,7 @@
       </w:rPr>
     </w:lvl>
   </w:abstractNum>
-  <w:abstractNum w:abstractNumId="20" w15:restartNumberingAfterBreak="0">
+  <w:abstractNum w:abstractNumId="21" w15:restartNumberingAfterBreak="0">
     <w:nsid w:val="5480775D"/>
     <w:multiLevelType w:val="hybridMultilevel"/>
     <w:tmpl w:val="09C08FA0"/>
@@ -9472,7 +10899,156 @@
       </w:rPr>
     </w:lvl>
   </w:abstractNum>
-  <w:abstractNum w:abstractNumId="21" w15:restartNumberingAfterBreak="0">
+  <w:abstractNum w:abstractNumId="22" w15:restartNumberingAfterBreak="0">
+    <w:nsid w:val="56CB5F0B"/>
+    <w:multiLevelType w:val="multilevel"/>
+    <w:tmpl w:val="CA6C169A"/>
+    <w:lvl w:ilvl="0">
+      <w:start w:val="1"/>
+      <w:numFmt w:val="bullet"/>
+      <w:lvlText w:val=""/>
+      <w:lvlJc w:val="left"/>
+      <w:pPr>
+        <w:tabs>
+          <w:tab w:val="num" w:pos="720"/>
+        </w:tabs>
+        <w:ind w:left="720" w:hanging="360"/>
+      </w:pPr>
+      <w:rPr>
+        <w:rFonts w:ascii="Symbol" w:hAnsi="Symbol" w:hint="default"/>
+        <w:sz w:val="20"/>
+      </w:rPr>
+    </w:lvl>
+    <w:lvl w:ilvl="1" w:tentative="1">
+      <w:start w:val="1"/>
+      <w:numFmt w:val="bullet"/>
+      <w:lvlText w:val="o"/>
+      <w:lvlJc w:val="left"/>
+      <w:pPr>
+        <w:tabs>
+          <w:tab w:val="num" w:pos="1440"/>
+        </w:tabs>
+        <w:ind w:left="1440" w:hanging="360"/>
+      </w:pPr>
+      <w:rPr>
+        <w:rFonts w:ascii="Courier New" w:hAnsi="Courier New" w:hint="default"/>
+        <w:sz w:val="20"/>
+      </w:rPr>
+    </w:lvl>
+    <w:lvl w:ilvl="2" w:tentative="1">
+      <w:start w:val="1"/>
+      <w:numFmt w:val="bullet"/>
+      <w:lvlText w:val=""/>
+      <w:lvlJc w:val="left"/>
+      <w:pPr>
+        <w:tabs>
+          <w:tab w:val="num" w:pos="2160"/>
+        </w:tabs>
+        <w:ind w:left="2160" w:hanging="360"/>
+      </w:pPr>
+      <w:rPr>
+        <w:rFonts w:ascii="Wingdings" w:hAnsi="Wingdings" w:hint="default"/>
+        <w:sz w:val="20"/>
+      </w:rPr>
+    </w:lvl>
+    <w:lvl w:ilvl="3" w:tentative="1">
+      <w:start w:val="1"/>
+      <w:numFmt w:val="bullet"/>
+      <w:lvlText w:val=""/>
+      <w:lvlJc w:val="left"/>
+      <w:pPr>
+        <w:tabs>
+          <w:tab w:val="num" w:pos="2880"/>
+        </w:tabs>
+        <w:ind w:left="2880" w:hanging="360"/>
+      </w:pPr>
+      <w:rPr>
+        <w:rFonts w:ascii="Wingdings" w:hAnsi="Wingdings" w:hint="default"/>
+        <w:sz w:val="20"/>
+      </w:rPr>
+    </w:lvl>
+    <w:lvl w:ilvl="4" w:tentative="1">
+      <w:start w:val="1"/>
+      <w:numFmt w:val="bullet"/>
+      <w:lvlText w:val=""/>
+      <w:lvlJc w:val="left"/>
+      <w:pPr>
+        <w:tabs>
+          <w:tab w:val="num" w:pos="3600"/>
+        </w:tabs>
+        <w:ind w:left="3600" w:hanging="360"/>
+      </w:pPr>
+      <w:rPr>
+        <w:rFonts w:ascii="Wingdings" w:hAnsi="Wingdings" w:hint="default"/>
+        <w:sz w:val="20"/>
+      </w:rPr>
+    </w:lvl>
+    <w:lvl w:ilvl="5" w:tentative="1">
+      <w:start w:val="1"/>
+      <w:numFmt w:val="bullet"/>
+      <w:lvlText w:val=""/>
+      <w:lvlJc w:val="left"/>
+      <w:pPr>
+        <w:tabs>
+          <w:tab w:val="num" w:pos="4320"/>
+        </w:tabs>
+        <w:ind w:left="4320" w:hanging="360"/>
+      </w:pPr>
+      <w:rPr>
+        <w:rFonts w:ascii="Wingdings" w:hAnsi="Wingdings" w:hint="default"/>
+        <w:sz w:val="20"/>
+      </w:rPr>
+    </w:lvl>
+    <w:lvl w:ilvl="6" w:tentative="1">
+      <w:start w:val="1"/>
+      <w:numFmt w:val="bullet"/>
+      <w:lvlText w:val=""/>
+      <w:lvlJc w:val="left"/>
+      <w:pPr>
+        <w:tabs>
+          <w:tab w:val="num" w:pos="5040"/>
+        </w:tabs>
+        <w:ind w:left="5040" w:hanging="360"/>
+      </w:pPr>
+      <w:rPr>
+        <w:rFonts w:ascii="Wingdings" w:hAnsi="Wingdings" w:hint="default"/>
+        <w:sz w:val="20"/>
+      </w:rPr>
+    </w:lvl>
+    <w:lvl w:ilvl="7" w:tentative="1">
+      <w:start w:val="1"/>
+      <w:numFmt w:val="bullet"/>
+      <w:lvlText w:val=""/>
+      <w:lvlJc w:val="left"/>
+      <w:pPr>
+        <w:tabs>
+          <w:tab w:val="num" w:pos="5760"/>
+        </w:tabs>
+        <w:ind w:left="5760" w:hanging="360"/>
+      </w:pPr>
+      <w:rPr>
+        <w:rFonts w:ascii="Wingdings" w:hAnsi="Wingdings" w:hint="default"/>
+        <w:sz w:val="20"/>
+      </w:rPr>
+    </w:lvl>
+    <w:lvl w:ilvl="8" w:tentative="1">
+      <w:start w:val="1"/>
+      <w:numFmt w:val="bullet"/>
+      <w:lvlText w:val=""/>
+      <w:lvlJc w:val="left"/>
+      <w:pPr>
+        <w:tabs>
+          <w:tab w:val="num" w:pos="6480"/>
+        </w:tabs>
+        <w:ind w:left="6480" w:hanging="360"/>
+      </w:pPr>
+      <w:rPr>
+        <w:rFonts w:ascii="Wingdings" w:hAnsi="Wingdings" w:hint="default"/>
+        <w:sz w:val="20"/>
+      </w:rPr>
+    </w:lvl>
+  </w:abstractNum>
+  <w:abstractNum w:abstractNumId="23" w15:restartNumberingAfterBreak="0">
     <w:nsid w:val="58F04AE7"/>
     <w:multiLevelType w:val="hybridMultilevel"/>
     <w:tmpl w:val="ADC01B22"/>
@@ -9585,7 +11161,7 @@
       </w:rPr>
     </w:lvl>
   </w:abstractNum>
-  <w:abstractNum w:abstractNumId="22" w15:restartNumberingAfterBreak="0">
+  <w:abstractNum w:abstractNumId="24" w15:restartNumberingAfterBreak="0">
     <w:nsid w:val="59C77987"/>
     <w:multiLevelType w:val="hybridMultilevel"/>
     <w:tmpl w:val="EEEA41E8"/>
@@ -9698,7 +11274,7 @@
       </w:rPr>
     </w:lvl>
   </w:abstractNum>
-  <w:abstractNum w:abstractNumId="23" w15:restartNumberingAfterBreak="0">
+  <w:abstractNum w:abstractNumId="25" w15:restartNumberingAfterBreak="0">
     <w:nsid w:val="5EBE75BF"/>
     <w:multiLevelType w:val="hybridMultilevel"/>
     <w:tmpl w:val="D5C819B8"/>
@@ -9811,7 +11387,120 @@
       </w:rPr>
     </w:lvl>
   </w:abstractNum>
-  <w:abstractNum w:abstractNumId="24" w15:restartNumberingAfterBreak="0">
+  <w:abstractNum w:abstractNumId="26" w15:restartNumberingAfterBreak="0">
+    <w:nsid w:val="60DB7E52"/>
+    <w:multiLevelType w:val="hybridMultilevel"/>
+    <w:tmpl w:val="EC6467B8"/>
+    <w:lvl w:ilvl="0" w:tplc="972AC16C">
+      <w:start w:val="3"/>
+      <w:numFmt w:val="bullet"/>
+      <w:lvlText w:val="-"/>
+      <w:lvlJc w:val="left"/>
+      <w:pPr>
+        <w:ind w:left="720" w:hanging="360"/>
+      </w:pPr>
+      <w:rPr>
+        <w:rFonts w:ascii="Aptos" w:eastAsiaTheme="minorHAnsi" w:hAnsi="Aptos" w:cstheme="minorBidi" w:hint="default"/>
+      </w:rPr>
+    </w:lvl>
+    <w:lvl w:ilvl="1" w:tplc="04090003">
+      <w:start w:val="1"/>
+      <w:numFmt w:val="bullet"/>
+      <w:lvlText w:val="o"/>
+      <w:lvlJc w:val="left"/>
+      <w:pPr>
+        <w:ind w:left="1440" w:hanging="360"/>
+      </w:pPr>
+      <w:rPr>
+        <w:rFonts w:ascii="Courier New" w:hAnsi="Courier New" w:cs="Courier New" w:hint="default"/>
+      </w:rPr>
+    </w:lvl>
+    <w:lvl w:ilvl="2" w:tplc="04090005" w:tentative="1">
+      <w:start w:val="1"/>
+      <w:numFmt w:val="bullet"/>
+      <w:lvlText w:val=""/>
+      <w:lvlJc w:val="left"/>
+      <w:pPr>
+        <w:ind w:left="2160" w:hanging="360"/>
+      </w:pPr>
+      <w:rPr>
+        <w:rFonts w:ascii="Wingdings" w:hAnsi="Wingdings" w:hint="default"/>
+      </w:rPr>
+    </w:lvl>
+    <w:lvl w:ilvl="3" w:tplc="04090001" w:tentative="1">
+      <w:start w:val="1"/>
+      <w:numFmt w:val="bullet"/>
+      <w:lvlText w:val=""/>
+      <w:lvlJc w:val="left"/>
+      <w:pPr>
+        <w:ind w:left="2880" w:hanging="360"/>
+      </w:pPr>
+      <w:rPr>
+        <w:rFonts w:ascii="Symbol" w:hAnsi="Symbol" w:hint="default"/>
+      </w:rPr>
+    </w:lvl>
+    <w:lvl w:ilvl="4" w:tplc="04090003" w:tentative="1">
+      <w:start w:val="1"/>
+      <w:numFmt w:val="bullet"/>
+      <w:lvlText w:val="o"/>
+      <w:lvlJc w:val="left"/>
+      <w:pPr>
+        <w:ind w:left="3600" w:hanging="360"/>
+      </w:pPr>
+      <w:rPr>
+        <w:rFonts w:ascii="Courier New" w:hAnsi="Courier New" w:cs="Courier New" w:hint="default"/>
+      </w:rPr>
+    </w:lvl>
+    <w:lvl w:ilvl="5" w:tplc="04090005" w:tentative="1">
+      <w:start w:val="1"/>
+      <w:numFmt w:val="bullet"/>
+      <w:lvlText w:val=""/>
+      <w:lvlJc w:val="left"/>
+      <w:pPr>
+        <w:ind w:left="4320" w:hanging="360"/>
+      </w:pPr>
+      <w:rPr>
+        <w:rFonts w:ascii="Wingdings" w:hAnsi="Wingdings" w:hint="default"/>
+      </w:rPr>
+    </w:lvl>
+    <w:lvl w:ilvl="6" w:tplc="04090001" w:tentative="1">
+      <w:start w:val="1"/>
+      <w:numFmt w:val="bullet"/>
+      <w:lvlText w:val=""/>
+      <w:lvlJc w:val="left"/>
+      <w:pPr>
+        <w:ind w:left="5040" w:hanging="360"/>
+      </w:pPr>
+      <w:rPr>
+        <w:rFonts w:ascii="Symbol" w:hAnsi="Symbol" w:hint="default"/>
+      </w:rPr>
+    </w:lvl>
+    <w:lvl w:ilvl="7" w:tplc="04090003" w:tentative="1">
+      <w:start w:val="1"/>
+      <w:numFmt w:val="bullet"/>
+      <w:lvlText w:val="o"/>
+      <w:lvlJc w:val="left"/>
+      <w:pPr>
+        <w:ind w:left="5760" w:hanging="360"/>
+      </w:pPr>
+      <w:rPr>
+        <w:rFonts w:ascii="Courier New" w:hAnsi="Courier New" w:cs="Courier New" w:hint="default"/>
+      </w:rPr>
+    </w:lvl>
+    <w:lvl w:ilvl="8" w:tplc="04090005" w:tentative="1">
+      <w:start w:val="1"/>
+      <w:numFmt w:val="bullet"/>
+      <w:lvlText w:val=""/>
+      <w:lvlJc w:val="left"/>
+      <w:pPr>
+        <w:ind w:left="6480" w:hanging="360"/>
+      </w:pPr>
+      <w:rPr>
+        <w:rFonts w:ascii="Wingdings" w:hAnsi="Wingdings" w:hint="default"/>
+      </w:rPr>
+    </w:lvl>
+  </w:abstractNum>
+  <w:abstractNum w:abstractNumId="27" w15:restartNumberingAfterBreak="0">
     <w:nsid w:val="619F68DD"/>
     <w:multiLevelType w:val="hybridMultilevel"/>
     <w:tmpl w:val="434050CA"/>
@@ -9924,7 +11613,7 @@
       </w:rPr>
     </w:lvl>
   </w:abstractNum>
-  <w:abstractNum w:abstractNumId="25" w15:restartNumberingAfterBreak="0">
+  <w:abstractNum w:abstractNumId="28" w15:restartNumberingAfterBreak="0">
     <w:nsid w:val="6DB212F5"/>
     <w:multiLevelType w:val="hybridMultilevel"/>
     <w:tmpl w:val="D5781EBE"/>
@@ -10036,7 +11725,7 @@
       </w:rPr>
     </w:lvl>
   </w:abstractNum>
-  <w:abstractNum w:abstractNumId="26" w15:restartNumberingAfterBreak="0">
+  <w:abstractNum w:abstractNumId="29" w15:restartNumberingAfterBreak="0">
     <w:nsid w:val="6FB25705"/>
     <w:multiLevelType w:val="hybridMultilevel"/>
     <w:tmpl w:val="3FDE7522"/>
@@ -10149,7 +11838,7 @@
       </w:rPr>
     </w:lvl>
   </w:abstractNum>
-  <w:abstractNum w:abstractNumId="27" w15:restartNumberingAfterBreak="0">
+  <w:abstractNum w:abstractNumId="30" w15:restartNumberingAfterBreak="0">
     <w:nsid w:val="746B035E"/>
     <w:multiLevelType w:val="hybridMultilevel"/>
     <w:tmpl w:val="94F0561C"/>
@@ -10262,7 +11951,119 @@
       </w:rPr>
     </w:lvl>
   </w:abstractNum>
-  <w:abstractNum w:abstractNumId="28" w15:restartNumberingAfterBreak="0">
+  <w:abstractNum w:abstractNumId="31" w15:restartNumberingAfterBreak="0">
+    <w:nsid w:val="784E1697"/>
+    <w:multiLevelType w:val="hybridMultilevel"/>
+    <w:tmpl w:val="8BFA6CF2"/>
+    <w:lvl w:ilvl="0" w:tplc="07EA0224">
+      <w:numFmt w:val="bullet"/>
+      <w:lvlText w:val="-"/>
+      <w:lvlJc w:val="left"/>
+      <w:pPr>
+        <w:ind w:left="720" w:hanging="360"/>
+      </w:pPr>
+      <w:rPr>
+        <w:rFonts w:ascii="Times New Roman" w:eastAsia="Times New Roman" w:hAnsi="Times New Roman" w:cs="Times New Roman" w:hint="default"/>
+      </w:rPr>
+    </w:lvl>
+    <w:lvl w:ilvl="1" w:tplc="04090003">
+      <w:start w:val="1"/>
+      <w:numFmt w:val="bullet"/>
+      <w:lvlText w:val="o"/>
+      <w:lvlJc w:val="left"/>
+      <w:pPr>
+        <w:ind w:left="1440" w:hanging="360"/>
+      </w:pPr>
+      <w:rPr>
+        <w:rFonts w:ascii="Courier New" w:hAnsi="Courier New" w:cs="Courier New" w:hint="default"/>
+      </w:rPr>
+    </w:lvl>
+    <w:lvl w:ilvl="2" w:tplc="04090005" w:tentative="1">
+      <w:start w:val="1"/>
+      <w:numFmt w:val="bullet"/>
+      <w:lvlText w:val=""/>
+      <w:lvlJc w:val="left"/>
+      <w:pPr>
+        <w:ind w:left="2160" w:hanging="360"/>
+      </w:pPr>
+      <w:rPr>
+        <w:rFonts w:ascii="Wingdings" w:hAnsi="Wingdings" w:hint="default"/>
+      </w:rPr>
+    </w:lvl>
+    <w:lvl w:ilvl="3" w:tplc="04090001" w:tentative="1">
+      <w:start w:val="1"/>
+      <w:numFmt w:val="bullet"/>
+      <w:lvlText w:val=""/>
+      <w:lvlJc w:val="left"/>
+      <w:pPr>
+        <w:ind w:left="2880" w:hanging="360"/>
+      </w:pPr>
+      <w:rPr>
+        <w:rFonts w:ascii="Symbol" w:hAnsi="Symbol" w:hint="default"/>
+      </w:rPr>
+    </w:lvl>
+    <w:lvl w:ilvl="4" w:tplc="04090003" w:tentative="1">
+      <w:start w:val="1"/>
+      <w:numFmt w:val="bullet"/>
+      <w:lvlText w:val="o"/>
+      <w:lvlJc w:val="left"/>
+      <w:pPr>
+        <w:ind w:left="3600" w:hanging="360"/>
+      </w:pPr>
+      <w:rPr>
+        <w:rFonts w:ascii="Courier New" w:hAnsi="Courier New" w:cs="Courier New" w:hint="default"/>
+      </w:rPr>
+    </w:lvl>
+    <w:lvl w:ilvl="5" w:tplc="04090005" w:tentative="1">
+      <w:start w:val="1"/>
+      <w:numFmt w:val="bullet"/>
+      <w:lvlText w:val=""/>
+      <w:lvlJc w:val="left"/>
+      <w:pPr>
+        <w:ind w:left="4320" w:hanging="360"/>
+      </w:pPr>
+      <w:rPr>
+        <w:rFonts w:ascii="Wingdings" w:hAnsi="Wingdings" w:hint="default"/>
+      </w:rPr>
+    </w:lvl>
+    <w:lvl w:ilvl="6" w:tplc="04090001" w:tentative="1">
+      <w:start w:val="1"/>
+      <w:numFmt w:val="bullet"/>
+      <w:lvlText w:val=""/>
+      <w:lvlJc w:val="left"/>
+      <w:pPr>
+        <w:ind w:left="5040" w:hanging="360"/>
+      </w:pPr>
+      <w:rPr>
+        <w:rFonts w:ascii="Symbol" w:hAnsi="Symbol" w:hint="default"/>
+      </w:rPr>
+    </w:lvl>
+    <w:lvl w:ilvl="7" w:tplc="04090003" w:tentative="1">
+      <w:start w:val="1"/>
+      <w:numFmt w:val="bullet"/>
+      <w:lvlText w:val="o"/>
+      <w:lvlJc w:val="left"/>
+      <w:pPr>
+        <w:ind w:left="5760" w:hanging="360"/>
+      </w:pPr>
+      <w:rPr>
+        <w:rFonts w:ascii="Courier New" w:hAnsi="Courier New" w:cs="Courier New" w:hint="default"/>
+      </w:rPr>
+    </w:lvl>
+    <w:lvl w:ilvl="8" w:tplc="04090005" w:tentative="1">
+      <w:start w:val="1"/>
+      <w:numFmt w:val="bullet"/>
+      <w:lvlText w:val=""/>
+      <w:lvlJc w:val="left"/>
+      <w:pPr>
+        <w:ind w:left="6480" w:hanging="360"/>
+      </w:pPr>
+      <w:rPr>
+        <w:rFonts w:ascii="Wingdings" w:hAnsi="Wingdings" w:hint="default"/>
+      </w:rPr>
+    </w:lvl>
+  </w:abstractNum>
+  <w:abstractNum w:abstractNumId="32" w15:restartNumberingAfterBreak="0">
     <w:nsid w:val="78E115F0"/>
     <w:multiLevelType w:val="hybridMultilevel"/>
     <w:tmpl w:val="B2ACE452"/>
@@ -10379,10 +12180,10 @@
     <w:abstractNumId w:val="0"/>
   </w:num>
   <w:num w:numId="2" w16cid:durableId="302195302">
-    <w:abstractNumId w:val="23"/>
+    <w:abstractNumId w:val="25"/>
   </w:num>
   <w:num w:numId="3" w16cid:durableId="1941909325">
-    <w:abstractNumId w:val="19"/>
+    <w:abstractNumId w:val="20"/>
   </w:num>
   <w:num w:numId="4" w16cid:durableId="1778213345">
     <w:abstractNumId w:val="12"/>
@@ -10394,13 +12195,13 @@
     <w:abstractNumId w:val="5"/>
   </w:num>
   <w:num w:numId="7" w16cid:durableId="1448307287">
-    <w:abstractNumId w:val="24"/>
+    <w:abstractNumId w:val="27"/>
   </w:num>
   <w:num w:numId="8" w16cid:durableId="1409426247">
     <w:abstractNumId w:val="11"/>
   </w:num>
   <w:num w:numId="9" w16cid:durableId="1345519617">
-    <w:abstractNumId w:val="20"/>
+    <w:abstractNumId w:val="21"/>
   </w:num>
   <w:num w:numId="10" w16cid:durableId="607542148">
     <w:abstractNumId w:val="7"/>
@@ -10412,7 +12213,7 @@
     <w:abstractNumId w:val="9"/>
   </w:num>
   <w:num w:numId="13" w16cid:durableId="1063063690">
-    <w:abstractNumId w:val="16"/>
+    <w:abstractNumId w:val="17"/>
   </w:num>
   <w:num w:numId="14" w16cid:durableId="1687562852">
     <w:abstractNumId w:val="3"/>
@@ -10421,28 +12222,28 @@
     <w:abstractNumId w:val="13"/>
   </w:num>
   <w:num w:numId="16" w16cid:durableId="1250312468">
-    <w:abstractNumId w:val="21"/>
+    <w:abstractNumId w:val="23"/>
   </w:num>
   <w:num w:numId="17" w16cid:durableId="175534330">
-    <w:abstractNumId w:val="27"/>
+    <w:abstractNumId w:val="30"/>
   </w:num>
   <w:num w:numId="18" w16cid:durableId="1852602535">
-    <w:abstractNumId w:val="26"/>
+    <w:abstractNumId w:val="29"/>
   </w:num>
   <w:num w:numId="19" w16cid:durableId="1392343131">
     <w:abstractNumId w:val="8"/>
   </w:num>
   <w:num w:numId="20" w16cid:durableId="350179728">
-    <w:abstractNumId w:val="22"/>
+    <w:abstractNumId w:val="24"/>
   </w:num>
   <w:num w:numId="21" w16cid:durableId="1198662055">
-    <w:abstractNumId w:val="15"/>
+    <w:abstractNumId w:val="16"/>
   </w:num>
   <w:num w:numId="22" w16cid:durableId="1512258154">
-    <w:abstractNumId w:val="17"/>
+    <w:abstractNumId w:val="18"/>
   </w:num>
   <w:num w:numId="23" w16cid:durableId="648899330">
-    <w:abstractNumId w:val="28"/>
+    <w:abstractNumId w:val="32"/>
   </w:num>
   <w:num w:numId="24" w16cid:durableId="2104719525">
     <w:abstractNumId w:val="10"/>
@@ -10454,13 +12255,25 @@
     <w:abstractNumId w:val="6"/>
   </w:num>
   <w:num w:numId="27" w16cid:durableId="1569144153">
-    <w:abstractNumId w:val="18"/>
+    <w:abstractNumId w:val="19"/>
   </w:num>
   <w:num w:numId="28" w16cid:durableId="2139181554">
-    <w:abstractNumId w:val="25"/>
+    <w:abstractNumId w:val="28"/>
   </w:num>
   <w:num w:numId="29" w16cid:durableId="882909095">
     <w:abstractNumId w:val="2"/>
+  </w:num>
+  <w:num w:numId="30" w16cid:durableId="1445467626">
+    <w:abstractNumId w:val="31"/>
+  </w:num>
+  <w:num w:numId="31" w16cid:durableId="687683033">
+    <w:abstractNumId w:val="22"/>
+  </w:num>
+  <w:num w:numId="32" w16cid:durableId="1656454390">
+    <w:abstractNumId w:val="15"/>
+  </w:num>
+  <w:num w:numId="33" w16cid:durableId="141582951">
+    <w:abstractNumId w:val="26"/>
   </w:num>
 </w:numbering>
 </file>
@@ -11720,6 +13533,61 @@
       <w:vertAlign w:val="superscript"/>
     </w:rPr>
   </w:style>
+  <w:style w:type="paragraph" w:styleId="EndnoteText">
+    <w:name w:val="endnote text"/>
+    <w:basedOn w:val="Normal"/>
+    <w:link w:val="EndnoteTextChar"/>
+    <w:uiPriority w:val="99"/>
+    <w:semiHidden/>
+    <w:unhideWhenUsed/>
+    <w:rsid w:val="005A41C2"/>
+    <w:pPr>
+      <w:spacing w:after="0" w:line="240" w:lineRule="auto"/>
+    </w:pPr>
+    <w:rPr>
+      <w:sz w:val="20"/>
+      <w:szCs w:val="20"/>
+    </w:rPr>
+  </w:style>
+  <w:style w:type="character" w:customStyle="1" w:styleId="EndnoteTextChar">
+    <w:name w:val="Endnote Text Char"/>
+    <w:basedOn w:val="DefaultParagraphFont"/>
+    <w:link w:val="EndnoteText"/>
+    <w:uiPriority w:val="99"/>
+    <w:semiHidden/>
+    <w:rsid w:val="005A41C2"/>
+    <w:rPr>
+      <w:sz w:val="20"/>
+      <w:szCs w:val="20"/>
+    </w:rPr>
+  </w:style>
+  <w:style w:type="character" w:styleId="EndnoteReference">
+    <w:name w:val="endnote reference"/>
+    <w:basedOn w:val="DefaultParagraphFont"/>
+    <w:uiPriority w:val="99"/>
+    <w:semiHidden/>
+    <w:unhideWhenUsed/>
+    <w:rsid w:val="005A41C2"/>
+    <w:rPr>
+      <w:vertAlign w:val="superscript"/>
+    </w:rPr>
+  </w:style>
+  <w:style w:type="paragraph" w:customStyle="1" w:styleId="p1">
+    <w:name w:val="p1"/>
+    <w:basedOn w:val="Normal"/>
+    <w:rsid w:val="005A41C2"/>
+    <w:pPr>
+      <w:spacing w:after="0" w:line="240" w:lineRule="auto"/>
+    </w:pPr>
+    <w:rPr>
+      <w:rFonts w:ascii="Helvetica" w:eastAsia="Times New Roman" w:hAnsi="Helvetica" w:cs="Times New Roman"/>
+      <w:color w:val="000000"/>
+      <w:kern w:val="0"/>
+      <w:sz w:val="14"/>
+      <w:szCs w:val="14"/>
+      <w14:ligatures w14:val="none"/>
+    </w:rPr>
+  </w:style>
 </w:styles>
 </file>
 
